--- a/resources/templates/rental_contract_template.docx
+++ b/resources/templates/rental_contract_template.docx
@@ -4690,18 +4690,18 @@
                 <w:highlight w:val="white"/>
               </w:rPr>
               <w:drawing>
-                <wp:anchor distT="0" distB="0" distL="114300" distR="114300" simplePos="0" relativeHeight="251684864" behindDoc="0" locked="0" layoutInCell="1" allowOverlap="1" wp14:anchorId="41418C51" wp14:editId="0AB0C6FC">
+                <wp:anchor distT="0" distB="0" distL="114300" distR="114300" simplePos="0" relativeHeight="251701248" behindDoc="0" locked="0" layoutInCell="1" allowOverlap="1" wp14:anchorId="47C5128F" wp14:editId="6E65E4BE">
                   <wp:simplePos x="0" y="0"/>
                   <wp:positionH relativeFrom="page">
-                    <wp:posOffset>-4298632</wp:posOffset>
+                    <wp:posOffset>-4536757</wp:posOffset>
                   </wp:positionH>
                   <wp:positionV relativeFrom="paragraph">
-                    <wp:posOffset>-792164</wp:posOffset>
+                    <wp:posOffset>-830218</wp:posOffset>
                   </wp:positionV>
                   <wp:extent cx="9332418" cy="1720665"/>
                   <wp:effectExtent l="2243772" t="0" r="2436813" b="0"/>
                   <wp:wrapNone/>
-                  <wp:docPr id="25" name="Рисунок 25" descr="C:\Users\Aleksandr.kholin\AppData\Local\Microsoft\Windows\INetCache\Content.MSO\8A1AFAE4.tmp"/>
+                  <wp:docPr id="17" name="Рисунок 17" descr="C:\Users\Aleksandr.kholin\AppData\Local\Microsoft\Windows\INetCache\Content.MSO\8A1AFAE4.tmp"/>
                   <wp:cNvGraphicFramePr>
                     <a:graphicFrameLocks xmlns:a="http://schemas.openxmlformats.org/drawingml/2006/main" noChangeAspect="1"/>
                   </wp:cNvGraphicFramePr>
@@ -9625,79 +9625,6 @@
       <w:r>
         <w:rPr>
           <w:rFonts w:ascii="Tahoma" w:eastAsia="Tahoma" w:hAnsi="Tahoma" w:cs="Tahoma"/>
-          <w:b/>
-          <w:bCs/>
-          <w:noProof/>
-          <w:sz w:val="16"/>
-          <w:szCs w:val="16"/>
-          <w:highlight w:val="white"/>
-        </w:rPr>
-        <w:drawing>
-          <wp:anchor distT="0" distB="0" distL="114300" distR="114300" simplePos="0" relativeHeight="251691008" behindDoc="0" locked="0" layoutInCell="1" allowOverlap="1" wp14:anchorId="2CE67BF8" wp14:editId="212E9A6F">
-            <wp:simplePos x="0" y="0"/>
-            <wp:positionH relativeFrom="margin">
-              <wp:align>right</wp:align>
-            </wp:positionH>
-            <wp:positionV relativeFrom="paragraph">
-              <wp:posOffset>189547</wp:posOffset>
-            </wp:positionV>
-            <wp:extent cx="9332418" cy="1720665"/>
-            <wp:effectExtent l="2243772" t="0" r="2436813" b="0"/>
-            <wp:wrapNone/>
-            <wp:docPr id="28" name="Рисунок 28" descr="C:\Users\Aleksandr.kholin\AppData\Local\Microsoft\Windows\INetCache\Content.MSO\8A1AFAE4.tmp"/>
-            <wp:cNvGraphicFramePr>
-              <a:graphicFrameLocks xmlns:a="http://schemas.openxmlformats.org/drawingml/2006/main" noChangeAspect="1"/>
-            </wp:cNvGraphicFramePr>
-            <a:graphic xmlns:a="http://schemas.openxmlformats.org/drawingml/2006/main">
-              <a:graphicData uri="http://schemas.openxmlformats.org/drawingml/2006/picture">
-                <pic:pic xmlns:pic="http://schemas.openxmlformats.org/drawingml/2006/picture">
-                  <pic:nvPicPr>
-                    <pic:cNvPr id="0" name="Picture 8" descr="C:\Users\Aleksandr.kholin\AppData\Local\Microsoft\Windows\INetCache\Content.MSO\8A1AFAE4.tmp"/>
-                    <pic:cNvPicPr>
-                      <a:picLocks noChangeAspect="1" noChangeArrowheads="1"/>
-                    </pic:cNvPicPr>
-                  </pic:nvPicPr>
-                  <pic:blipFill>
-                    <a:blip r:embed="rId7">
-                      <a:extLst>
-                        <a:ext uri="{28A0092B-C50C-407E-A947-70E740481C1C}">
-                          <a14:useLocalDpi xmlns:a14="http://schemas.microsoft.com/office/drawing/2010/main" val="0"/>
-                        </a:ext>
-                      </a:extLst>
-                    </a:blip>
-                    <a:srcRect/>
-                    <a:stretch>
-                      <a:fillRect/>
-                    </a:stretch>
-                  </pic:blipFill>
-                  <pic:spPr bwMode="auto">
-                    <a:xfrm rot="18590830">
-                      <a:off x="0" y="0"/>
-                      <a:ext cx="9332418" cy="1720665"/>
-                    </a:xfrm>
-                    <a:prstGeom prst="rect">
-                      <a:avLst/>
-                    </a:prstGeom>
-                    <a:noFill/>
-                    <a:ln>
-                      <a:noFill/>
-                    </a:ln>
-                  </pic:spPr>
-                </pic:pic>
-              </a:graphicData>
-            </a:graphic>
-            <wp14:sizeRelH relativeFrom="margin">
-              <wp14:pctWidth>0</wp14:pctWidth>
-            </wp14:sizeRelH>
-            <wp14:sizeRelV relativeFrom="margin">
-              <wp14:pctHeight>0</wp14:pctHeight>
-            </wp14:sizeRelV>
-          </wp:anchor>
-        </w:drawing>
-      </w:r>
-      <w:r>
-        <w:rPr>
-          <w:rFonts w:ascii="Tahoma" w:eastAsia="Tahoma" w:hAnsi="Tahoma" w:cs="Tahoma"/>
           <w:color w:val="000000"/>
           <w:sz w:val="16"/>
           <w:szCs w:val="16"/>
@@ -9809,10 +9736,26 @@
           <w:szCs w:val="16"/>
           <w:highlight w:val="white"/>
         </w:rPr>
-        <w:t>-Аккумуляторы для электровелосипеда: АС-${1й аккумулятор электровелосипеда}</w:t>
-      </w:r>
-      <w:bookmarkStart w:id="10" w:name="_GoBack"/>
-      <w:bookmarkEnd w:id="10"/>
+        <w:t>-Аккумуляторы для электровелосипеда: ${</w:t>
+      </w:r>
+      <w:r>
+        <w:rPr>
+          <w:rFonts w:ascii="Tahoma" w:eastAsia="Tahoma" w:hAnsi="Tahoma" w:cs="Tahoma"/>
+          <w:sz w:val="16"/>
+          <w:szCs w:val="16"/>
+          <w:highlight w:val="white"/>
+        </w:rPr>
+        <w:t>А</w:t>
+      </w:r>
+      <w:r>
+        <w:rPr>
+          <w:rFonts w:ascii="Tahoma" w:eastAsia="Tahoma" w:hAnsi="Tahoma" w:cs="Tahoma"/>
+          <w:sz w:val="16"/>
+          <w:szCs w:val="16"/>
+          <w:highlight w:val="white"/>
+        </w:rPr>
+        <w:t>ккумулятор электровелосипеда}</w:t>
+      </w:r>
       <w:r>
         <w:rPr>
           <w:rFonts w:ascii="Tahoma" w:eastAsia="Tahoma" w:hAnsi="Tahoma" w:cs="Tahoma"/>
@@ -9968,6 +9911,79 @@
                 <w:highlight w:val="white"/>
               </w:rPr>
             </w:pPr>
+            <w:r>
+              <w:rPr>
+                <w:rFonts w:ascii="Tahoma" w:eastAsia="Tahoma" w:hAnsi="Tahoma" w:cs="Tahoma"/>
+                <w:b/>
+                <w:bCs/>
+                <w:noProof/>
+                <w:sz w:val="16"/>
+                <w:szCs w:val="16"/>
+                <w:highlight w:val="white"/>
+              </w:rPr>
+              <w:drawing>
+                <wp:anchor distT="0" distB="0" distL="114300" distR="114300" simplePos="0" relativeHeight="251703296" behindDoc="0" locked="0" layoutInCell="1" allowOverlap="1" wp14:anchorId="47C5128F" wp14:editId="6E65E4BE">
+                  <wp:simplePos x="0" y="0"/>
+                  <wp:positionH relativeFrom="page">
+                    <wp:posOffset>-2075180</wp:posOffset>
+                  </wp:positionH>
+                  <wp:positionV relativeFrom="paragraph">
+                    <wp:posOffset>-1019175</wp:posOffset>
+                  </wp:positionV>
+                  <wp:extent cx="9331960" cy="1720215"/>
+                  <wp:effectExtent l="2243772" t="0" r="2436813" b="0"/>
+                  <wp:wrapNone/>
+                  <wp:docPr id="18" name="Рисунок 18" descr="C:\Users\Aleksandr.kholin\AppData\Local\Microsoft\Windows\INetCache\Content.MSO\8A1AFAE4.tmp"/>
+                  <wp:cNvGraphicFramePr>
+                    <a:graphicFrameLocks xmlns:a="http://schemas.openxmlformats.org/drawingml/2006/main" noChangeAspect="1"/>
+                  </wp:cNvGraphicFramePr>
+                  <a:graphic xmlns:a="http://schemas.openxmlformats.org/drawingml/2006/main">
+                    <a:graphicData uri="http://schemas.openxmlformats.org/drawingml/2006/picture">
+                      <pic:pic xmlns:pic="http://schemas.openxmlformats.org/drawingml/2006/picture">
+                        <pic:nvPicPr>
+                          <pic:cNvPr id="0" name="Picture 8" descr="C:\Users\Aleksandr.kholin\AppData\Local\Microsoft\Windows\INetCache\Content.MSO\8A1AFAE4.tmp"/>
+                          <pic:cNvPicPr>
+                            <a:picLocks noChangeAspect="1" noChangeArrowheads="1"/>
+                          </pic:cNvPicPr>
+                        </pic:nvPicPr>
+                        <pic:blipFill>
+                          <a:blip r:embed="rId7">
+                            <a:extLst>
+                              <a:ext uri="{28A0092B-C50C-407E-A947-70E740481C1C}">
+                                <a14:useLocalDpi xmlns:a14="http://schemas.microsoft.com/office/drawing/2010/main" val="0"/>
+                              </a:ext>
+                            </a:extLst>
+                          </a:blip>
+                          <a:srcRect/>
+                          <a:stretch>
+                            <a:fillRect/>
+                          </a:stretch>
+                        </pic:blipFill>
+                        <pic:spPr bwMode="auto">
+                          <a:xfrm rot="18590830">
+                            <a:off x="0" y="0"/>
+                            <a:ext cx="9331960" cy="1720215"/>
+                          </a:xfrm>
+                          <a:prstGeom prst="rect">
+                            <a:avLst/>
+                          </a:prstGeom>
+                          <a:noFill/>
+                          <a:ln>
+                            <a:noFill/>
+                          </a:ln>
+                        </pic:spPr>
+                      </pic:pic>
+                    </a:graphicData>
+                  </a:graphic>
+                  <wp14:sizeRelH relativeFrom="margin">
+                    <wp14:pctWidth>0</wp14:pctWidth>
+                  </wp14:sizeRelH>
+                  <wp14:sizeRelV relativeFrom="margin">
+                    <wp14:pctHeight>0</wp14:pctHeight>
+                  </wp14:sizeRelV>
+                </wp:anchor>
+              </w:drawing>
+            </w:r>
             <w:r>
               <w:rPr>
                 <w:rFonts w:ascii="Tahoma" w:eastAsia="Tahoma" w:hAnsi="Tahoma" w:cs="Tahoma"/>
@@ -13635,6 +13651,154 @@
             <w:r>
               <w:rPr>
                 <w:rFonts w:ascii="Tahoma" w:eastAsia="Tahoma" w:hAnsi="Tahoma" w:cs="Tahoma"/>
+                <w:sz w:val="20"/>
+                <w:szCs w:val="20"/>
+                <w:highlight w:val="white"/>
+              </w:rPr>
+              <w:t>3500</w:t>
+            </w:r>
+          </w:p>
+        </w:tc>
+        <w:tc>
+          <w:tcPr>
+            <w:tcW w:w="2693" w:type="dxa"/>
+            <w:tcBorders>
+              <w:top w:val="single" w:sz="4" w:space="0" w:color="000000"/>
+              <w:left w:val="single" w:sz="4" w:space="0" w:color="000000"/>
+              <w:bottom w:val="single" w:sz="4" w:space="0" w:color="000000"/>
+              <w:right w:val="single" w:sz="4" w:space="0" w:color="000000"/>
+            </w:tcBorders>
+            <w:shd w:val="clear" w:color="auto" w:fill="auto"/>
+            <w:tcMar>
+              <w:top w:w="80" w:type="dxa"/>
+              <w:left w:w="80" w:type="dxa"/>
+              <w:bottom w:w="80" w:type="dxa"/>
+              <w:right w:w="80" w:type="dxa"/>
+            </w:tcMar>
+          </w:tcPr>
+          <w:p>
+            <w:pPr>
+              <w:spacing w:before="120"/>
+              <w:rPr>
+                <w:highlight w:val="white"/>
+              </w:rPr>
+            </w:pPr>
+            <w:r>
+              <w:rPr>
+                <w:rFonts w:ascii="Tahoma" w:eastAsia="Tahoma" w:hAnsi="Tahoma" w:cs="Tahoma"/>
+                <w:sz w:val="20"/>
+                <w:szCs w:val="20"/>
+                <w:highlight w:val="white"/>
+              </w:rPr>
+              <w:t>4000</w:t>
+            </w:r>
+          </w:p>
+        </w:tc>
+      </w:tr>
+      <w:tr>
+        <w:trPr>
+          <w:trHeight w:val="250"/>
+          <w:jc w:val="center"/>
+        </w:trPr>
+        <w:tc>
+          <w:tcPr>
+            <w:tcW w:w="1413" w:type="dxa"/>
+            <w:tcBorders>
+              <w:top w:val="single" w:sz="4" w:space="0" w:color="000000"/>
+              <w:left w:val="single" w:sz="4" w:space="0" w:color="000000"/>
+              <w:bottom w:val="single" w:sz="4" w:space="0" w:color="000000"/>
+              <w:right w:val="single" w:sz="4" w:space="0" w:color="000000"/>
+            </w:tcBorders>
+            <w:shd w:val="clear" w:color="auto" w:fill="auto"/>
+            <w:tcMar>
+              <w:top w:w="80" w:type="dxa"/>
+              <w:left w:w="80" w:type="dxa"/>
+              <w:bottom w:w="80" w:type="dxa"/>
+              <w:right w:w="80" w:type="dxa"/>
+            </w:tcMar>
+          </w:tcPr>
+          <w:p>
+            <w:pPr>
+              <w:spacing w:before="120"/>
+              <w:rPr>
+                <w:highlight w:val="white"/>
+              </w:rPr>
+            </w:pPr>
+            <w:r>
+              <w:rPr>
+                <w:rFonts w:ascii="Tahoma" w:eastAsia="Tahoma" w:hAnsi="Tahoma" w:cs="Tahoma"/>
+                <w:b/>
+                <w:bCs/>
+                <w:sz w:val="20"/>
+                <w:szCs w:val="20"/>
+                <w:highlight w:val="white"/>
+              </w:rPr>
+              <w:t>1 день</w:t>
+            </w:r>
+          </w:p>
+        </w:tc>
+        <w:tc>
+          <w:tcPr>
+            <w:tcW w:w="2410" w:type="dxa"/>
+            <w:tcBorders>
+              <w:top w:val="single" w:sz="4" w:space="0" w:color="000000"/>
+              <w:left w:val="single" w:sz="4" w:space="0" w:color="000000"/>
+              <w:bottom w:val="single" w:sz="4" w:space="0" w:color="000000"/>
+              <w:right w:val="single" w:sz="4" w:space="0" w:color="000000"/>
+            </w:tcBorders>
+            <w:shd w:val="clear" w:color="auto" w:fill="auto"/>
+            <w:tcMar>
+              <w:top w:w="80" w:type="dxa"/>
+              <w:left w:w="80" w:type="dxa"/>
+              <w:bottom w:w="80" w:type="dxa"/>
+              <w:right w:w="80" w:type="dxa"/>
+            </w:tcMar>
+          </w:tcPr>
+          <w:p>
+            <w:pPr>
+              <w:spacing w:before="120"/>
+              <w:rPr>
+                <w:highlight w:val="white"/>
+              </w:rPr>
+            </w:pPr>
+            <w:r>
+              <w:rPr>
+                <w:rFonts w:ascii="Tahoma" w:eastAsia="Tahoma" w:hAnsi="Tahoma" w:cs="Tahoma"/>
+                <w:sz w:val="20"/>
+                <w:szCs w:val="20"/>
+                <w:highlight w:val="white"/>
+              </w:rPr>
+              <w:t>750</w:t>
+            </w:r>
+          </w:p>
+        </w:tc>
+        <w:tc>
+          <w:tcPr>
+            <w:tcW w:w="2693" w:type="dxa"/>
+            <w:tcBorders>
+              <w:top w:val="single" w:sz="4" w:space="0" w:color="000000"/>
+              <w:left w:val="single" w:sz="4" w:space="0" w:color="000000"/>
+              <w:bottom w:val="single" w:sz="4" w:space="0" w:color="000000"/>
+              <w:right w:val="single" w:sz="4" w:space="0" w:color="000000"/>
+            </w:tcBorders>
+            <w:shd w:val="clear" w:color="auto" w:fill="auto"/>
+            <w:tcMar>
+              <w:top w:w="80" w:type="dxa"/>
+              <w:left w:w="80" w:type="dxa"/>
+              <w:bottom w:w="80" w:type="dxa"/>
+              <w:right w:w="80" w:type="dxa"/>
+            </w:tcMar>
+          </w:tcPr>
+          <w:p>
+            <w:pPr>
+              <w:spacing w:before="120"/>
+              <w:rPr>
+                <w:highlight w:val="white"/>
+              </w:rPr>
+            </w:pPr>
+            <w:r>
+              <w:rPr>
+                <w:rFonts w:ascii="Tahoma" w:eastAsia="Tahoma" w:hAnsi="Tahoma" w:cs="Tahoma"/>
                 <w:b/>
                 <w:bCs/>
                 <w:noProof/>
@@ -13643,18 +13807,18 @@
                 <w:highlight w:val="white"/>
               </w:rPr>
               <w:drawing>
-                <wp:anchor distT="0" distB="0" distL="114300" distR="114300" simplePos="0" relativeHeight="251695104" behindDoc="0" locked="0" layoutInCell="1" allowOverlap="1" wp14:anchorId="2CE67BF8" wp14:editId="212E9A6F">
+                <wp:anchor distT="0" distB="0" distL="114300" distR="114300" simplePos="0" relativeHeight="251707392" behindDoc="0" locked="0" layoutInCell="1" allowOverlap="1" wp14:anchorId="16082F3A" wp14:editId="530878AB">
                   <wp:simplePos x="0" y="0"/>
                   <wp:positionH relativeFrom="page">
-                    <wp:posOffset>-4135437</wp:posOffset>
+                    <wp:posOffset>-4020030</wp:posOffset>
                   </wp:positionH>
                   <wp:positionV relativeFrom="paragraph">
-                    <wp:posOffset>-707708</wp:posOffset>
+                    <wp:posOffset>-949393</wp:posOffset>
                   </wp:positionV>
                   <wp:extent cx="9332418" cy="1720665"/>
                   <wp:effectExtent l="2243772" t="0" r="2436813" b="0"/>
                   <wp:wrapNone/>
-                  <wp:docPr id="30" name="Рисунок 30" descr="C:\Users\Aleksandr.kholin\AppData\Local\Microsoft\Windows\INetCache\Content.MSO\8A1AFAE4.tmp"/>
+                  <wp:docPr id="34" name="Рисунок 34" descr="C:\Users\Aleksandr.kholin\AppData\Local\Microsoft\Windows\INetCache\Content.MSO\8A1AFAE4.tmp"/>
                   <wp:cNvGraphicFramePr>
                     <a:graphicFrameLocks xmlns:a="http://schemas.openxmlformats.org/drawingml/2006/main" noChangeAspect="1"/>
                   </wp:cNvGraphicFramePr>
@@ -13705,154 +13869,6 @@
                 </wp:anchor>
               </w:drawing>
             </w:r>
-            <w:r>
-              <w:rPr>
-                <w:rFonts w:ascii="Tahoma" w:eastAsia="Tahoma" w:hAnsi="Tahoma" w:cs="Tahoma"/>
-                <w:sz w:val="20"/>
-                <w:szCs w:val="20"/>
-                <w:highlight w:val="white"/>
-              </w:rPr>
-              <w:t>3500</w:t>
-            </w:r>
-          </w:p>
-        </w:tc>
-        <w:tc>
-          <w:tcPr>
-            <w:tcW w:w="2693" w:type="dxa"/>
-            <w:tcBorders>
-              <w:top w:val="single" w:sz="4" w:space="0" w:color="000000"/>
-              <w:left w:val="single" w:sz="4" w:space="0" w:color="000000"/>
-              <w:bottom w:val="single" w:sz="4" w:space="0" w:color="000000"/>
-              <w:right w:val="single" w:sz="4" w:space="0" w:color="000000"/>
-            </w:tcBorders>
-            <w:shd w:val="clear" w:color="auto" w:fill="auto"/>
-            <w:tcMar>
-              <w:top w:w="80" w:type="dxa"/>
-              <w:left w:w="80" w:type="dxa"/>
-              <w:bottom w:w="80" w:type="dxa"/>
-              <w:right w:w="80" w:type="dxa"/>
-            </w:tcMar>
-          </w:tcPr>
-          <w:p>
-            <w:pPr>
-              <w:spacing w:before="120"/>
-              <w:rPr>
-                <w:highlight w:val="white"/>
-              </w:rPr>
-            </w:pPr>
-            <w:r>
-              <w:rPr>
-                <w:rFonts w:ascii="Tahoma" w:eastAsia="Tahoma" w:hAnsi="Tahoma" w:cs="Tahoma"/>
-                <w:sz w:val="20"/>
-                <w:szCs w:val="20"/>
-                <w:highlight w:val="white"/>
-              </w:rPr>
-              <w:t>4000</w:t>
-            </w:r>
-          </w:p>
-        </w:tc>
-      </w:tr>
-      <w:tr>
-        <w:trPr>
-          <w:trHeight w:val="250"/>
-          <w:jc w:val="center"/>
-        </w:trPr>
-        <w:tc>
-          <w:tcPr>
-            <w:tcW w:w="1413" w:type="dxa"/>
-            <w:tcBorders>
-              <w:top w:val="single" w:sz="4" w:space="0" w:color="000000"/>
-              <w:left w:val="single" w:sz="4" w:space="0" w:color="000000"/>
-              <w:bottom w:val="single" w:sz="4" w:space="0" w:color="000000"/>
-              <w:right w:val="single" w:sz="4" w:space="0" w:color="000000"/>
-            </w:tcBorders>
-            <w:shd w:val="clear" w:color="auto" w:fill="auto"/>
-            <w:tcMar>
-              <w:top w:w="80" w:type="dxa"/>
-              <w:left w:w="80" w:type="dxa"/>
-              <w:bottom w:w="80" w:type="dxa"/>
-              <w:right w:w="80" w:type="dxa"/>
-            </w:tcMar>
-          </w:tcPr>
-          <w:p>
-            <w:pPr>
-              <w:spacing w:before="120"/>
-              <w:rPr>
-                <w:highlight w:val="white"/>
-              </w:rPr>
-            </w:pPr>
-            <w:r>
-              <w:rPr>
-                <w:rFonts w:ascii="Tahoma" w:eastAsia="Tahoma" w:hAnsi="Tahoma" w:cs="Tahoma"/>
-                <w:b/>
-                <w:bCs/>
-                <w:sz w:val="20"/>
-                <w:szCs w:val="20"/>
-                <w:highlight w:val="white"/>
-              </w:rPr>
-              <w:t>1 день</w:t>
-            </w:r>
-          </w:p>
-        </w:tc>
-        <w:tc>
-          <w:tcPr>
-            <w:tcW w:w="2410" w:type="dxa"/>
-            <w:tcBorders>
-              <w:top w:val="single" w:sz="4" w:space="0" w:color="000000"/>
-              <w:left w:val="single" w:sz="4" w:space="0" w:color="000000"/>
-              <w:bottom w:val="single" w:sz="4" w:space="0" w:color="000000"/>
-              <w:right w:val="single" w:sz="4" w:space="0" w:color="000000"/>
-            </w:tcBorders>
-            <w:shd w:val="clear" w:color="auto" w:fill="auto"/>
-            <w:tcMar>
-              <w:top w:w="80" w:type="dxa"/>
-              <w:left w:w="80" w:type="dxa"/>
-              <w:bottom w:w="80" w:type="dxa"/>
-              <w:right w:w="80" w:type="dxa"/>
-            </w:tcMar>
-          </w:tcPr>
-          <w:p>
-            <w:pPr>
-              <w:spacing w:before="120"/>
-              <w:rPr>
-                <w:highlight w:val="white"/>
-              </w:rPr>
-            </w:pPr>
-            <w:r>
-              <w:rPr>
-                <w:rFonts w:ascii="Tahoma" w:eastAsia="Tahoma" w:hAnsi="Tahoma" w:cs="Tahoma"/>
-                <w:sz w:val="20"/>
-                <w:szCs w:val="20"/>
-                <w:highlight w:val="white"/>
-              </w:rPr>
-              <w:t>750</w:t>
-            </w:r>
-          </w:p>
-        </w:tc>
-        <w:tc>
-          <w:tcPr>
-            <w:tcW w:w="2693" w:type="dxa"/>
-            <w:tcBorders>
-              <w:top w:val="single" w:sz="4" w:space="0" w:color="000000"/>
-              <w:left w:val="single" w:sz="4" w:space="0" w:color="000000"/>
-              <w:bottom w:val="single" w:sz="4" w:space="0" w:color="000000"/>
-              <w:right w:val="single" w:sz="4" w:space="0" w:color="000000"/>
-            </w:tcBorders>
-            <w:shd w:val="clear" w:color="auto" w:fill="auto"/>
-            <w:tcMar>
-              <w:top w:w="80" w:type="dxa"/>
-              <w:left w:w="80" w:type="dxa"/>
-              <w:bottom w:w="80" w:type="dxa"/>
-              <w:right w:w="80" w:type="dxa"/>
-            </w:tcMar>
-          </w:tcPr>
-          <w:p>
-            <w:pPr>
-              <w:spacing w:before="120"/>
-              <w:rPr>
-                <w:highlight w:val="white"/>
-              </w:rPr>
-            </w:pPr>
             <w:r>
               <w:rPr>
                 <w:rFonts w:ascii="Tahoma" w:eastAsia="Tahoma" w:hAnsi="Tahoma" w:cs="Tahoma"/>
@@ -15043,7 +15059,25 @@
           <w:szCs w:val="16"/>
           <w:highlight w:val="white"/>
         </w:rPr>
-        <w:t>-Аккумуляторы для электровелосипеда: АС-${1й аккумулятор электровелосипеда}</w:t>
+        <w:t>-Аккумуляторы для электровелосипеда: ${</w:t>
+      </w:r>
+      <w:r>
+        <w:rPr>
+          <w:rFonts w:ascii="Tahoma" w:eastAsia="Tahoma" w:hAnsi="Tahoma" w:cs="Tahoma"/>
+          <w:sz w:val="16"/>
+          <w:szCs w:val="16"/>
+          <w:highlight w:val="white"/>
+        </w:rPr>
+        <w:t>А</w:t>
+      </w:r>
+      <w:r>
+        <w:rPr>
+          <w:rFonts w:ascii="Tahoma" w:eastAsia="Tahoma" w:hAnsi="Tahoma" w:cs="Tahoma"/>
+          <w:sz w:val="16"/>
+          <w:szCs w:val="16"/>
+          <w:highlight w:val="white"/>
+        </w:rPr>
+        <w:t>ккумулятор электровелосипеда}</w:t>
       </w:r>
       <w:r>
         <w:rPr>
@@ -16170,59 +16204,26 @@
         </w:rPr>
       </w:pPr>
     </w:p>
-    <w:p>
-      <w:pPr>
-        <w:widowControl w:val="0"/>
-        <w:spacing w:before="120"/>
-        <w:ind w:left="108" w:hanging="108"/>
-        <w:rPr>
-          <w:highlight w:val="white"/>
-        </w:rPr>
-      </w:pPr>
-    </w:p>
     <w:tbl>
       <w:tblPr>
-        <w:tblStyle w:val="af0"/>
-        <w:tblW w:w="10090" w:type="dxa"/>
+        <w:tblStyle w:val="af5"/>
+        <w:tblW w:w="0" w:type="auto"/>
         <w:tblInd w:w="108" w:type="dxa"/>
-        <w:tblBorders>
-          <w:top w:val="single" w:sz="8" w:space="0" w:color="000000"/>
-          <w:left w:val="single" w:sz="8" w:space="0" w:color="000000"/>
-          <w:bottom w:val="single" w:sz="8" w:space="0" w:color="000000"/>
-          <w:right w:val="single" w:sz="8" w:space="0" w:color="000000"/>
-          <w:insideH w:val="single" w:sz="8" w:space="0" w:color="000000"/>
-          <w:insideV w:val="single" w:sz="8" w:space="0" w:color="000000"/>
-        </w:tblBorders>
-        <w:tblLayout w:type="fixed"/>
-        <w:tblLook w:val="0600" w:firstRow="0" w:lastRow="0" w:firstColumn="0" w:lastColumn="0" w:noHBand="1" w:noVBand="1"/>
+        <w:tblLook w:val="04A0" w:firstRow="1" w:lastRow="0" w:firstColumn="1" w:lastColumn="0" w:noHBand="0" w:noVBand="1"/>
       </w:tblPr>
       <w:tblGrid>
-        <w:gridCol w:w="5045"/>
-        <w:gridCol w:w="5045"/>
+        <w:gridCol w:w="5039"/>
+        <w:gridCol w:w="5041"/>
       </w:tblGrid>
       <w:tr>
         <w:tc>
           <w:tcPr>
-            <w:tcW w:w="5045" w:type="dxa"/>
-            <w:shd w:val="clear" w:color="auto" w:fill="auto"/>
-            <w:tcMar>
-              <w:top w:w="100" w:type="dxa"/>
-              <w:left w:w="100" w:type="dxa"/>
-              <w:bottom w:w="100" w:type="dxa"/>
-              <w:right w:w="100" w:type="dxa"/>
-            </w:tcMar>
+            <w:tcW w:w="5094" w:type="dxa"/>
           </w:tcPr>
           <w:p>
             <w:pPr>
               <w:widowControl w:val="0"/>
-              <w:pBdr>
-                <w:top w:val="nil"/>
-                <w:left w:val="nil"/>
-                <w:bottom w:val="nil"/>
-                <w:right w:val="nil"/>
-                <w:between w:val="nil"/>
-              </w:pBdr>
-              <w:spacing w:after="0"/>
+              <w:spacing w:before="120"/>
               <w:rPr>
                 <w:highlight w:val="white"/>
               </w:rPr>
@@ -16237,26 +16238,12 @@
         </w:tc>
         <w:tc>
           <w:tcPr>
-            <w:tcW w:w="5045" w:type="dxa"/>
-            <w:shd w:val="clear" w:color="auto" w:fill="auto"/>
-            <w:tcMar>
-              <w:top w:w="100" w:type="dxa"/>
-              <w:left w:w="100" w:type="dxa"/>
-              <w:bottom w:w="100" w:type="dxa"/>
-              <w:right w:w="100" w:type="dxa"/>
-            </w:tcMar>
+            <w:tcW w:w="5094" w:type="dxa"/>
           </w:tcPr>
           <w:p>
             <w:pPr>
               <w:widowControl w:val="0"/>
-              <w:pBdr>
-                <w:top w:val="nil"/>
-                <w:left w:val="nil"/>
-                <w:bottom w:val="nil"/>
-                <w:right w:val="nil"/>
-                <w:between w:val="nil"/>
-              </w:pBdr>
-              <w:spacing w:after="0"/>
+              <w:spacing w:before="120"/>
               <w:rPr>
                 <w:highlight w:val="white"/>
               </w:rPr>
@@ -16275,26 +16262,12 @@
       <w:tr>
         <w:tc>
           <w:tcPr>
-            <w:tcW w:w="5045" w:type="dxa"/>
-            <w:shd w:val="clear" w:color="auto" w:fill="auto"/>
-            <w:tcMar>
-              <w:top w:w="100" w:type="dxa"/>
-              <w:left w:w="100" w:type="dxa"/>
-              <w:bottom w:w="100" w:type="dxa"/>
-              <w:right w:w="100" w:type="dxa"/>
-            </w:tcMar>
+            <w:tcW w:w="5094" w:type="dxa"/>
           </w:tcPr>
           <w:p>
             <w:pPr>
               <w:widowControl w:val="0"/>
-              <w:pBdr>
-                <w:top w:val="nil"/>
-                <w:left w:val="nil"/>
-                <w:bottom w:val="nil"/>
-                <w:right w:val="nil"/>
-                <w:between w:val="nil"/>
-              </w:pBdr>
-              <w:spacing w:after="0"/>
+              <w:spacing w:before="120"/>
               <w:rPr>
                 <w:highlight w:val="white"/>
               </w:rPr>
@@ -16309,19 +16282,12 @@
         </w:tc>
         <w:tc>
           <w:tcPr>
-            <w:tcW w:w="5045" w:type="dxa"/>
-            <w:shd w:val="clear" w:color="auto" w:fill="auto"/>
-            <w:tcMar>
-              <w:top w:w="100" w:type="dxa"/>
-              <w:left w:w="100" w:type="dxa"/>
-              <w:bottom w:w="100" w:type="dxa"/>
-              <w:right w:w="100" w:type="dxa"/>
-            </w:tcMar>
+            <w:tcW w:w="5094" w:type="dxa"/>
           </w:tcPr>
           <w:p>
             <w:pPr>
-              <w:spacing w:after="0"/>
-              <w:jc w:val="both"/>
+              <w:widowControl w:val="0"/>
+              <w:spacing w:before="120"/>
               <w:rPr>
                 <w:highlight w:val="white"/>
               </w:rPr>
@@ -16339,26 +16305,12 @@
       <w:tr>
         <w:tc>
           <w:tcPr>
-            <w:tcW w:w="5045" w:type="dxa"/>
-            <w:shd w:val="clear" w:color="auto" w:fill="auto"/>
-            <w:tcMar>
-              <w:top w:w="100" w:type="dxa"/>
-              <w:left w:w="100" w:type="dxa"/>
-              <w:bottom w:w="100" w:type="dxa"/>
-              <w:right w:w="100" w:type="dxa"/>
-            </w:tcMar>
+            <w:tcW w:w="5094" w:type="dxa"/>
           </w:tcPr>
           <w:p>
             <w:pPr>
               <w:widowControl w:val="0"/>
-              <w:pBdr>
-                <w:top w:val="nil"/>
-                <w:left w:val="nil"/>
-                <w:bottom w:val="nil"/>
-                <w:right w:val="nil"/>
-                <w:between w:val="nil"/>
-              </w:pBdr>
-              <w:spacing w:after="0"/>
+              <w:spacing w:before="120"/>
               <w:rPr>
                 <w:highlight w:val="white"/>
               </w:rPr>
@@ -16373,26 +16325,12 @@
         </w:tc>
         <w:tc>
           <w:tcPr>
-            <w:tcW w:w="5045" w:type="dxa"/>
-            <w:shd w:val="clear" w:color="auto" w:fill="auto"/>
-            <w:tcMar>
-              <w:top w:w="100" w:type="dxa"/>
-              <w:left w:w="100" w:type="dxa"/>
-              <w:bottom w:w="100" w:type="dxa"/>
-              <w:right w:w="100" w:type="dxa"/>
-            </w:tcMar>
+            <w:tcW w:w="5094" w:type="dxa"/>
           </w:tcPr>
           <w:p>
             <w:pPr>
               <w:widowControl w:val="0"/>
-              <w:pBdr>
-                <w:top w:val="nil"/>
-                <w:left w:val="nil"/>
-                <w:bottom w:val="nil"/>
-                <w:right w:val="nil"/>
-                <w:between w:val="nil"/>
-              </w:pBdr>
-              <w:spacing w:after="0"/>
+              <w:spacing w:before="120"/>
               <w:rPr>
                 <w:highlight w:val="white"/>
               </w:rPr>
@@ -16409,26 +16347,12 @@
       <w:tr>
         <w:tc>
           <w:tcPr>
-            <w:tcW w:w="5045" w:type="dxa"/>
-            <w:shd w:val="clear" w:color="auto" w:fill="auto"/>
-            <w:tcMar>
-              <w:top w:w="100" w:type="dxa"/>
-              <w:left w:w="100" w:type="dxa"/>
-              <w:bottom w:w="100" w:type="dxa"/>
-              <w:right w:w="100" w:type="dxa"/>
-            </w:tcMar>
+            <w:tcW w:w="5094" w:type="dxa"/>
           </w:tcPr>
           <w:p>
             <w:pPr>
               <w:widowControl w:val="0"/>
-              <w:pBdr>
-                <w:top w:val="nil"/>
-                <w:left w:val="nil"/>
-                <w:bottom w:val="nil"/>
-                <w:right w:val="nil"/>
-                <w:between w:val="nil"/>
-              </w:pBdr>
-              <w:spacing w:after="0"/>
+              <w:spacing w:before="120"/>
               <w:rPr>
                 <w:highlight w:val="white"/>
               </w:rPr>
@@ -16443,26 +16367,12 @@
         </w:tc>
         <w:tc>
           <w:tcPr>
-            <w:tcW w:w="5045" w:type="dxa"/>
-            <w:shd w:val="clear" w:color="auto" w:fill="auto"/>
-            <w:tcMar>
-              <w:top w:w="100" w:type="dxa"/>
-              <w:left w:w="100" w:type="dxa"/>
-              <w:bottom w:w="100" w:type="dxa"/>
-              <w:right w:w="100" w:type="dxa"/>
-            </w:tcMar>
+            <w:tcW w:w="5094" w:type="dxa"/>
           </w:tcPr>
           <w:p>
             <w:pPr>
               <w:widowControl w:val="0"/>
-              <w:pBdr>
-                <w:top w:val="nil"/>
-                <w:left w:val="nil"/>
-                <w:bottom w:val="nil"/>
-                <w:right w:val="nil"/>
-                <w:between w:val="nil"/>
-              </w:pBdr>
-              <w:spacing w:after="0"/>
+              <w:spacing w:before="120"/>
               <w:rPr>
                 <w:highlight w:val="white"/>
               </w:rPr>
@@ -16479,26 +16389,12 @@
       <w:tr>
         <w:tc>
           <w:tcPr>
-            <w:tcW w:w="5045" w:type="dxa"/>
-            <w:shd w:val="clear" w:color="auto" w:fill="auto"/>
-            <w:tcMar>
-              <w:top w:w="100" w:type="dxa"/>
-              <w:left w:w="100" w:type="dxa"/>
-              <w:bottom w:w="100" w:type="dxa"/>
-              <w:right w:w="100" w:type="dxa"/>
-            </w:tcMar>
+            <w:tcW w:w="5094" w:type="dxa"/>
           </w:tcPr>
           <w:p>
             <w:pPr>
               <w:widowControl w:val="0"/>
-              <w:pBdr>
-                <w:top w:val="nil"/>
-                <w:left w:val="nil"/>
-                <w:bottom w:val="nil"/>
-                <w:right w:val="nil"/>
-                <w:between w:val="nil"/>
-              </w:pBdr>
-              <w:spacing w:after="0"/>
+              <w:spacing w:before="120"/>
               <w:rPr>
                 <w:highlight w:val="white"/>
               </w:rPr>
@@ -16513,26 +16409,12 @@
         </w:tc>
         <w:tc>
           <w:tcPr>
-            <w:tcW w:w="5045" w:type="dxa"/>
-            <w:shd w:val="clear" w:color="auto" w:fill="auto"/>
-            <w:tcMar>
-              <w:top w:w="100" w:type="dxa"/>
-              <w:left w:w="100" w:type="dxa"/>
-              <w:bottom w:w="100" w:type="dxa"/>
-              <w:right w:w="100" w:type="dxa"/>
-            </w:tcMar>
+            <w:tcW w:w="5094" w:type="dxa"/>
           </w:tcPr>
           <w:p>
             <w:pPr>
               <w:widowControl w:val="0"/>
-              <w:pBdr>
-                <w:top w:val="nil"/>
-                <w:left w:val="nil"/>
-                <w:bottom w:val="nil"/>
-                <w:right w:val="nil"/>
-                <w:between w:val="nil"/>
-              </w:pBdr>
-              <w:spacing w:after="0"/>
+              <w:spacing w:before="120"/>
               <w:rPr>
                 <w:highlight w:val="white"/>
               </w:rPr>
@@ -16549,26 +16431,12 @@
       <w:tr>
         <w:tc>
           <w:tcPr>
-            <w:tcW w:w="5045" w:type="dxa"/>
-            <w:shd w:val="clear" w:color="auto" w:fill="auto"/>
-            <w:tcMar>
-              <w:top w:w="100" w:type="dxa"/>
-              <w:left w:w="100" w:type="dxa"/>
-              <w:bottom w:w="100" w:type="dxa"/>
-              <w:right w:w="100" w:type="dxa"/>
-            </w:tcMar>
+            <w:tcW w:w="5094" w:type="dxa"/>
           </w:tcPr>
           <w:p>
             <w:pPr>
               <w:widowControl w:val="0"/>
-              <w:pBdr>
-                <w:top w:val="nil"/>
-                <w:left w:val="nil"/>
-                <w:bottom w:val="nil"/>
-                <w:right w:val="nil"/>
-                <w:between w:val="nil"/>
-              </w:pBdr>
-              <w:spacing w:after="0"/>
+              <w:spacing w:before="120"/>
               <w:rPr>
                 <w:highlight w:val="white"/>
               </w:rPr>
@@ -16583,26 +16451,12 @@
         </w:tc>
         <w:tc>
           <w:tcPr>
-            <w:tcW w:w="5045" w:type="dxa"/>
-            <w:shd w:val="clear" w:color="auto" w:fill="auto"/>
-            <w:tcMar>
-              <w:top w:w="100" w:type="dxa"/>
-              <w:left w:w="100" w:type="dxa"/>
-              <w:bottom w:w="100" w:type="dxa"/>
-              <w:right w:w="100" w:type="dxa"/>
-            </w:tcMar>
+            <w:tcW w:w="5094" w:type="dxa"/>
           </w:tcPr>
           <w:p>
             <w:pPr>
               <w:widowControl w:val="0"/>
-              <w:pBdr>
-                <w:top w:val="nil"/>
-                <w:left w:val="nil"/>
-                <w:bottom w:val="nil"/>
-                <w:right w:val="nil"/>
-                <w:between w:val="nil"/>
-              </w:pBdr>
-              <w:spacing w:after="0"/>
+              <w:spacing w:before="120"/>
               <w:rPr>
                 <w:highlight w:val="white"/>
               </w:rPr>
@@ -16627,26 +16481,12 @@
       <w:tr>
         <w:tc>
           <w:tcPr>
-            <w:tcW w:w="5045" w:type="dxa"/>
-            <w:shd w:val="clear" w:color="auto" w:fill="auto"/>
-            <w:tcMar>
-              <w:top w:w="100" w:type="dxa"/>
-              <w:left w:w="100" w:type="dxa"/>
-              <w:bottom w:w="100" w:type="dxa"/>
-              <w:right w:w="100" w:type="dxa"/>
-            </w:tcMar>
+            <w:tcW w:w="5094" w:type="dxa"/>
           </w:tcPr>
           <w:p>
             <w:pPr>
               <w:widowControl w:val="0"/>
-              <w:pBdr>
-                <w:top w:val="nil"/>
-                <w:left w:val="nil"/>
-                <w:bottom w:val="nil"/>
-                <w:right w:val="nil"/>
-                <w:between w:val="nil"/>
-              </w:pBdr>
-              <w:spacing w:after="0"/>
+              <w:spacing w:before="120"/>
               <w:rPr>
                 <w:highlight w:val="white"/>
               </w:rPr>
@@ -16661,26 +16501,12 @@
         </w:tc>
         <w:tc>
           <w:tcPr>
-            <w:tcW w:w="5045" w:type="dxa"/>
-            <w:shd w:val="clear" w:color="auto" w:fill="auto"/>
-            <w:tcMar>
-              <w:top w:w="100" w:type="dxa"/>
-              <w:left w:w="100" w:type="dxa"/>
-              <w:bottom w:w="100" w:type="dxa"/>
-              <w:right w:w="100" w:type="dxa"/>
-            </w:tcMar>
+            <w:tcW w:w="5094" w:type="dxa"/>
           </w:tcPr>
           <w:p>
             <w:pPr>
               <w:widowControl w:val="0"/>
-              <w:pBdr>
-                <w:top w:val="nil"/>
-                <w:left w:val="nil"/>
-                <w:bottom w:val="nil"/>
-                <w:right w:val="nil"/>
-                <w:between w:val="nil"/>
-              </w:pBdr>
-              <w:spacing w:after="0"/>
+              <w:spacing w:before="120"/>
               <w:rPr>
                 <w:highlight w:val="white"/>
               </w:rPr>
@@ -16697,26 +16523,12 @@
       <w:tr>
         <w:tc>
           <w:tcPr>
-            <w:tcW w:w="5045" w:type="dxa"/>
-            <w:shd w:val="clear" w:color="auto" w:fill="auto"/>
-            <w:tcMar>
-              <w:top w:w="100" w:type="dxa"/>
-              <w:left w:w="100" w:type="dxa"/>
-              <w:bottom w:w="100" w:type="dxa"/>
-              <w:right w:w="100" w:type="dxa"/>
-            </w:tcMar>
+            <w:tcW w:w="5094" w:type="dxa"/>
           </w:tcPr>
           <w:p>
             <w:pPr>
               <w:widowControl w:val="0"/>
-              <w:pBdr>
-                <w:top w:val="nil"/>
-                <w:left w:val="nil"/>
-                <w:bottom w:val="nil"/>
-                <w:right w:val="nil"/>
-                <w:between w:val="nil"/>
-              </w:pBdr>
-              <w:spacing w:after="0"/>
+              <w:spacing w:before="120"/>
               <w:rPr>
                 <w:highlight w:val="white"/>
               </w:rPr>
@@ -16731,26 +16543,12 @@
         </w:tc>
         <w:tc>
           <w:tcPr>
-            <w:tcW w:w="5045" w:type="dxa"/>
-            <w:shd w:val="clear" w:color="auto" w:fill="auto"/>
-            <w:tcMar>
-              <w:top w:w="100" w:type="dxa"/>
-              <w:left w:w="100" w:type="dxa"/>
-              <w:bottom w:w="100" w:type="dxa"/>
-              <w:right w:w="100" w:type="dxa"/>
-            </w:tcMar>
+            <w:tcW w:w="5094" w:type="dxa"/>
           </w:tcPr>
           <w:p>
             <w:pPr>
               <w:widowControl w:val="0"/>
-              <w:pBdr>
-                <w:top w:val="nil"/>
-                <w:left w:val="nil"/>
-                <w:bottom w:val="nil"/>
-                <w:right w:val="nil"/>
-                <w:between w:val="nil"/>
-              </w:pBdr>
-              <w:spacing w:after="0"/>
+              <w:spacing w:before="120"/>
               <w:rPr>
                 <w:highlight w:val="white"/>
               </w:rPr>
@@ -16767,26 +16565,12 @@
       <w:tr>
         <w:tc>
           <w:tcPr>
-            <w:tcW w:w="5045" w:type="dxa"/>
-            <w:shd w:val="clear" w:color="auto" w:fill="auto"/>
-            <w:tcMar>
-              <w:top w:w="100" w:type="dxa"/>
-              <w:left w:w="100" w:type="dxa"/>
-              <w:bottom w:w="100" w:type="dxa"/>
-              <w:right w:w="100" w:type="dxa"/>
-            </w:tcMar>
+            <w:tcW w:w="5094" w:type="dxa"/>
           </w:tcPr>
           <w:p>
             <w:pPr>
               <w:widowControl w:val="0"/>
-              <w:pBdr>
-                <w:top w:val="nil"/>
-                <w:left w:val="nil"/>
-                <w:bottom w:val="nil"/>
-                <w:right w:val="nil"/>
-                <w:between w:val="nil"/>
-              </w:pBdr>
-              <w:spacing w:after="0"/>
+              <w:spacing w:before="120"/>
               <w:rPr>
                 <w:highlight w:val="white"/>
               </w:rPr>
@@ -16801,26 +16585,118 @@
         </w:tc>
         <w:tc>
           <w:tcPr>
-            <w:tcW w:w="5045" w:type="dxa"/>
-            <w:shd w:val="clear" w:color="auto" w:fill="auto"/>
-            <w:tcMar>
-              <w:top w:w="100" w:type="dxa"/>
-              <w:left w:w="100" w:type="dxa"/>
-              <w:bottom w:w="100" w:type="dxa"/>
-              <w:right w:w="100" w:type="dxa"/>
-            </w:tcMar>
+            <w:tcW w:w="5094" w:type="dxa"/>
           </w:tcPr>
           <w:p>
             <w:pPr>
               <w:widowControl w:val="0"/>
-              <w:pBdr>
-                <w:top w:val="nil"/>
-                <w:left w:val="nil"/>
-                <w:bottom w:val="nil"/>
-                <w:right w:val="nil"/>
-                <w:between w:val="nil"/>
-              </w:pBdr>
-              <w:spacing w:after="0"/>
+              <w:spacing w:before="120"/>
+              <w:rPr>
+                <w:highlight w:val="white"/>
+              </w:rPr>
+            </w:pPr>
+            <w:r>
+              <w:rPr>
+                <w:highlight w:val="white"/>
+              </w:rPr>
+              <w:t>IP-56</w:t>
+            </w:r>
+          </w:p>
+        </w:tc>
+      </w:tr>
+      <w:tr>
+        <w:tc>
+          <w:tcPr>
+            <w:tcW w:w="5094" w:type="dxa"/>
+          </w:tcPr>
+          <w:p>
+            <w:pPr>
+              <w:widowControl w:val="0"/>
+              <w:spacing w:before="120"/>
+              <w:rPr>
+                <w:highlight w:val="white"/>
+              </w:rPr>
+            </w:pPr>
+            <w:r>
+              <w:rPr>
+                <w:highlight w:val="white"/>
+              </w:rPr>
+              <w:t>Тормозная система</w:t>
+            </w:r>
+          </w:p>
+        </w:tc>
+        <w:tc>
+          <w:tcPr>
+            <w:tcW w:w="5094" w:type="dxa"/>
+          </w:tcPr>
+          <w:p>
+            <w:pPr>
+              <w:widowControl w:val="0"/>
+              <w:spacing w:before="120"/>
+              <w:rPr>
+                <w:highlight w:val="white"/>
+              </w:rPr>
+            </w:pPr>
+            <w:r>
+              <w:rPr>
+                <w:highlight w:val="white"/>
+              </w:rPr>
+              <w:t>гидравлическая</w:t>
+            </w:r>
+          </w:p>
+        </w:tc>
+      </w:tr>
+      <w:tr>
+        <w:tc>
+          <w:tcPr>
+            <w:tcW w:w="5094" w:type="dxa"/>
+          </w:tcPr>
+          <w:p>
+            <w:pPr>
+              <w:widowControl w:val="0"/>
+              <w:spacing w:before="120"/>
+              <w:rPr>
+                <w:highlight w:val="white"/>
+              </w:rPr>
+            </w:pPr>
+            <w:r>
+              <w:rPr>
+                <w:highlight w:val="white"/>
+              </w:rPr>
+              <w:t>Размер колес</w:t>
+            </w:r>
+          </w:p>
+        </w:tc>
+        <w:tc>
+          <w:tcPr>
+            <w:tcW w:w="5094" w:type="dxa"/>
+          </w:tcPr>
+          <w:p>
+            <w:pPr>
+              <w:widowControl w:val="0"/>
+              <w:spacing w:before="120"/>
+              <w:rPr>
+                <w:highlight w:val="white"/>
+              </w:rPr>
+            </w:pPr>
+            <w:r>
+              <w:rPr>
+                <w:highlight w:val="white"/>
+              </w:rPr>
+              <w:t>18/2,5</w:t>
+            </w:r>
+          </w:p>
+        </w:tc>
+      </w:tr>
+      <w:tr>
+        <w:tc>
+          <w:tcPr>
+            <w:tcW w:w="5094" w:type="dxa"/>
+          </w:tcPr>
+          <w:p>
+            <w:pPr>
+              <w:widowControl w:val="0"/>
+              <w:spacing w:before="120"/>
               <w:rPr>
                 <w:highlight w:val="white"/>
               </w:rPr>
@@ -16836,18 +16712,18 @@
                 <w:highlight w:val="white"/>
               </w:rPr>
               <w:drawing>
-                <wp:anchor distT="0" distB="0" distL="114300" distR="114300" simplePos="0" relativeHeight="251699200" behindDoc="0" locked="0" layoutInCell="1" allowOverlap="1" wp14:anchorId="2CE67BF8" wp14:editId="212E9A6F">
+                <wp:anchor distT="0" distB="0" distL="114300" distR="114300" simplePos="0" relativeHeight="251709440" behindDoc="0" locked="0" layoutInCell="1" allowOverlap="1" wp14:anchorId="68B895E4" wp14:editId="0C5B30D6">
                   <wp:simplePos x="0" y="0"/>
                   <wp:positionH relativeFrom="page">
-                    <wp:posOffset>-4605972</wp:posOffset>
+                    <wp:posOffset>-1436214</wp:posOffset>
                   </wp:positionH>
                   <wp:positionV relativeFrom="paragraph">
-                    <wp:posOffset>-1175069</wp:posOffset>
+                    <wp:posOffset>-1266110</wp:posOffset>
                   </wp:positionV>
                   <wp:extent cx="9332418" cy="1720665"/>
                   <wp:effectExtent l="2243772" t="0" r="2436813" b="0"/>
                   <wp:wrapNone/>
-                  <wp:docPr id="32" name="Рисунок 32" descr="C:\Users\Aleksandr.kholin\AppData\Local\Microsoft\Windows\INetCache\Content.MSO\8A1AFAE4.tmp"/>
+                  <wp:docPr id="30" name="Рисунок 30" descr="C:\Users\Aleksandr.kholin\AppData\Local\Microsoft\Windows\INetCache\Content.MSO\8A1AFAE4.tmp"/>
                   <wp:cNvGraphicFramePr>
                     <a:graphicFrameLocks xmlns:a="http://schemas.openxmlformats.org/drawingml/2006/main" noChangeAspect="1"/>
                   </wp:cNvGraphicFramePr>
@@ -16902,7 +16778,27 @@
               <w:rPr>
                 <w:highlight w:val="white"/>
               </w:rPr>
-              <w:t>IP-56</w:t>
+              <w:t>Освещение</w:t>
+            </w:r>
+          </w:p>
+        </w:tc>
+        <w:tc>
+          <w:tcPr>
+            <w:tcW w:w="5094" w:type="dxa"/>
+          </w:tcPr>
+          <w:p>
+            <w:pPr>
+              <w:widowControl w:val="0"/>
+              <w:spacing w:before="120"/>
+              <w:rPr>
+                <w:highlight w:val="white"/>
+              </w:rPr>
+            </w:pPr>
+            <w:r>
+              <w:rPr>
+                <w:highlight w:val="white"/>
+              </w:rPr>
+              <w:t>светодиодное переднее и заднее</w:t>
             </w:r>
           </w:p>
         </w:tc>
@@ -16910,26 +16806,12 @@
       <w:tr>
         <w:tc>
           <w:tcPr>
-            <w:tcW w:w="5045" w:type="dxa"/>
-            <w:shd w:val="clear" w:color="auto" w:fill="auto"/>
-            <w:tcMar>
-              <w:top w:w="100" w:type="dxa"/>
-              <w:left w:w="100" w:type="dxa"/>
-              <w:bottom w:w="100" w:type="dxa"/>
-              <w:right w:w="100" w:type="dxa"/>
-            </w:tcMar>
+            <w:tcW w:w="5094" w:type="dxa"/>
           </w:tcPr>
           <w:p>
             <w:pPr>
               <w:widowControl w:val="0"/>
-              <w:pBdr>
-                <w:top w:val="nil"/>
-                <w:left w:val="nil"/>
-                <w:bottom w:val="nil"/>
-                <w:right w:val="nil"/>
-                <w:between w:val="nil"/>
-              </w:pBdr>
-              <w:spacing w:after="0"/>
+              <w:spacing w:before="120"/>
               <w:rPr>
                 <w:highlight w:val="white"/>
               </w:rPr>
@@ -16938,32 +16820,18 @@
               <w:rPr>
                 <w:highlight w:val="white"/>
               </w:rPr>
-              <w:t>Тормозная система</w:t>
+              <w:t>Привод</w:t>
             </w:r>
           </w:p>
         </w:tc>
         <w:tc>
           <w:tcPr>
-            <w:tcW w:w="5045" w:type="dxa"/>
-            <w:shd w:val="clear" w:color="auto" w:fill="auto"/>
-            <w:tcMar>
-              <w:top w:w="100" w:type="dxa"/>
-              <w:left w:w="100" w:type="dxa"/>
-              <w:bottom w:w="100" w:type="dxa"/>
-              <w:right w:w="100" w:type="dxa"/>
-            </w:tcMar>
+            <w:tcW w:w="5094" w:type="dxa"/>
           </w:tcPr>
           <w:p>
             <w:pPr>
               <w:widowControl w:val="0"/>
-              <w:pBdr>
-                <w:top w:val="nil"/>
-                <w:left w:val="nil"/>
-                <w:bottom w:val="nil"/>
-                <w:right w:val="nil"/>
-                <w:between w:val="nil"/>
-              </w:pBdr>
-              <w:spacing w:after="0"/>
+              <w:spacing w:before="120"/>
               <w:rPr>
                 <w:highlight w:val="white"/>
               </w:rPr>
@@ -16972,7 +16840,7 @@
               <w:rPr>
                 <w:highlight w:val="white"/>
               </w:rPr>
-              <w:t>гидравлическая</w:t>
+              <w:t>задний</w:t>
             </w:r>
           </w:p>
         </w:tc>
@@ -16980,26 +16848,12 @@
       <w:tr>
         <w:tc>
           <w:tcPr>
-            <w:tcW w:w="5045" w:type="dxa"/>
-            <w:shd w:val="clear" w:color="auto" w:fill="auto"/>
-            <w:tcMar>
-              <w:top w:w="100" w:type="dxa"/>
-              <w:left w:w="100" w:type="dxa"/>
-              <w:bottom w:w="100" w:type="dxa"/>
-              <w:right w:w="100" w:type="dxa"/>
-            </w:tcMar>
+            <w:tcW w:w="5094" w:type="dxa"/>
           </w:tcPr>
           <w:p>
             <w:pPr>
               <w:widowControl w:val="0"/>
-              <w:pBdr>
-                <w:top w:val="nil"/>
-                <w:left w:val="nil"/>
-                <w:bottom w:val="nil"/>
-                <w:right w:val="nil"/>
-                <w:between w:val="nil"/>
-              </w:pBdr>
-              <w:spacing w:after="0"/>
+              <w:spacing w:before="120"/>
               <w:rPr>
                 <w:highlight w:val="white"/>
               </w:rPr>
@@ -17008,32 +16862,18 @@
               <w:rPr>
                 <w:highlight w:val="white"/>
               </w:rPr>
-              <w:t>Размер колес</w:t>
+              <w:t>Вес</w:t>
             </w:r>
           </w:p>
         </w:tc>
         <w:tc>
           <w:tcPr>
-            <w:tcW w:w="5045" w:type="dxa"/>
-            <w:shd w:val="clear" w:color="auto" w:fill="auto"/>
-            <w:tcMar>
-              <w:top w:w="100" w:type="dxa"/>
-              <w:left w:w="100" w:type="dxa"/>
-              <w:bottom w:w="100" w:type="dxa"/>
-              <w:right w:w="100" w:type="dxa"/>
-            </w:tcMar>
+            <w:tcW w:w="5094" w:type="dxa"/>
           </w:tcPr>
           <w:p>
             <w:pPr>
               <w:widowControl w:val="0"/>
-              <w:pBdr>
-                <w:top w:val="nil"/>
-                <w:left w:val="nil"/>
-                <w:bottom w:val="nil"/>
-                <w:right w:val="nil"/>
-                <w:between w:val="nil"/>
-              </w:pBdr>
-              <w:spacing w:after="0"/>
+              <w:spacing w:before="120"/>
               <w:rPr>
                 <w:highlight w:val="white"/>
               </w:rPr>
@@ -17042,7 +16882,7 @@
               <w:rPr>
                 <w:highlight w:val="white"/>
               </w:rPr>
-              <w:t>18/2,5</w:t>
+              <w:t>27 кг</w:t>
             </w:r>
           </w:p>
         </w:tc>
@@ -17050,26 +16890,12 @@
       <w:tr>
         <w:tc>
           <w:tcPr>
-            <w:tcW w:w="5045" w:type="dxa"/>
-            <w:shd w:val="clear" w:color="auto" w:fill="auto"/>
-            <w:tcMar>
-              <w:top w:w="100" w:type="dxa"/>
-              <w:left w:w="100" w:type="dxa"/>
-              <w:bottom w:w="100" w:type="dxa"/>
-              <w:right w:w="100" w:type="dxa"/>
-            </w:tcMar>
+            <w:tcW w:w="5094" w:type="dxa"/>
           </w:tcPr>
           <w:p>
             <w:pPr>
               <w:widowControl w:val="0"/>
-              <w:pBdr>
-                <w:top w:val="nil"/>
-                <w:left w:val="nil"/>
-                <w:bottom w:val="nil"/>
-                <w:right w:val="nil"/>
-                <w:between w:val="nil"/>
-              </w:pBdr>
-              <w:spacing w:after="0"/>
+              <w:spacing w:before="120"/>
               <w:rPr>
                 <w:highlight w:val="white"/>
               </w:rPr>
@@ -17078,242 +16904,18 @@
               <w:rPr>
                 <w:highlight w:val="white"/>
               </w:rPr>
-              <w:t>Освещение</w:t>
+              <w:t>Цвет</w:t>
             </w:r>
           </w:p>
         </w:tc>
         <w:tc>
           <w:tcPr>
-            <w:tcW w:w="5045" w:type="dxa"/>
-            <w:shd w:val="clear" w:color="auto" w:fill="auto"/>
-            <w:tcMar>
-              <w:top w:w="100" w:type="dxa"/>
-              <w:left w:w="100" w:type="dxa"/>
-              <w:bottom w:w="100" w:type="dxa"/>
-              <w:right w:w="100" w:type="dxa"/>
-            </w:tcMar>
+            <w:tcW w:w="5094" w:type="dxa"/>
           </w:tcPr>
           <w:p>
             <w:pPr>
               <w:widowControl w:val="0"/>
-              <w:pBdr>
-                <w:top w:val="nil"/>
-                <w:left w:val="nil"/>
-                <w:bottom w:val="nil"/>
-                <w:right w:val="nil"/>
-                <w:between w:val="nil"/>
-              </w:pBdr>
-              <w:spacing w:after="0"/>
-              <w:rPr>
-                <w:highlight w:val="white"/>
-              </w:rPr>
-            </w:pPr>
-            <w:r>
-              <w:rPr>
-                <w:highlight w:val="white"/>
-              </w:rPr>
-              <w:t>светодиодное переднее и заднее</w:t>
-            </w:r>
-          </w:p>
-        </w:tc>
-      </w:tr>
-      <w:tr>
-        <w:tc>
-          <w:tcPr>
-            <w:tcW w:w="5045" w:type="dxa"/>
-            <w:shd w:val="clear" w:color="auto" w:fill="auto"/>
-            <w:tcMar>
-              <w:top w:w="100" w:type="dxa"/>
-              <w:left w:w="100" w:type="dxa"/>
-              <w:bottom w:w="100" w:type="dxa"/>
-              <w:right w:w="100" w:type="dxa"/>
-            </w:tcMar>
-          </w:tcPr>
-          <w:p>
-            <w:pPr>
-              <w:widowControl w:val="0"/>
-              <w:pBdr>
-                <w:top w:val="nil"/>
-                <w:left w:val="nil"/>
-                <w:bottom w:val="nil"/>
-                <w:right w:val="nil"/>
-                <w:between w:val="nil"/>
-              </w:pBdr>
-              <w:spacing w:after="0"/>
-              <w:rPr>
-                <w:highlight w:val="white"/>
-              </w:rPr>
-            </w:pPr>
-            <w:r>
-              <w:rPr>
-                <w:highlight w:val="white"/>
-              </w:rPr>
-              <w:t>Привод</w:t>
-            </w:r>
-          </w:p>
-        </w:tc>
-        <w:tc>
-          <w:tcPr>
-            <w:tcW w:w="5045" w:type="dxa"/>
-            <w:shd w:val="clear" w:color="auto" w:fill="auto"/>
-            <w:tcMar>
-              <w:top w:w="100" w:type="dxa"/>
-              <w:left w:w="100" w:type="dxa"/>
-              <w:bottom w:w="100" w:type="dxa"/>
-              <w:right w:w="100" w:type="dxa"/>
-            </w:tcMar>
-          </w:tcPr>
-          <w:p>
-            <w:pPr>
-              <w:widowControl w:val="0"/>
-              <w:pBdr>
-                <w:top w:val="nil"/>
-                <w:left w:val="nil"/>
-                <w:bottom w:val="nil"/>
-                <w:right w:val="nil"/>
-                <w:between w:val="nil"/>
-              </w:pBdr>
-              <w:spacing w:after="0"/>
-              <w:rPr>
-                <w:highlight w:val="white"/>
-              </w:rPr>
-            </w:pPr>
-            <w:r>
-              <w:rPr>
-                <w:highlight w:val="white"/>
-              </w:rPr>
-              <w:t>задний</w:t>
-            </w:r>
-          </w:p>
-        </w:tc>
-      </w:tr>
-      <w:tr>
-        <w:tc>
-          <w:tcPr>
-            <w:tcW w:w="5045" w:type="dxa"/>
-            <w:shd w:val="clear" w:color="auto" w:fill="auto"/>
-            <w:tcMar>
-              <w:top w:w="100" w:type="dxa"/>
-              <w:left w:w="100" w:type="dxa"/>
-              <w:bottom w:w="100" w:type="dxa"/>
-              <w:right w:w="100" w:type="dxa"/>
-            </w:tcMar>
-          </w:tcPr>
-          <w:p>
-            <w:pPr>
-              <w:widowControl w:val="0"/>
-              <w:pBdr>
-                <w:top w:val="nil"/>
-                <w:left w:val="nil"/>
-                <w:bottom w:val="nil"/>
-                <w:right w:val="nil"/>
-                <w:between w:val="nil"/>
-              </w:pBdr>
-              <w:spacing w:after="0"/>
-              <w:rPr>
-                <w:highlight w:val="white"/>
-              </w:rPr>
-            </w:pPr>
-            <w:r>
-              <w:rPr>
-                <w:highlight w:val="white"/>
-              </w:rPr>
-              <w:t>Вес</w:t>
-            </w:r>
-          </w:p>
-        </w:tc>
-        <w:tc>
-          <w:tcPr>
-            <w:tcW w:w="5045" w:type="dxa"/>
-            <w:shd w:val="clear" w:color="auto" w:fill="auto"/>
-            <w:tcMar>
-              <w:top w:w="100" w:type="dxa"/>
-              <w:left w:w="100" w:type="dxa"/>
-              <w:bottom w:w="100" w:type="dxa"/>
-              <w:right w:w="100" w:type="dxa"/>
-            </w:tcMar>
-          </w:tcPr>
-          <w:p>
-            <w:pPr>
-              <w:widowControl w:val="0"/>
-              <w:pBdr>
-                <w:top w:val="nil"/>
-                <w:left w:val="nil"/>
-                <w:bottom w:val="nil"/>
-                <w:right w:val="nil"/>
-                <w:between w:val="nil"/>
-              </w:pBdr>
-              <w:spacing w:after="0"/>
-              <w:rPr>
-                <w:highlight w:val="white"/>
-              </w:rPr>
-            </w:pPr>
-            <w:r>
-              <w:rPr>
-                <w:highlight w:val="white"/>
-              </w:rPr>
-              <w:t>27 кг</w:t>
-            </w:r>
-          </w:p>
-        </w:tc>
-      </w:tr>
-      <w:tr>
-        <w:tc>
-          <w:tcPr>
-            <w:tcW w:w="5045" w:type="dxa"/>
-            <w:shd w:val="clear" w:color="auto" w:fill="auto"/>
-            <w:tcMar>
-              <w:top w:w="100" w:type="dxa"/>
-              <w:left w:w="100" w:type="dxa"/>
-              <w:bottom w:w="100" w:type="dxa"/>
-              <w:right w:w="100" w:type="dxa"/>
-            </w:tcMar>
-          </w:tcPr>
-          <w:p>
-            <w:pPr>
-              <w:widowControl w:val="0"/>
-              <w:pBdr>
-                <w:top w:val="nil"/>
-                <w:left w:val="nil"/>
-                <w:bottom w:val="nil"/>
-                <w:right w:val="nil"/>
-                <w:between w:val="nil"/>
-              </w:pBdr>
-              <w:spacing w:after="0"/>
-              <w:rPr>
-                <w:highlight w:val="white"/>
-              </w:rPr>
-            </w:pPr>
-            <w:r>
-              <w:rPr>
-                <w:highlight w:val="white"/>
-              </w:rPr>
-              <w:t>Цвет</w:t>
-            </w:r>
-          </w:p>
-        </w:tc>
-        <w:tc>
-          <w:tcPr>
-            <w:tcW w:w="5045" w:type="dxa"/>
-            <w:shd w:val="clear" w:color="auto" w:fill="auto"/>
-            <w:tcMar>
-              <w:top w:w="100" w:type="dxa"/>
-              <w:left w:w="100" w:type="dxa"/>
-              <w:bottom w:w="100" w:type="dxa"/>
-              <w:right w:w="100" w:type="dxa"/>
-            </w:tcMar>
-          </w:tcPr>
-          <w:p>
-            <w:pPr>
-              <w:widowControl w:val="0"/>
-              <w:pBdr>
-                <w:top w:val="nil"/>
-                <w:left w:val="nil"/>
-                <w:bottom w:val="nil"/>
-                <w:right w:val="nil"/>
-                <w:between w:val="nil"/>
-              </w:pBdr>
-              <w:spacing w:after="0"/>
+              <w:spacing w:before="120"/>
               <w:rPr>
                 <w:highlight w:val="white"/>
               </w:rPr>
@@ -17337,26 +16939,6 @@
           <w:highlight w:val="white"/>
         </w:rPr>
       </w:pPr>
-    </w:p>
-    <w:p>
-      <w:pPr>
-        <w:widowControl w:val="0"/>
-        <w:spacing w:before="120"/>
-        <w:ind w:left="108" w:hanging="108"/>
-        <w:rPr>
-          <w:highlight w:val="white"/>
-        </w:rPr>
-      </w:pPr>
-    </w:p>
-    <w:p>
-      <w:pPr>
-        <w:widowControl w:val="0"/>
-        <w:spacing w:before="120"/>
-        <w:ind w:left="108" w:hanging="108"/>
-        <w:rPr>
-          <w:highlight w:val="white"/>
-        </w:rPr>
-      </w:pPr>
       <w:r>
         <w:rPr>
           <w:noProof/>
@@ -17366,10 +16948,10 @@
           <wp:anchor distT="114300" distB="114300" distL="114300" distR="114300" simplePos="0" relativeHeight="251671552" behindDoc="0" locked="0" layoutInCell="1" hidden="0" allowOverlap="1">
             <wp:simplePos x="0" y="0"/>
             <wp:positionH relativeFrom="page">
-              <wp:posOffset>5226199</wp:posOffset>
+              <wp:posOffset>5220947</wp:posOffset>
             </wp:positionH>
             <wp:positionV relativeFrom="page">
-              <wp:posOffset>8192461</wp:posOffset>
+              <wp:posOffset>7107933</wp:posOffset>
             </wp:positionV>
             <wp:extent cx="1067167" cy="453310"/>
             <wp:effectExtent l="302136" t="11963" r="302136" b="11963"/>
@@ -17416,6 +16998,38 @@
           <w:highlight w:val="white"/>
         </w:rPr>
       </w:pPr>
+    </w:p>
+    <w:p>
+      <w:pPr>
+        <w:widowControl w:val="0"/>
+        <w:spacing w:before="120"/>
+        <w:ind w:left="108" w:hanging="108"/>
+        <w:rPr>
+          <w:highlight w:val="white"/>
+        </w:rPr>
+      </w:pPr>
+    </w:p>
+    <w:p>
+      <w:pPr>
+        <w:widowControl w:val="0"/>
+        <w:spacing w:before="120"/>
+        <w:ind w:left="108" w:hanging="108"/>
+        <w:rPr>
+          <w:highlight w:val="white"/>
+        </w:rPr>
+      </w:pPr>
+    </w:p>
+    <w:p>
+      <w:pPr>
+        <w:widowControl w:val="0"/>
+        <w:spacing w:before="120"/>
+        <w:ind w:left="108" w:hanging="108"/>
+        <w:rPr>
+          <w:highlight w:val="white"/>
+        </w:rPr>
+      </w:pPr>
+      <w:bookmarkStart w:id="10" w:name="_GoBack"/>
+      <w:bookmarkEnd w:id="10"/>
     </w:p>
     <w:sectPr>
       <w:headerReference w:type="default" r:id="rId28"/>
@@ -18469,6 +18083,25 @@
     <w:uiPriority w:val="99"/>
     <w:rsid w:val="009B581A"/>
   </w:style>
+  <w:style w:type="table" w:styleId="af5">
+    <w:name w:val="Table Grid"/>
+    <w:basedOn w:val="a1"/>
+    <w:uiPriority w:val="39"/>
+    <w:rsid w:val="00CD7F85"/>
+    <w:pPr>
+      <w:spacing w:after="0"/>
+    </w:pPr>
+    <w:tblPr>
+      <w:tblBorders>
+        <w:top w:val="single" w:sz="4" w:space="0" w:color="auto"/>
+        <w:left w:val="single" w:sz="4" w:space="0" w:color="auto"/>
+        <w:bottom w:val="single" w:sz="4" w:space="0" w:color="auto"/>
+        <w:right w:val="single" w:sz="4" w:space="0" w:color="auto"/>
+        <w:insideH w:val="single" w:sz="4" w:space="0" w:color="auto"/>
+        <w:insideV w:val="single" w:sz="4" w:space="0" w:color="auto"/>
+      </w:tblBorders>
+    </w:tblPr>
+  </w:style>
 </w:styles>
 </file>
 

--- a/resources/templates/rental_contract_template.docx
+++ b/resources/templates/rental_contract_template.docx
@@ -17168,6 +17168,79 @@
           <w:highlight w:val="white"/>
         </w:rPr>
       </w:pPr>
+      <w:r>
+        <w:rPr>
+          <w:rFonts w:ascii="Tahoma" w:eastAsia="Tahoma" w:hAnsi="Tahoma" w:cs="Tahoma"/>
+          <w:b/>
+          <w:bCs/>
+          <w:noProof/>
+          <w:sz w:val="16"/>
+          <w:szCs w:val="16"/>
+          <w:highlight w:val="white"/>
+        </w:rPr>
+        <w:drawing>
+          <wp:anchor distT="0" distB="0" distL="114300" distR="114300" simplePos="0" relativeHeight="251700224" behindDoc="0" locked="0" layoutInCell="1" allowOverlap="1" wp14:anchorId="287575F4" wp14:editId="3D3AD347">
+            <wp:simplePos x="0" y="0"/>
+            <wp:positionH relativeFrom="page">
+              <wp:posOffset>-688339</wp:posOffset>
+            </wp:positionH>
+            <wp:positionV relativeFrom="paragraph">
+              <wp:posOffset>508953</wp:posOffset>
+            </wp:positionV>
+            <wp:extent cx="9332418" cy="1720665"/>
+            <wp:effectExtent l="2243772" t="0" r="2436813" b="0"/>
+            <wp:wrapNone/>
+            <wp:docPr id="818902346" name="Рисунок 818902346" descr="C:\Users\Aleksandr.kholin\AppData\Local\Microsoft\Windows\INetCache\Content.MSO\8A1AFAE4.tmp"/>
+            <wp:cNvGraphicFramePr>
+              <a:graphicFrameLocks xmlns:a="http://schemas.openxmlformats.org/drawingml/2006/main" noChangeAspect="1"/>
+            </wp:cNvGraphicFramePr>
+            <a:graphic xmlns:a="http://schemas.openxmlformats.org/drawingml/2006/main">
+              <a:graphicData uri="http://schemas.openxmlformats.org/drawingml/2006/picture">
+                <pic:pic xmlns:pic="http://schemas.openxmlformats.org/drawingml/2006/picture">
+                  <pic:nvPicPr>
+                    <pic:cNvPr id="0" name="Picture 8" descr="C:\Users\Aleksandr.kholin\AppData\Local\Microsoft\Windows\INetCache\Content.MSO\8A1AFAE4.tmp"/>
+                    <pic:cNvPicPr>
+                      <a:picLocks noChangeAspect="1" noChangeArrowheads="1"/>
+                    </pic:cNvPicPr>
+                  </pic:nvPicPr>
+                  <pic:blipFill>
+                    <a:blip r:embed="rId7">
+                      <a:extLst>
+                        <a:ext uri="{28A0092B-C50C-407E-A947-70E740481C1C}">
+                          <a14:useLocalDpi xmlns:a14="http://schemas.microsoft.com/office/drawing/2010/main" val="0"/>
+                        </a:ext>
+                      </a:extLst>
+                    </a:blip>
+                    <a:srcRect/>
+                    <a:stretch>
+                      <a:fillRect/>
+                    </a:stretch>
+                  </pic:blipFill>
+                  <pic:spPr bwMode="auto">
+                    <a:xfrm rot="18590830">
+                      <a:off x="0" y="0"/>
+                      <a:ext cx="9332418" cy="1720665"/>
+                    </a:xfrm>
+                    <a:prstGeom prst="rect">
+                      <a:avLst/>
+                    </a:prstGeom>
+                    <a:noFill/>
+                    <a:ln>
+                      <a:noFill/>
+                    </a:ln>
+                  </pic:spPr>
+                </pic:pic>
+              </a:graphicData>
+            </a:graphic>
+            <wp14:sizeRelH relativeFrom="margin">
+              <wp14:pctWidth>0</wp14:pctWidth>
+            </wp14:sizeRelH>
+            <wp14:sizeRelV relativeFrom="margin">
+              <wp14:pctHeight>0</wp14:pctHeight>
+            </wp14:sizeRelV>
+          </wp:anchor>
+        </w:drawing>
+      </w:r>
     </w:p>
     <w:tbl>
       <w:tblPr>
@@ -17315,79 +17388,6 @@
                 <w:highlight w:val="white"/>
               </w:rPr>
             </w:pPr>
-            <w:r>
-              <w:rPr>
-                <w:rFonts w:ascii="Tahoma" w:eastAsia="Tahoma" w:hAnsi="Tahoma" w:cs="Tahoma"/>
-                <w:b/>
-                <w:bCs/>
-                <w:noProof/>
-                <w:sz w:val="16"/>
-                <w:szCs w:val="16"/>
-                <w:highlight w:val="white"/>
-              </w:rPr>
-              <w:drawing>
-                <wp:anchor distT="0" distB="0" distL="114300" distR="114300" simplePos="0" relativeHeight="251700224" behindDoc="0" locked="0" layoutInCell="1" allowOverlap="1" wp14:anchorId="287575F4" wp14:editId="3D3AD347">
-                  <wp:simplePos x="0" y="0"/>
-                  <wp:positionH relativeFrom="page">
-                    <wp:posOffset>-4642484</wp:posOffset>
-                  </wp:positionH>
-                  <wp:positionV relativeFrom="paragraph">
-                    <wp:posOffset>753745</wp:posOffset>
-                  </wp:positionV>
-                  <wp:extent cx="9332418" cy="1720665"/>
-                  <wp:effectExtent l="2243772" t="0" r="2436813" b="0"/>
-                  <wp:wrapNone/>
-                  <wp:docPr id="818902346" name="Рисунок 818902346" descr="C:\Users\Aleksandr.kholin\AppData\Local\Microsoft\Windows\INetCache\Content.MSO\8A1AFAE4.tmp"/>
-                  <wp:cNvGraphicFramePr>
-                    <a:graphicFrameLocks xmlns:a="http://schemas.openxmlformats.org/drawingml/2006/main" noChangeAspect="1"/>
-                  </wp:cNvGraphicFramePr>
-                  <a:graphic xmlns:a="http://schemas.openxmlformats.org/drawingml/2006/main">
-                    <a:graphicData uri="http://schemas.openxmlformats.org/drawingml/2006/picture">
-                      <pic:pic xmlns:pic="http://schemas.openxmlformats.org/drawingml/2006/picture">
-                        <pic:nvPicPr>
-                          <pic:cNvPr id="0" name="Picture 8" descr="C:\Users\Aleksandr.kholin\AppData\Local\Microsoft\Windows\INetCache\Content.MSO\8A1AFAE4.tmp"/>
-                          <pic:cNvPicPr>
-                            <a:picLocks noChangeAspect="1" noChangeArrowheads="1"/>
-                          </pic:cNvPicPr>
-                        </pic:nvPicPr>
-                        <pic:blipFill>
-                          <a:blip r:embed="rId7">
-                            <a:extLst>
-                              <a:ext uri="{28A0092B-C50C-407E-A947-70E740481C1C}">
-                                <a14:useLocalDpi xmlns:a14="http://schemas.microsoft.com/office/drawing/2010/main" val="0"/>
-                              </a:ext>
-                            </a:extLst>
-                          </a:blip>
-                          <a:srcRect/>
-                          <a:stretch>
-                            <a:fillRect/>
-                          </a:stretch>
-                        </pic:blipFill>
-                        <pic:spPr bwMode="auto">
-                          <a:xfrm rot="18590830">
-                            <a:off x="0" y="0"/>
-                            <a:ext cx="9332418" cy="1720665"/>
-                          </a:xfrm>
-                          <a:prstGeom prst="rect">
-                            <a:avLst/>
-                          </a:prstGeom>
-                          <a:noFill/>
-                          <a:ln>
-                            <a:noFill/>
-                          </a:ln>
-                        </pic:spPr>
-                      </pic:pic>
-                    </a:graphicData>
-                  </a:graphic>
-                  <wp14:sizeRelH relativeFrom="margin">
-                    <wp14:pctWidth>0</wp14:pctWidth>
-                  </wp14:sizeRelH>
-                  <wp14:sizeRelV relativeFrom="margin">
-                    <wp14:pctHeight>0</wp14:pctHeight>
-                  </wp14:sizeRelV>
-                </wp:anchor>
-              </w:drawing>
-            </w:r>
             <w:r>
               <w:rPr>
                 <w:highlight w:val="white"/>

--- a/resources/templates/rental_contract_template.docx
+++ b/resources/templates/rental_contract_template.docx
@@ -453,6 +453,7 @@
       <w:r>
         <w:rPr>
           <w:rFonts w:cs="Times New Roman"/>
+          <w:noProof/>
           <w:sz w:val="24"/>
           <w:szCs w:val="24"/>
         </w:rPr>
@@ -1119,6 +1120,7 @@
       <w:r>
         <w:rPr>
           <w:rFonts w:cs="Times New Roman"/>
+          <w:noProof/>
           <w:sz w:val="24"/>
           <w:szCs w:val="24"/>
         </w:rPr>
@@ -1700,6 +1702,7 @@
       <w:r>
         <w:rPr>
           <w:rFonts w:cs="Times New Roman"/>
+          <w:noProof/>
           <w:sz w:val="24"/>
           <w:szCs w:val="24"/>
         </w:rPr>
@@ -2216,6 +2219,7 @@
       <w:r>
         <w:rPr>
           <w:rFonts w:cs="Times New Roman"/>
+          <w:noProof/>
           <w:sz w:val="24"/>
           <w:szCs w:val="24"/>
         </w:rPr>
@@ -2779,6 +2783,7 @@
       <w:r>
         <w:rPr>
           <w:rFonts w:cs="Times New Roman"/>
+          <w:noProof/>
           <w:sz w:val="24"/>
           <w:szCs w:val="24"/>
         </w:rPr>
@@ -3104,6 +3109,7 @@
     <w:tbl>
       <w:tblPr>
         <w:tblStyle w:val="ad"/>
+        <w:tblpPr w:leftFromText="180" w:rightFromText="180" w:vertAnchor="page" w:horzAnchor="margin" w:tblpY="1664"/>
         <w:tblW w:w="10479" w:type="dxa"/>
         <w:tblLook w:val="04A0" w:firstRow="1" w:lastRow="0" w:firstColumn="1" w:lastColumn="0" w:noHBand="0" w:noVBand="1"/>
       </w:tblPr>
@@ -3436,6 +3442,68 @@
             </w:pPr>
             <w:r>
               <w:rPr>
+                <w:rFonts w:cs="Times New Roman"/>
+                <w:noProof/>
+              </w:rPr>
+              <w:drawing>
+                <wp:anchor distT="0" distB="0" distL="114300" distR="114300" simplePos="0" relativeHeight="251723776" behindDoc="0" locked="0" layoutInCell="1" allowOverlap="1" wp14:anchorId="7A69B870" wp14:editId="44D59427">
+                  <wp:simplePos x="0" y="0"/>
+                  <wp:positionH relativeFrom="column">
+                    <wp:posOffset>-5203086</wp:posOffset>
+                  </wp:positionH>
+                  <wp:positionV relativeFrom="paragraph">
+                    <wp:posOffset>533681</wp:posOffset>
+                  </wp:positionV>
+                  <wp:extent cx="9747392" cy="893983"/>
+                  <wp:effectExtent l="2852102" t="0" r="2833053" b="0"/>
+                  <wp:wrapNone/>
+                  <wp:docPr id="1996774000" name="Рисунок 1"/>
+                  <wp:cNvGraphicFramePr>
+                    <a:graphicFrameLocks xmlns:a="http://schemas.openxmlformats.org/drawingml/2006/main" noChangeAspect="1"/>
+                  </wp:cNvGraphicFramePr>
+                  <a:graphic xmlns:a="http://schemas.openxmlformats.org/drawingml/2006/main">
+                    <a:graphicData uri="http://schemas.openxmlformats.org/drawingml/2006/picture">
+                      <pic:pic xmlns:pic="http://schemas.openxmlformats.org/drawingml/2006/picture">
+                        <pic:nvPicPr>
+                          <pic:cNvPr id="2100638707" name=""/>
+                          <pic:cNvPicPr/>
+                        </pic:nvPicPr>
+                        <pic:blipFill>
+                          <a:blip r:embed="rId5">
+                            <a:alphaModFix amt="20000"/>
+                            <a:extLst>
+                              <a:ext uri="{28A0092B-C50C-407E-A947-70E740481C1C}">
+                                <a14:useLocalDpi xmlns:a14="http://schemas.microsoft.com/office/drawing/2010/main" val="0"/>
+                              </a:ext>
+                            </a:extLst>
+                          </a:blip>
+                          <a:stretch>
+                            <a:fillRect/>
+                          </a:stretch>
+                        </pic:blipFill>
+                        <pic:spPr>
+                          <a:xfrm rot="18558307">
+                            <a:off x="0" y="0"/>
+                            <a:ext cx="9747392" cy="893983"/>
+                          </a:xfrm>
+                          <a:prstGeom prst="rect">
+                            <a:avLst/>
+                          </a:prstGeom>
+                        </pic:spPr>
+                      </pic:pic>
+                    </a:graphicData>
+                  </a:graphic>
+                  <wp14:sizeRelH relativeFrom="page">
+                    <wp14:pctWidth>0</wp14:pctWidth>
+                  </wp14:sizeRelH>
+                  <wp14:sizeRelV relativeFrom="page">
+                    <wp14:pctHeight>0</wp14:pctHeight>
+                  </wp14:sizeRelV>
+                </wp:anchor>
+              </w:drawing>
+            </w:r>
+            <w:r>
+              <w:rPr>
                 <w:rFonts w:ascii="Times New Roman" w:hAnsi="Times New Roman" w:cs="Times New Roman"/>
               </w:rPr>
               <w:t xml:space="preserve">_________________ / </w:t>
@@ -3495,69 +3563,6 @@
         </w:rPr>
       </w:pPr>
       <w:r>
-        <w:rPr>
-          <w:rFonts w:cs="Times New Roman"/>
-          <w:sz w:val="24"/>
-          <w:szCs w:val="24"/>
-        </w:rPr>
-        <w:drawing>
-          <wp:anchor distT="0" distB="0" distL="114300" distR="114300" simplePos="0" relativeHeight="251723776" behindDoc="0" locked="0" layoutInCell="1" allowOverlap="1" wp14:anchorId="7A69B870" wp14:editId="44D59427">
-            <wp:simplePos x="0" y="0"/>
-            <wp:positionH relativeFrom="column">
-              <wp:posOffset>-1365478</wp:posOffset>
-            </wp:positionH>
-            <wp:positionV relativeFrom="paragraph">
-              <wp:posOffset>489078</wp:posOffset>
-            </wp:positionV>
-            <wp:extent cx="9747392" cy="893983"/>
-            <wp:effectExtent l="2852102" t="0" r="2833053" b="0"/>
-            <wp:wrapNone/>
-            <wp:docPr id="1996774000" name="Рисунок 1"/>
-            <wp:cNvGraphicFramePr>
-              <a:graphicFrameLocks xmlns:a="http://schemas.openxmlformats.org/drawingml/2006/main" noChangeAspect="1"/>
-            </wp:cNvGraphicFramePr>
-            <a:graphic xmlns:a="http://schemas.openxmlformats.org/drawingml/2006/main">
-              <a:graphicData uri="http://schemas.openxmlformats.org/drawingml/2006/picture">
-                <pic:pic xmlns:pic="http://schemas.openxmlformats.org/drawingml/2006/picture">
-                  <pic:nvPicPr>
-                    <pic:cNvPr id="2100638707" name=""/>
-                    <pic:cNvPicPr/>
-                  </pic:nvPicPr>
-                  <pic:blipFill>
-                    <a:blip r:embed="rId5">
-                      <a:alphaModFix amt="20000"/>
-                      <a:extLst>
-                        <a:ext uri="{28A0092B-C50C-407E-A947-70E740481C1C}">
-                          <a14:useLocalDpi xmlns:a14="http://schemas.microsoft.com/office/drawing/2010/main" val="0"/>
-                        </a:ext>
-                      </a:extLst>
-                    </a:blip>
-                    <a:stretch>
-                      <a:fillRect/>
-                    </a:stretch>
-                  </pic:blipFill>
-                  <pic:spPr>
-                    <a:xfrm rot="18558307">
-                      <a:off x="0" y="0"/>
-                      <a:ext cx="9747392" cy="893983"/>
-                    </a:xfrm>
-                    <a:prstGeom prst="rect">
-                      <a:avLst/>
-                    </a:prstGeom>
-                  </pic:spPr>
-                </pic:pic>
-              </a:graphicData>
-            </a:graphic>
-            <wp14:sizeRelH relativeFrom="page">
-              <wp14:pctWidth>0</wp14:pctWidth>
-            </wp14:sizeRelH>
-            <wp14:sizeRelV relativeFrom="page">
-              <wp14:pctHeight>0</wp14:pctHeight>
-            </wp14:sizeRelV>
-          </wp:anchor>
-        </w:drawing>
-      </w:r>
-      <w:r>
         <w:br w:type="page"/>
       </w:r>
       <w:r>
@@ -3684,6 +3689,7 @@
       <w:r>
         <w:rPr>
           <w:rFonts w:cs="Times New Roman"/>
+          <w:noProof/>
           <w:sz w:val="24"/>
           <w:szCs w:val="24"/>
         </w:rPr>
@@ -6144,6 +6150,7 @@
             <w:r>
               <w:rPr>
                 <w:rFonts w:cs="Times New Roman"/>
+                <w:noProof/>
                 <w:sz w:val="24"/>
                 <w:szCs w:val="24"/>
               </w:rPr>
@@ -6995,6 +7002,7 @@
       <w:r>
         <w:rPr>
           <w:rFonts w:cs="Times New Roman"/>
+          <w:noProof/>
           <w:sz w:val="24"/>
           <w:szCs w:val="24"/>
         </w:rPr>
@@ -7971,6 +7979,7 @@
       <w:r>
         <w:rPr>
           <w:rFonts w:cs="Times New Roman"/>
+          <w:noProof/>
           <w:sz w:val="24"/>
           <w:szCs w:val="24"/>
         </w:rPr>
@@ -8480,6 +8489,7 @@
             <w:r>
               <w:rPr>
                 <w:rFonts w:cs="Times New Roman"/>
+                <w:noProof/>
                 <w:sz w:val="24"/>
                 <w:szCs w:val="24"/>
               </w:rPr>
@@ -9871,6 +9881,7 @@
       <w:r>
         <w:rPr>
           <w:rFonts w:cs="Times New Roman"/>
+          <w:noProof/>
           <w:sz w:val="24"/>
           <w:szCs w:val="24"/>
         </w:rPr>
@@ -11092,6 +11103,7 @@
             <w:r>
               <w:rPr>
                 <w:rFonts w:cs="Times New Roman"/>
+                <w:noProof/>
                 <w:sz w:val="24"/>
                 <w:szCs w:val="24"/>
               </w:rPr>
@@ -11290,19 +11302,7 @@
               <w:rPr>
                 <w:highlight w:val="white"/>
               </w:rPr>
-              <w:t>${</w:t>
-            </w:r>
-            <w:r>
-              <w:rPr>
-                <w:highlight w:val="white"/>
-              </w:rPr>
-              <w:t>Размер колес</w:t>
-            </w:r>
-            <w:r>
-              <w:rPr>
-                <w:highlight w:val="white"/>
-              </w:rPr>
-              <w:t>}</w:t>
+              <w:t>${Размер колес}</w:t>
             </w:r>
           </w:p>
         </w:tc>
@@ -11494,19 +11494,7 @@
               <w:rPr>
                 <w:highlight w:val="white"/>
               </w:rPr>
-              <w:t>${</w:t>
-            </w:r>
-            <w:r>
-              <w:rPr>
-                <w:highlight w:val="white"/>
-              </w:rPr>
-              <w:t>Вес</w:t>
-            </w:r>
-            <w:r>
-              <w:rPr>
-                <w:highlight w:val="white"/>
-              </w:rPr>
-              <w:t>}</w:t>
+              <w:t>${Вес}</w:t>
             </w:r>
           </w:p>
         </w:tc>

--- a/resources/templates/rental_contract_template.docx
+++ b/resources/templates/rental_contract_template.docx
@@ -2110,115 +2110,6 @@
       <w:r>
         <w:rPr>
           <w:rFonts w:cs="Times New Roman"/>
-          <w:sz w:val="24"/>
-          <w:szCs w:val="24"/>
-        </w:rPr>
-        <w:t>5.6. Ответственность Арендодателя перед Арендатором ограничена и не может превышать стоимость аренды электровелосипеда и сопутствующего имущества за 1 (одну) неделю.</w:t>
-      </w:r>
-    </w:p>
-    <w:p>
-      <w:pPr>
-        <w:spacing w:after="0"/>
-        <w:rPr>
-          <w:rFonts w:cs="Times New Roman"/>
-          <w:sz w:val="24"/>
-          <w:szCs w:val="24"/>
-        </w:rPr>
-      </w:pPr>
-      <w:r>
-        <w:rPr>
-          <w:rFonts w:cs="Times New Roman"/>
-          <w:sz w:val="24"/>
-          <w:szCs w:val="24"/>
-        </w:rPr>
-        <w:t>5.7. Арендодатель полностью освобождается от ответственности перед Арендатором и третьими лицами в случаях, если:</w:t>
-      </w:r>
-    </w:p>
-    <w:p>
-      <w:pPr>
-        <w:numPr>
-          <w:ilvl w:val="0"/>
-          <w:numId w:val="13"/>
-        </w:numPr>
-        <w:spacing w:after="0"/>
-        <w:ind w:left="720" w:hanging="360"/>
-        <w:rPr>
-          <w:rFonts w:cs="Times New Roman"/>
-          <w:sz w:val="24"/>
-          <w:szCs w:val="24"/>
-        </w:rPr>
-      </w:pPr>
-      <w:r>
-        <w:rPr>
-          <w:rFonts w:cs="Times New Roman"/>
-          <w:sz w:val="24"/>
-          <w:szCs w:val="24"/>
-        </w:rPr>
-        <w:t>Арендатор нарушил правила эксплуатации электровелосипеда и сопутствующего имущества или условия Договора.</w:t>
-      </w:r>
-    </w:p>
-    <w:p>
-      <w:pPr>
-        <w:numPr>
-          <w:ilvl w:val="0"/>
-          <w:numId w:val="13"/>
-        </w:numPr>
-        <w:spacing w:after="0"/>
-        <w:ind w:left="720" w:hanging="360"/>
-        <w:rPr>
-          <w:rFonts w:cs="Times New Roman"/>
-          <w:sz w:val="24"/>
-          <w:szCs w:val="24"/>
-        </w:rPr>
-      </w:pPr>
-      <w:r>
-        <w:rPr>
-          <w:rFonts w:cs="Times New Roman"/>
-          <w:sz w:val="24"/>
-          <w:szCs w:val="24"/>
-        </w:rPr>
-        <w:t>Ущерб третьим лицам или самому Арендатору причинен в процессе использования электровелосипеда и сопутствующего имущества.</w:t>
-      </w:r>
-    </w:p>
-    <w:p>
-      <w:pPr>
-        <w:numPr>
-          <w:ilvl w:val="0"/>
-          <w:numId w:val="13"/>
-        </w:numPr>
-        <w:spacing w:after="0"/>
-        <w:ind w:left="720" w:hanging="360"/>
-        <w:rPr>
-          <w:rFonts w:cs="Times New Roman"/>
-          <w:sz w:val="24"/>
-          <w:szCs w:val="24"/>
-        </w:rPr>
-      </w:pPr>
-      <w:r>
-        <w:rPr>
-          <w:rFonts w:cs="Times New Roman"/>
-          <w:sz w:val="24"/>
-          <w:szCs w:val="24"/>
-        </w:rPr>
-        <w:t>Арендатор продолжил использование электровелосипеда и сопутствующего имущества, которое не работает или работает некорректно.</w:t>
-      </w:r>
-    </w:p>
-    <w:p>
-      <w:pPr>
-        <w:spacing w:after="0"/>
-        <w:ind w:firstLine="709"/>
-        <w:jc w:val="center"/>
-        <w:rPr>
-          <w:rFonts w:cs="Times New Roman"/>
-          <w:b/>
-          <w:bCs/>
-          <w:sz w:val="24"/>
-          <w:szCs w:val="24"/>
-        </w:rPr>
-      </w:pPr>
-      <w:r>
-        <w:rPr>
-          <w:rFonts w:cs="Times New Roman"/>
           <w:noProof/>
           <w:sz w:val="24"/>
           <w:szCs w:val="24"/>
@@ -2227,10 +2118,10 @@
           <wp:anchor distT="0" distB="0" distL="114300" distR="114300" simplePos="0" relativeHeight="251719680" behindDoc="0" locked="0" layoutInCell="1" allowOverlap="1" wp14:anchorId="7A69B870" wp14:editId="44D59427">
             <wp:simplePos x="0" y="0"/>
             <wp:positionH relativeFrom="column">
-              <wp:posOffset>-1444562</wp:posOffset>
+              <wp:posOffset>-3876795</wp:posOffset>
             </wp:positionH>
             <wp:positionV relativeFrom="paragraph">
-              <wp:posOffset>309311</wp:posOffset>
+              <wp:posOffset>452669</wp:posOffset>
             </wp:positionV>
             <wp:extent cx="9747392" cy="893983"/>
             <wp:effectExtent l="2852102" t="0" r="2833053" b="0"/>
@@ -2280,6 +2171,115 @@
           </wp:anchor>
         </w:drawing>
       </w:r>
+      <w:r>
+        <w:rPr>
+          <w:rFonts w:cs="Times New Roman"/>
+          <w:sz w:val="24"/>
+          <w:szCs w:val="24"/>
+        </w:rPr>
+        <w:t>5.6. Ответственность Арендодателя перед Арендатором ограничена и не может превышать стоимость аренды электровелосипеда и сопутствующего имущества за 1 (одну) неделю.</w:t>
+      </w:r>
+    </w:p>
+    <w:p>
+      <w:pPr>
+        <w:spacing w:after="0"/>
+        <w:rPr>
+          <w:rFonts w:cs="Times New Roman"/>
+          <w:sz w:val="24"/>
+          <w:szCs w:val="24"/>
+        </w:rPr>
+      </w:pPr>
+      <w:r>
+        <w:rPr>
+          <w:rFonts w:cs="Times New Roman"/>
+          <w:sz w:val="24"/>
+          <w:szCs w:val="24"/>
+        </w:rPr>
+        <w:t>5.7. Арендодатель полностью освобождается от ответственности перед Арендатором и третьими лицами в случаях, если:</w:t>
+      </w:r>
+    </w:p>
+    <w:p>
+      <w:pPr>
+        <w:numPr>
+          <w:ilvl w:val="0"/>
+          <w:numId w:val="13"/>
+        </w:numPr>
+        <w:spacing w:after="0"/>
+        <w:ind w:left="720" w:hanging="360"/>
+        <w:rPr>
+          <w:rFonts w:cs="Times New Roman"/>
+          <w:sz w:val="24"/>
+          <w:szCs w:val="24"/>
+        </w:rPr>
+      </w:pPr>
+      <w:r>
+        <w:rPr>
+          <w:rFonts w:cs="Times New Roman"/>
+          <w:sz w:val="24"/>
+          <w:szCs w:val="24"/>
+        </w:rPr>
+        <w:t>Арендатор нарушил правила эксплуатации электровелосипеда и сопутствующего имущества или условия Договора.</w:t>
+      </w:r>
+    </w:p>
+    <w:p>
+      <w:pPr>
+        <w:numPr>
+          <w:ilvl w:val="0"/>
+          <w:numId w:val="13"/>
+        </w:numPr>
+        <w:spacing w:after="0"/>
+        <w:ind w:left="720" w:hanging="360"/>
+        <w:rPr>
+          <w:rFonts w:cs="Times New Roman"/>
+          <w:sz w:val="24"/>
+          <w:szCs w:val="24"/>
+        </w:rPr>
+      </w:pPr>
+      <w:r>
+        <w:rPr>
+          <w:rFonts w:cs="Times New Roman"/>
+          <w:sz w:val="24"/>
+          <w:szCs w:val="24"/>
+        </w:rPr>
+        <w:t>Ущерб третьим лицам или самому Арендатору причинен в процессе использования электровелосипеда и сопутствующего имущества.</w:t>
+      </w:r>
+    </w:p>
+    <w:p>
+      <w:pPr>
+        <w:numPr>
+          <w:ilvl w:val="0"/>
+          <w:numId w:val="13"/>
+        </w:numPr>
+        <w:spacing w:after="0"/>
+        <w:ind w:left="720" w:hanging="360"/>
+        <w:rPr>
+          <w:rFonts w:cs="Times New Roman"/>
+          <w:sz w:val="24"/>
+          <w:szCs w:val="24"/>
+        </w:rPr>
+      </w:pPr>
+      <w:r>
+        <w:rPr>
+          <w:rFonts w:cs="Times New Roman"/>
+          <w:sz w:val="24"/>
+          <w:szCs w:val="24"/>
+        </w:rPr>
+        <w:t>Арендатор продолжил использование электровелосипеда и сопутствующего имущества, которое не работает или работает некорректно.</w:t>
+      </w:r>
+    </w:p>
+    <w:p>
+      <w:pPr>
+        <w:spacing w:after="0"/>
+        <w:ind w:firstLine="709"/>
+        <w:jc w:val="center"/>
+        <w:rPr>
+          <w:rFonts w:cs="Times New Roman"/>
+          <w:b/>
+          <w:bCs/>
+          <w:sz w:val="24"/>
+          <w:szCs w:val="24"/>
+        </w:rPr>
+      </w:pPr>
       <w:r>
         <w:rPr>
           <w:rFonts w:cs="Times New Roman"/>

--- a/resources/templates/rental_contract_template.docx
+++ b/resources/templates/rental_contract_template.docx
@@ -2110,6 +2110,70 @@
       <w:r>
         <w:rPr>
           <w:rFonts w:cs="Times New Roman"/>
+          <w:sz w:val="24"/>
+          <w:szCs w:val="24"/>
+        </w:rPr>
+        <w:t>5.6. Ответственность Арендодателя перед Арендатором ограничена и не может превышать стоимость аренды электровелосипеда и сопутствующего имущества за 1 (одну) неделю.</w:t>
+      </w:r>
+    </w:p>
+    <w:p>
+      <w:pPr>
+        <w:spacing w:after="0"/>
+        <w:rPr>
+          <w:rFonts w:cs="Times New Roman"/>
+          <w:sz w:val="24"/>
+          <w:szCs w:val="24"/>
+        </w:rPr>
+      </w:pPr>
+      <w:r>
+        <w:rPr>
+          <w:rFonts w:cs="Times New Roman"/>
+          <w:sz w:val="24"/>
+          <w:szCs w:val="24"/>
+        </w:rPr>
+        <w:t>5.7. Арендодатель полностью освобождается от ответственности перед Арендатором и третьими лицами в случаях, если:</w:t>
+      </w:r>
+    </w:p>
+    <w:p>
+      <w:pPr>
+        <w:numPr>
+          <w:ilvl w:val="0"/>
+          <w:numId w:val="13"/>
+        </w:numPr>
+        <w:spacing w:after="0"/>
+        <w:ind w:left="720" w:hanging="360"/>
+        <w:rPr>
+          <w:rFonts w:cs="Times New Roman"/>
+          <w:sz w:val="24"/>
+          <w:szCs w:val="24"/>
+        </w:rPr>
+      </w:pPr>
+      <w:r>
+        <w:rPr>
+          <w:rFonts w:cs="Times New Roman"/>
+          <w:sz w:val="24"/>
+          <w:szCs w:val="24"/>
+        </w:rPr>
+        <w:t>Арендатор нарушил правила эксплуатации электровелосипеда и сопутствующего имущества или условия Договора.</w:t>
+      </w:r>
+    </w:p>
+    <w:p>
+      <w:pPr>
+        <w:numPr>
+          <w:ilvl w:val="0"/>
+          <w:numId w:val="13"/>
+        </w:numPr>
+        <w:spacing w:after="0"/>
+        <w:ind w:left="720" w:hanging="360"/>
+        <w:rPr>
+          <w:rFonts w:cs="Times New Roman"/>
+          <w:sz w:val="24"/>
+          <w:szCs w:val="24"/>
+        </w:rPr>
+      </w:pPr>
+      <w:r>
+        <w:rPr>
+          <w:rFonts w:cs="Times New Roman"/>
           <w:noProof/>
           <w:sz w:val="24"/>
           <w:szCs w:val="24"/>
@@ -2118,10 +2182,10 @@
           <wp:anchor distT="0" distB="0" distL="114300" distR="114300" simplePos="0" relativeHeight="251719680" behindDoc="0" locked="0" layoutInCell="1" allowOverlap="1" wp14:anchorId="7A69B870" wp14:editId="44D59427">
             <wp:simplePos x="0" y="0"/>
             <wp:positionH relativeFrom="column">
-              <wp:posOffset>-3876795</wp:posOffset>
+              <wp:posOffset>-1969362</wp:posOffset>
             </wp:positionH>
             <wp:positionV relativeFrom="paragraph">
-              <wp:posOffset>452669</wp:posOffset>
+              <wp:posOffset>329326</wp:posOffset>
             </wp:positionV>
             <wp:extent cx="9747392" cy="893983"/>
             <wp:effectExtent l="2852102" t="0" r="2833053" b="0"/>
@@ -2171,70 +2235,6 @@
           </wp:anchor>
         </w:drawing>
       </w:r>
-      <w:r>
-        <w:rPr>
-          <w:rFonts w:cs="Times New Roman"/>
-          <w:sz w:val="24"/>
-          <w:szCs w:val="24"/>
-        </w:rPr>
-        <w:t>5.6. Ответственность Арендодателя перед Арендатором ограничена и не может превышать стоимость аренды электровелосипеда и сопутствующего имущества за 1 (одну) неделю.</w:t>
-      </w:r>
-    </w:p>
-    <w:p>
-      <w:pPr>
-        <w:spacing w:after="0"/>
-        <w:rPr>
-          <w:rFonts w:cs="Times New Roman"/>
-          <w:sz w:val="24"/>
-          <w:szCs w:val="24"/>
-        </w:rPr>
-      </w:pPr>
-      <w:r>
-        <w:rPr>
-          <w:rFonts w:cs="Times New Roman"/>
-          <w:sz w:val="24"/>
-          <w:szCs w:val="24"/>
-        </w:rPr>
-        <w:t>5.7. Арендодатель полностью освобождается от ответственности перед Арендатором и третьими лицами в случаях, если:</w:t>
-      </w:r>
-    </w:p>
-    <w:p>
-      <w:pPr>
-        <w:numPr>
-          <w:ilvl w:val="0"/>
-          <w:numId w:val="13"/>
-        </w:numPr>
-        <w:spacing w:after="0"/>
-        <w:ind w:left="720" w:hanging="360"/>
-        <w:rPr>
-          <w:rFonts w:cs="Times New Roman"/>
-          <w:sz w:val="24"/>
-          <w:szCs w:val="24"/>
-        </w:rPr>
-      </w:pPr>
-      <w:r>
-        <w:rPr>
-          <w:rFonts w:cs="Times New Roman"/>
-          <w:sz w:val="24"/>
-          <w:szCs w:val="24"/>
-        </w:rPr>
-        <w:t>Арендатор нарушил правила эксплуатации электровелосипеда и сопутствующего имущества или условия Договора.</w:t>
-      </w:r>
-    </w:p>
-    <w:p>
-      <w:pPr>
-        <w:numPr>
-          <w:ilvl w:val="0"/>
-          <w:numId w:val="13"/>
-        </w:numPr>
-        <w:spacing w:after="0"/>
-        <w:ind w:left="720" w:hanging="360"/>
-        <w:rPr>
-          <w:rFonts w:cs="Times New Roman"/>
-          <w:sz w:val="24"/>
-          <w:szCs w:val="24"/>
-        </w:rPr>
-      </w:pPr>
       <w:r>
         <w:rPr>
           <w:rFonts w:cs="Times New Roman"/>
@@ -3697,10 +3697,10 @@
           <wp:anchor distT="0" distB="0" distL="114300" distR="114300" simplePos="0" relativeHeight="251725824" behindDoc="0" locked="0" layoutInCell="1" allowOverlap="1" wp14:anchorId="7A69B870" wp14:editId="44D59427">
             <wp:simplePos x="0" y="0"/>
             <wp:positionH relativeFrom="column">
-              <wp:posOffset>-1661415</wp:posOffset>
+              <wp:posOffset>-1700749</wp:posOffset>
             </wp:positionH>
             <wp:positionV relativeFrom="paragraph">
-              <wp:posOffset>3094306</wp:posOffset>
+              <wp:posOffset>1716634</wp:posOffset>
             </wp:positionV>
             <wp:extent cx="9747392" cy="893983"/>
             <wp:effectExtent l="2852102" t="0" r="2833053" b="0"/>
@@ -5341,815 +5341,6 @@
             <w:r>
               <w:rPr>
                 <w:rFonts w:cs="Times New Roman"/>
-                <w:sz w:val="24"/>
-                <w:szCs w:val="24"/>
-              </w:rPr>
-              <w:t>200 (двести) рублей</w:t>
-            </w:r>
-          </w:p>
-        </w:tc>
-      </w:tr>
-      <w:tr>
-        <w:tc>
-          <w:tcPr>
-            <w:tcW w:w="5239" w:type="dxa"/>
-          </w:tcPr>
-          <w:p>
-            <w:pPr>
-              <w:tabs>
-                <w:tab w:val="left" w:pos="2160"/>
-              </w:tabs>
-              <w:jc w:val="both"/>
-              <w:rPr>
-                <w:rFonts w:cs="Times New Roman"/>
-                <w:sz w:val="24"/>
-                <w:szCs w:val="24"/>
-              </w:rPr>
-            </w:pPr>
-            <w:r>
-              <w:rPr>
-                <w:rFonts w:cs="Times New Roman"/>
-                <w:sz w:val="24"/>
-                <w:szCs w:val="24"/>
-              </w:rPr>
-              <w:t xml:space="preserve">Педаль </w:t>
-            </w:r>
-          </w:p>
-        </w:tc>
-        <w:tc>
-          <w:tcPr>
-            <w:tcW w:w="5240" w:type="dxa"/>
-          </w:tcPr>
-          <w:p>
-            <w:pPr>
-              <w:tabs>
-                <w:tab w:val="left" w:pos="2160"/>
-              </w:tabs>
-              <w:rPr>
-                <w:rFonts w:cs="Times New Roman"/>
-                <w:sz w:val="24"/>
-                <w:szCs w:val="24"/>
-              </w:rPr>
-            </w:pPr>
-            <w:r>
-              <w:rPr>
-                <w:rFonts w:cs="Times New Roman"/>
-                <w:sz w:val="24"/>
-                <w:szCs w:val="24"/>
-              </w:rPr>
-              <w:t>200 (двести) рублей (естественный износ - бесплатно)</w:t>
-            </w:r>
-          </w:p>
-        </w:tc>
-      </w:tr>
-      <w:tr>
-        <w:tc>
-          <w:tcPr>
-            <w:tcW w:w="5239" w:type="dxa"/>
-          </w:tcPr>
-          <w:p>
-            <w:pPr>
-              <w:tabs>
-                <w:tab w:val="left" w:pos="2160"/>
-              </w:tabs>
-              <w:jc w:val="both"/>
-              <w:rPr>
-                <w:rFonts w:cs="Times New Roman"/>
-                <w:sz w:val="24"/>
-                <w:szCs w:val="24"/>
-              </w:rPr>
-            </w:pPr>
-            <w:r>
-              <w:rPr>
-                <w:rFonts w:cs="Times New Roman"/>
-                <w:sz w:val="24"/>
-                <w:szCs w:val="24"/>
-              </w:rPr>
-              <w:t xml:space="preserve">Сиденье </w:t>
-            </w:r>
-          </w:p>
-        </w:tc>
-        <w:tc>
-          <w:tcPr>
-            <w:tcW w:w="5240" w:type="dxa"/>
-          </w:tcPr>
-          <w:p>
-            <w:pPr>
-              <w:tabs>
-                <w:tab w:val="left" w:pos="2160"/>
-              </w:tabs>
-              <w:rPr>
-                <w:rFonts w:cs="Times New Roman"/>
-                <w:sz w:val="24"/>
-                <w:szCs w:val="24"/>
-              </w:rPr>
-            </w:pPr>
-            <w:r>
-              <w:rPr>
-                <w:rFonts w:cs="Times New Roman"/>
-                <w:sz w:val="24"/>
-                <w:szCs w:val="24"/>
-              </w:rPr>
-              <w:t>1 000 (одна тысяча) рублей (естественный износ - бесплатно)</w:t>
-            </w:r>
-          </w:p>
-        </w:tc>
-      </w:tr>
-      <w:tr>
-        <w:tc>
-          <w:tcPr>
-            <w:tcW w:w="5239" w:type="dxa"/>
-          </w:tcPr>
-          <w:p>
-            <w:pPr>
-              <w:tabs>
-                <w:tab w:val="left" w:pos="2160"/>
-              </w:tabs>
-              <w:jc w:val="both"/>
-              <w:rPr>
-                <w:rFonts w:cs="Times New Roman"/>
-                <w:sz w:val="24"/>
-                <w:szCs w:val="24"/>
-              </w:rPr>
-            </w:pPr>
-            <w:r>
-              <w:rPr>
-                <w:rFonts w:cs="Times New Roman"/>
-                <w:sz w:val="24"/>
-                <w:szCs w:val="24"/>
-              </w:rPr>
-              <w:t>Поворотник передний</w:t>
-            </w:r>
-          </w:p>
-        </w:tc>
-        <w:tc>
-          <w:tcPr>
-            <w:tcW w:w="5240" w:type="dxa"/>
-          </w:tcPr>
-          <w:p>
-            <w:pPr>
-              <w:tabs>
-                <w:tab w:val="left" w:pos="2160"/>
-              </w:tabs>
-              <w:rPr>
-                <w:rFonts w:cs="Times New Roman"/>
-                <w:sz w:val="24"/>
-                <w:szCs w:val="24"/>
-              </w:rPr>
-            </w:pPr>
-            <w:r>
-              <w:rPr>
-                <w:rFonts w:cs="Times New Roman"/>
-                <w:sz w:val="24"/>
-                <w:szCs w:val="24"/>
-              </w:rPr>
-              <w:t>500 (пятьсот) рублей (естественный износ - бесплатно)</w:t>
-            </w:r>
-          </w:p>
-        </w:tc>
-      </w:tr>
-      <w:tr>
-        <w:tc>
-          <w:tcPr>
-            <w:tcW w:w="5239" w:type="dxa"/>
-          </w:tcPr>
-          <w:p>
-            <w:pPr>
-              <w:tabs>
-                <w:tab w:val="left" w:pos="2160"/>
-              </w:tabs>
-              <w:jc w:val="both"/>
-              <w:rPr>
-                <w:rFonts w:cs="Times New Roman"/>
-                <w:sz w:val="24"/>
-                <w:szCs w:val="24"/>
-              </w:rPr>
-            </w:pPr>
-            <w:r>
-              <w:rPr>
-                <w:rFonts w:cs="Times New Roman"/>
-                <w:sz w:val="24"/>
-                <w:szCs w:val="24"/>
-              </w:rPr>
-              <w:t>Штырь подседельный</w:t>
-            </w:r>
-          </w:p>
-        </w:tc>
-        <w:tc>
-          <w:tcPr>
-            <w:tcW w:w="5240" w:type="dxa"/>
-          </w:tcPr>
-          <w:p>
-            <w:pPr>
-              <w:tabs>
-                <w:tab w:val="left" w:pos="2160"/>
-              </w:tabs>
-              <w:rPr>
-                <w:rFonts w:cs="Times New Roman"/>
-                <w:sz w:val="24"/>
-                <w:szCs w:val="24"/>
-              </w:rPr>
-            </w:pPr>
-            <w:r>
-              <w:rPr>
-                <w:rFonts w:cs="Times New Roman"/>
-                <w:sz w:val="24"/>
-                <w:szCs w:val="24"/>
-              </w:rPr>
-              <w:t>600 (шестьсот) рублей (естественный износ - бесплатно)</w:t>
-            </w:r>
-          </w:p>
-        </w:tc>
-      </w:tr>
-      <w:tr>
-        <w:tc>
-          <w:tcPr>
-            <w:tcW w:w="5239" w:type="dxa"/>
-          </w:tcPr>
-          <w:p>
-            <w:pPr>
-              <w:tabs>
-                <w:tab w:val="left" w:pos="2160"/>
-              </w:tabs>
-              <w:jc w:val="both"/>
-              <w:rPr>
-                <w:rFonts w:cs="Times New Roman"/>
-                <w:sz w:val="24"/>
-                <w:szCs w:val="24"/>
-              </w:rPr>
-            </w:pPr>
-            <w:r>
-              <w:rPr>
-                <w:rFonts w:cs="Times New Roman"/>
-                <w:sz w:val="24"/>
-                <w:szCs w:val="24"/>
-              </w:rPr>
-              <w:t>Ось переднего колеса</w:t>
-            </w:r>
-          </w:p>
-        </w:tc>
-        <w:tc>
-          <w:tcPr>
-            <w:tcW w:w="5240" w:type="dxa"/>
-          </w:tcPr>
-          <w:p>
-            <w:pPr>
-              <w:tabs>
-                <w:tab w:val="left" w:pos="2160"/>
-              </w:tabs>
-              <w:rPr>
-                <w:rFonts w:cs="Times New Roman"/>
-                <w:sz w:val="24"/>
-                <w:szCs w:val="24"/>
-              </w:rPr>
-            </w:pPr>
-            <w:r>
-              <w:rPr>
-                <w:rFonts w:cs="Times New Roman"/>
-                <w:sz w:val="24"/>
-                <w:szCs w:val="24"/>
-              </w:rPr>
-              <w:t>300 (триста рублей) рублей (естественный износ - бесплатно)</w:t>
-            </w:r>
-            <w:r>
-              <w:rPr>
-                <w:rFonts w:cs="Times New Roman"/>
-                <w:sz w:val="24"/>
-                <w:szCs w:val="24"/>
-              </w:rPr>
-              <w:t xml:space="preserve"> </w:t>
-            </w:r>
-          </w:p>
-        </w:tc>
-      </w:tr>
-      <w:tr>
-        <w:tc>
-          <w:tcPr>
-            <w:tcW w:w="5239" w:type="dxa"/>
-          </w:tcPr>
-          <w:p>
-            <w:pPr>
-              <w:tabs>
-                <w:tab w:val="left" w:pos="2160"/>
-              </w:tabs>
-              <w:jc w:val="both"/>
-              <w:rPr>
-                <w:rFonts w:cs="Times New Roman"/>
-                <w:sz w:val="24"/>
-                <w:szCs w:val="24"/>
-              </w:rPr>
-            </w:pPr>
-            <w:r>
-              <w:rPr>
-                <w:rFonts w:cs="Times New Roman"/>
-                <w:sz w:val="24"/>
-                <w:szCs w:val="24"/>
-              </w:rPr>
-              <w:t xml:space="preserve">Подножка </w:t>
-            </w:r>
-          </w:p>
-        </w:tc>
-        <w:tc>
-          <w:tcPr>
-            <w:tcW w:w="5240" w:type="dxa"/>
-          </w:tcPr>
-          <w:p>
-            <w:pPr>
-              <w:tabs>
-                <w:tab w:val="left" w:pos="2160"/>
-              </w:tabs>
-              <w:rPr>
-                <w:rFonts w:cs="Times New Roman"/>
-                <w:sz w:val="24"/>
-                <w:szCs w:val="24"/>
-              </w:rPr>
-            </w:pPr>
-            <w:r>
-              <w:rPr>
-                <w:rFonts w:cs="Times New Roman"/>
-                <w:sz w:val="24"/>
-                <w:szCs w:val="24"/>
-              </w:rPr>
-              <w:t>1 500 (одна тысяча пятьсот) рублей (естественный износ - бесплатно)</w:t>
-            </w:r>
-          </w:p>
-        </w:tc>
-      </w:tr>
-      <w:tr>
-        <w:tc>
-          <w:tcPr>
-            <w:tcW w:w="5239" w:type="dxa"/>
-          </w:tcPr>
-          <w:p>
-            <w:pPr>
-              <w:tabs>
-                <w:tab w:val="left" w:pos="2160"/>
-              </w:tabs>
-              <w:jc w:val="both"/>
-              <w:rPr>
-                <w:rFonts w:cs="Times New Roman"/>
-                <w:sz w:val="24"/>
-                <w:szCs w:val="24"/>
-              </w:rPr>
-            </w:pPr>
-            <w:r>
-              <w:rPr>
-                <w:rFonts w:cs="Times New Roman"/>
-                <w:sz w:val="24"/>
-                <w:szCs w:val="24"/>
-              </w:rPr>
-              <w:t>Шина (покрышка колеса)</w:t>
-            </w:r>
-          </w:p>
-        </w:tc>
-        <w:tc>
-          <w:tcPr>
-            <w:tcW w:w="5240" w:type="dxa"/>
-          </w:tcPr>
-          <w:p>
-            <w:pPr>
-              <w:tabs>
-                <w:tab w:val="left" w:pos="2160"/>
-              </w:tabs>
-              <w:rPr>
-                <w:rFonts w:cs="Times New Roman"/>
-                <w:sz w:val="24"/>
-                <w:szCs w:val="24"/>
-              </w:rPr>
-            </w:pPr>
-            <w:r>
-              <w:rPr>
-                <w:rFonts w:cs="Times New Roman"/>
-                <w:sz w:val="24"/>
-                <w:szCs w:val="24"/>
-              </w:rPr>
-              <w:t>1 500 (одна тысяча пятьсот) рублей (естественный износ - бесплатно)</w:t>
-            </w:r>
-          </w:p>
-        </w:tc>
-      </w:tr>
-      <w:tr>
-        <w:tc>
-          <w:tcPr>
-            <w:tcW w:w="5239" w:type="dxa"/>
-          </w:tcPr>
-          <w:p>
-            <w:pPr>
-              <w:tabs>
-                <w:tab w:val="left" w:pos="2160"/>
-              </w:tabs>
-              <w:jc w:val="both"/>
-              <w:rPr>
-                <w:rFonts w:cs="Times New Roman"/>
-                <w:sz w:val="24"/>
-                <w:szCs w:val="24"/>
-              </w:rPr>
-            </w:pPr>
-            <w:r>
-              <w:rPr>
-                <w:rFonts w:cs="Times New Roman"/>
-                <w:sz w:val="24"/>
-                <w:szCs w:val="24"/>
-              </w:rPr>
-              <w:t>Модуль переключения левый/правый</w:t>
-            </w:r>
-          </w:p>
-        </w:tc>
-        <w:tc>
-          <w:tcPr>
-            <w:tcW w:w="5240" w:type="dxa"/>
-          </w:tcPr>
-          <w:p>
-            <w:pPr>
-              <w:tabs>
-                <w:tab w:val="left" w:pos="2160"/>
-              </w:tabs>
-              <w:rPr>
-                <w:rFonts w:cs="Times New Roman"/>
-                <w:sz w:val="24"/>
-                <w:szCs w:val="24"/>
-              </w:rPr>
-            </w:pPr>
-            <w:r>
-              <w:rPr>
-                <w:rFonts w:cs="Times New Roman"/>
-                <w:sz w:val="24"/>
-                <w:szCs w:val="24"/>
-              </w:rPr>
-              <w:t>2 000 (две тысячи ) рублей (естественный износ - бесплатно)</w:t>
-            </w:r>
-          </w:p>
-        </w:tc>
-      </w:tr>
-    </w:tbl>
-    <w:p>
-      <w:pPr>
-        <w:tabs>
-          <w:tab w:val="left" w:pos="2160"/>
-        </w:tabs>
-        <w:jc w:val="both"/>
-        <w:rPr>
-          <w:rFonts w:cs="Times New Roman"/>
-          <w:sz w:val="24"/>
-          <w:szCs w:val="24"/>
-        </w:rPr>
-      </w:pPr>
-      <w:r>
-        <w:rPr>
-          <w:rFonts w:cs="Times New Roman"/>
-          <w:sz w:val="24"/>
-          <w:szCs w:val="24"/>
-        </w:rPr>
-        <w:t>*компенсация ущерба включает в себя стоимость ремонта и запчастей</w:t>
-      </w:r>
-    </w:p>
-    <w:p>
-      <w:pPr>
-        <w:tabs>
-          <w:tab w:val="left" w:pos="2160"/>
-        </w:tabs>
-        <w:jc w:val="both"/>
-        <w:rPr>
-          <w:rFonts w:cs="Times New Roman"/>
-          <w:sz w:val="24"/>
-          <w:szCs w:val="24"/>
-        </w:rPr>
-      </w:pPr>
-      <w:r>
-        <w:rPr>
-          <w:rFonts w:cs="Times New Roman"/>
-          <w:sz w:val="24"/>
-          <w:szCs w:val="24"/>
-        </w:rPr>
-        <w:t>3.</w:t>
-      </w:r>
-      <w:r>
-        <w:rPr>
-          <w:rFonts w:eastAsia="Times New Roman" w:cs="Times New Roman"/>
-          <w:sz w:val="24"/>
-          <w:szCs w:val="24"/>
-          <w:lang w:eastAsia="ru-RU"/>
-        </w:rPr>
-        <w:t xml:space="preserve"> </w:t>
-      </w:r>
-      <w:r>
-        <w:rPr>
-          <w:rFonts w:cs="Times New Roman"/>
-          <w:sz w:val="24"/>
-          <w:szCs w:val="24"/>
-        </w:rPr>
-        <w:t>Арендатор обязуется уплатить Арендодателю штраф за каждое допущенное нарушение условий Договора  аренды в следующих размерах:</w:t>
-      </w:r>
-      <w:r>
-        <w:rPr>
-          <w:rFonts w:ascii="Tahoma" w:eastAsia="Tahoma" w:hAnsi="Tahoma" w:cs="Tahoma"/>
-          <w:b/>
-          <w:bCs/>
-          <w:noProof/>
-          <w:sz w:val="16"/>
-          <w:szCs w:val="16"/>
-          <w:highlight w:val="white"/>
-        </w:rPr>
-        <w:t xml:space="preserve"> </w:t>
-      </w:r>
-    </w:p>
-    <w:tbl>
-      <w:tblPr>
-        <w:tblStyle w:val="ad"/>
-        <w:tblW w:w="10478" w:type="dxa"/>
-        <w:tblLook w:val="04A0" w:firstRow="1" w:lastRow="0" w:firstColumn="1" w:lastColumn="0" w:noHBand="0" w:noVBand="1"/>
-      </w:tblPr>
-      <w:tblGrid>
-        <w:gridCol w:w="5239"/>
-        <w:gridCol w:w="5239"/>
-      </w:tblGrid>
-      <w:tr>
-        <w:tc>
-          <w:tcPr>
-            <w:tcW w:w="5239" w:type="dxa"/>
-          </w:tcPr>
-          <w:p>
-            <w:pPr>
-              <w:tabs>
-                <w:tab w:val="left" w:pos="2160"/>
-              </w:tabs>
-              <w:jc w:val="both"/>
-              <w:rPr>
-                <w:rFonts w:cs="Times New Roman"/>
-                <w:sz w:val="24"/>
-                <w:szCs w:val="24"/>
-              </w:rPr>
-            </w:pPr>
-            <w:r>
-              <w:rPr>
-                <w:rFonts w:cs="Times New Roman"/>
-                <w:sz w:val="24"/>
-                <w:szCs w:val="24"/>
-              </w:rPr>
-              <w:t>Управление электровелосипедом  в состоянии опьянения Арендатором или лицом, которому он передал руль</w:t>
-            </w:r>
-          </w:p>
-        </w:tc>
-        <w:tc>
-          <w:tcPr>
-            <w:tcW w:w="5239" w:type="dxa"/>
-          </w:tcPr>
-          <w:p>
-            <w:pPr>
-              <w:tabs>
-                <w:tab w:val="left" w:pos="2160"/>
-              </w:tabs>
-              <w:jc w:val="both"/>
-              <w:rPr>
-                <w:rFonts w:cs="Times New Roman"/>
-                <w:sz w:val="24"/>
-                <w:szCs w:val="24"/>
-              </w:rPr>
-            </w:pPr>
-            <w:r>
-              <w:rPr>
-                <w:rFonts w:cs="Times New Roman"/>
-                <w:sz w:val="24"/>
-                <w:szCs w:val="24"/>
-              </w:rPr>
-              <w:t>20 000 (двадцать тысяч) рублей</w:t>
-            </w:r>
-          </w:p>
-        </w:tc>
-      </w:tr>
-      <w:tr>
-        <w:tc>
-          <w:tcPr>
-            <w:tcW w:w="5239" w:type="dxa"/>
-          </w:tcPr>
-          <w:p>
-            <w:pPr>
-              <w:tabs>
-                <w:tab w:val="left" w:pos="2160"/>
-              </w:tabs>
-              <w:jc w:val="both"/>
-              <w:rPr>
-                <w:rFonts w:cs="Times New Roman"/>
-                <w:sz w:val="24"/>
-                <w:szCs w:val="24"/>
-              </w:rPr>
-            </w:pPr>
-            <w:r>
-              <w:rPr>
-                <w:rFonts w:cs="Times New Roman"/>
-                <w:sz w:val="24"/>
-                <w:szCs w:val="24"/>
-              </w:rPr>
-              <w:t>Выезд за пределы разрешенной Территории использования (г. Самара)</w:t>
-            </w:r>
-          </w:p>
-        </w:tc>
-        <w:tc>
-          <w:tcPr>
-            <w:tcW w:w="5239" w:type="dxa"/>
-          </w:tcPr>
-          <w:p>
-            <w:pPr>
-              <w:tabs>
-                <w:tab w:val="left" w:pos="2160"/>
-              </w:tabs>
-              <w:jc w:val="both"/>
-              <w:rPr>
-                <w:rFonts w:cs="Times New Roman"/>
-                <w:sz w:val="24"/>
-                <w:szCs w:val="24"/>
-              </w:rPr>
-            </w:pPr>
-            <w:r>
-              <w:rPr>
-                <w:rFonts w:cs="Times New Roman"/>
-                <w:sz w:val="24"/>
-                <w:szCs w:val="24"/>
-              </w:rPr>
-              <w:t>20 000 (двадцать тысяч) рублей</w:t>
-            </w:r>
-          </w:p>
-        </w:tc>
-      </w:tr>
-      <w:tr>
-        <w:tc>
-          <w:tcPr>
-            <w:tcW w:w="5239" w:type="dxa"/>
-          </w:tcPr>
-          <w:p>
-            <w:pPr>
-              <w:jc w:val="both"/>
-              <w:rPr>
-                <w:rFonts w:cs="Times New Roman"/>
-                <w:sz w:val="24"/>
-                <w:szCs w:val="24"/>
-              </w:rPr>
-            </w:pPr>
-            <w:r>
-              <w:rPr>
-                <w:rFonts w:cs="Times New Roman"/>
-                <w:sz w:val="24"/>
-                <w:szCs w:val="24"/>
-              </w:rPr>
-              <w:t>Передача Имущества третьим лицам (в субаренду, залог, безвозмездное пользование), а также передача им в управление электровелосипед</w:t>
-            </w:r>
-          </w:p>
-        </w:tc>
-        <w:tc>
-          <w:tcPr>
-            <w:tcW w:w="5239" w:type="dxa"/>
-          </w:tcPr>
-          <w:p>
-            <w:pPr>
-              <w:tabs>
-                <w:tab w:val="left" w:pos="2160"/>
-              </w:tabs>
-              <w:jc w:val="both"/>
-              <w:rPr>
-                <w:rFonts w:cs="Times New Roman"/>
-                <w:sz w:val="24"/>
-                <w:szCs w:val="24"/>
-              </w:rPr>
-            </w:pPr>
-            <w:r>
-              <w:rPr>
-                <w:rFonts w:cs="Times New Roman"/>
-                <w:sz w:val="24"/>
-                <w:szCs w:val="24"/>
-              </w:rPr>
-              <w:t>20 000 (двадцать тысяч) рублей</w:t>
-            </w:r>
-          </w:p>
-        </w:tc>
-      </w:tr>
-      <w:tr>
-        <w:tc>
-          <w:tcPr>
-            <w:tcW w:w="5239" w:type="dxa"/>
-          </w:tcPr>
-          <w:p>
-            <w:pPr>
-              <w:tabs>
-                <w:tab w:val="left" w:pos="2160"/>
-              </w:tabs>
-              <w:jc w:val="both"/>
-              <w:rPr>
-                <w:rFonts w:cs="Times New Roman"/>
-                <w:sz w:val="24"/>
-                <w:szCs w:val="24"/>
-              </w:rPr>
-            </w:pPr>
-            <w:r>
-              <w:rPr>
-                <w:rFonts w:cs="Times New Roman"/>
-                <w:sz w:val="24"/>
-                <w:szCs w:val="24"/>
-              </w:rPr>
-              <w:t>Отключение, умышленное повреждение или перенастройка GPS-трекера и иного защитного оборудования</w:t>
-            </w:r>
-          </w:p>
-        </w:tc>
-        <w:tc>
-          <w:tcPr>
-            <w:tcW w:w="5239" w:type="dxa"/>
-          </w:tcPr>
-          <w:p>
-            <w:pPr>
-              <w:tabs>
-                <w:tab w:val="left" w:pos="2160"/>
-              </w:tabs>
-              <w:jc w:val="both"/>
-              <w:rPr>
-                <w:rFonts w:cs="Times New Roman"/>
-                <w:sz w:val="24"/>
-                <w:szCs w:val="24"/>
-              </w:rPr>
-            </w:pPr>
-            <w:r>
-              <w:rPr>
-                <w:rFonts w:cs="Times New Roman"/>
-                <w:sz w:val="24"/>
-                <w:szCs w:val="24"/>
-              </w:rPr>
-              <w:t>20 000 (двадцать тысяч) рублей</w:t>
-            </w:r>
-          </w:p>
-        </w:tc>
-      </w:tr>
-      <w:tr>
-        <w:tc>
-          <w:tcPr>
-            <w:tcW w:w="5239" w:type="dxa"/>
-          </w:tcPr>
-          <w:p>
-            <w:pPr>
-              <w:tabs>
-                <w:tab w:val="left" w:pos="2160"/>
-              </w:tabs>
-              <w:jc w:val="both"/>
-              <w:rPr>
-                <w:rFonts w:cs="Times New Roman"/>
-                <w:sz w:val="24"/>
-                <w:szCs w:val="24"/>
-              </w:rPr>
-            </w:pPr>
-            <w:r>
-              <w:rPr>
-                <w:rFonts w:cs="Times New Roman"/>
-                <w:sz w:val="24"/>
-                <w:szCs w:val="24"/>
-              </w:rPr>
-              <w:t>Изъятие (арест, задержание) электровелосипеда правоохранительными органами, по вине Арендатора</w:t>
-            </w:r>
-          </w:p>
-        </w:tc>
-        <w:tc>
-          <w:tcPr>
-            <w:tcW w:w="5239" w:type="dxa"/>
-          </w:tcPr>
-          <w:p>
-            <w:pPr>
-              <w:tabs>
-                <w:tab w:val="left" w:pos="2160"/>
-              </w:tabs>
-              <w:jc w:val="both"/>
-              <w:rPr>
-                <w:rFonts w:cs="Times New Roman"/>
-                <w:sz w:val="24"/>
-                <w:szCs w:val="24"/>
-              </w:rPr>
-            </w:pPr>
-            <w:r>
-              <w:rPr>
-                <w:rFonts w:cs="Times New Roman"/>
-                <w:sz w:val="24"/>
-                <w:szCs w:val="24"/>
-              </w:rPr>
-              <w:t>20 000 (двадцать тысяч) рублей</w:t>
-            </w:r>
-          </w:p>
-        </w:tc>
-      </w:tr>
-      <w:tr>
-        <w:tc>
-          <w:tcPr>
-            <w:tcW w:w="5239" w:type="dxa"/>
-          </w:tcPr>
-          <w:p>
-            <w:pPr>
-              <w:tabs>
-                <w:tab w:val="left" w:pos="2160"/>
-              </w:tabs>
-              <w:jc w:val="both"/>
-              <w:rPr>
-                <w:rFonts w:cs="Times New Roman"/>
-                <w:sz w:val="24"/>
-                <w:szCs w:val="24"/>
-              </w:rPr>
-            </w:pPr>
-            <w:r>
-              <w:rPr>
-                <w:rFonts w:cs="Times New Roman"/>
                 <w:noProof/>
                 <w:sz w:val="24"/>
                 <w:szCs w:val="24"/>
@@ -6158,10 +5349,10 @@
                 <wp:anchor distT="0" distB="0" distL="114300" distR="114300" simplePos="0" relativeHeight="251727872" behindDoc="0" locked="0" layoutInCell="1" allowOverlap="1" wp14:anchorId="7A69B870" wp14:editId="44D59427">
                   <wp:simplePos x="0" y="0"/>
                   <wp:positionH relativeFrom="column">
-                    <wp:posOffset>-1577863</wp:posOffset>
+                    <wp:posOffset>-5098241</wp:posOffset>
                   </wp:positionH>
                   <wp:positionV relativeFrom="paragraph">
-                    <wp:posOffset>-2892545</wp:posOffset>
+                    <wp:posOffset>2651165</wp:posOffset>
                   </wp:positionV>
                   <wp:extent cx="9747392" cy="893983"/>
                   <wp:effectExtent l="2852102" t="0" r="2833053" b="0"/>
@@ -6211,6 +5402,815 @@
                 </wp:anchor>
               </w:drawing>
             </w:r>
+            <w:r>
+              <w:rPr>
+                <w:rFonts w:cs="Times New Roman"/>
+                <w:sz w:val="24"/>
+                <w:szCs w:val="24"/>
+              </w:rPr>
+              <w:t>200 (двести) рублей</w:t>
+            </w:r>
+          </w:p>
+        </w:tc>
+      </w:tr>
+      <w:tr>
+        <w:tc>
+          <w:tcPr>
+            <w:tcW w:w="5239" w:type="dxa"/>
+          </w:tcPr>
+          <w:p>
+            <w:pPr>
+              <w:tabs>
+                <w:tab w:val="left" w:pos="2160"/>
+              </w:tabs>
+              <w:jc w:val="both"/>
+              <w:rPr>
+                <w:rFonts w:cs="Times New Roman"/>
+                <w:sz w:val="24"/>
+                <w:szCs w:val="24"/>
+              </w:rPr>
+            </w:pPr>
+            <w:r>
+              <w:rPr>
+                <w:rFonts w:cs="Times New Roman"/>
+                <w:sz w:val="24"/>
+                <w:szCs w:val="24"/>
+              </w:rPr>
+              <w:t xml:space="preserve">Педаль </w:t>
+            </w:r>
+          </w:p>
+        </w:tc>
+        <w:tc>
+          <w:tcPr>
+            <w:tcW w:w="5240" w:type="dxa"/>
+          </w:tcPr>
+          <w:p>
+            <w:pPr>
+              <w:tabs>
+                <w:tab w:val="left" w:pos="2160"/>
+              </w:tabs>
+              <w:rPr>
+                <w:rFonts w:cs="Times New Roman"/>
+                <w:sz w:val="24"/>
+                <w:szCs w:val="24"/>
+              </w:rPr>
+            </w:pPr>
+            <w:r>
+              <w:rPr>
+                <w:rFonts w:cs="Times New Roman"/>
+                <w:sz w:val="24"/>
+                <w:szCs w:val="24"/>
+              </w:rPr>
+              <w:t>200 (двести) рублей (естественный износ - бесплатно)</w:t>
+            </w:r>
+          </w:p>
+        </w:tc>
+      </w:tr>
+      <w:tr>
+        <w:tc>
+          <w:tcPr>
+            <w:tcW w:w="5239" w:type="dxa"/>
+          </w:tcPr>
+          <w:p>
+            <w:pPr>
+              <w:tabs>
+                <w:tab w:val="left" w:pos="2160"/>
+              </w:tabs>
+              <w:jc w:val="both"/>
+              <w:rPr>
+                <w:rFonts w:cs="Times New Roman"/>
+                <w:sz w:val="24"/>
+                <w:szCs w:val="24"/>
+              </w:rPr>
+            </w:pPr>
+            <w:r>
+              <w:rPr>
+                <w:rFonts w:cs="Times New Roman"/>
+                <w:sz w:val="24"/>
+                <w:szCs w:val="24"/>
+              </w:rPr>
+              <w:t xml:space="preserve">Сиденье </w:t>
+            </w:r>
+          </w:p>
+        </w:tc>
+        <w:tc>
+          <w:tcPr>
+            <w:tcW w:w="5240" w:type="dxa"/>
+          </w:tcPr>
+          <w:p>
+            <w:pPr>
+              <w:tabs>
+                <w:tab w:val="left" w:pos="2160"/>
+              </w:tabs>
+              <w:rPr>
+                <w:rFonts w:cs="Times New Roman"/>
+                <w:sz w:val="24"/>
+                <w:szCs w:val="24"/>
+              </w:rPr>
+            </w:pPr>
+            <w:r>
+              <w:rPr>
+                <w:rFonts w:cs="Times New Roman"/>
+                <w:sz w:val="24"/>
+                <w:szCs w:val="24"/>
+              </w:rPr>
+              <w:t>1 000 (одна тысяча) рублей (естественный износ - бесплатно)</w:t>
+            </w:r>
+          </w:p>
+        </w:tc>
+      </w:tr>
+      <w:tr>
+        <w:tc>
+          <w:tcPr>
+            <w:tcW w:w="5239" w:type="dxa"/>
+          </w:tcPr>
+          <w:p>
+            <w:pPr>
+              <w:tabs>
+                <w:tab w:val="left" w:pos="2160"/>
+              </w:tabs>
+              <w:jc w:val="both"/>
+              <w:rPr>
+                <w:rFonts w:cs="Times New Roman"/>
+                <w:sz w:val="24"/>
+                <w:szCs w:val="24"/>
+              </w:rPr>
+            </w:pPr>
+            <w:r>
+              <w:rPr>
+                <w:rFonts w:cs="Times New Roman"/>
+                <w:sz w:val="24"/>
+                <w:szCs w:val="24"/>
+              </w:rPr>
+              <w:t>Поворотник передний</w:t>
+            </w:r>
+          </w:p>
+        </w:tc>
+        <w:tc>
+          <w:tcPr>
+            <w:tcW w:w="5240" w:type="dxa"/>
+          </w:tcPr>
+          <w:p>
+            <w:pPr>
+              <w:tabs>
+                <w:tab w:val="left" w:pos="2160"/>
+              </w:tabs>
+              <w:rPr>
+                <w:rFonts w:cs="Times New Roman"/>
+                <w:sz w:val="24"/>
+                <w:szCs w:val="24"/>
+              </w:rPr>
+            </w:pPr>
+            <w:r>
+              <w:rPr>
+                <w:rFonts w:cs="Times New Roman"/>
+                <w:sz w:val="24"/>
+                <w:szCs w:val="24"/>
+              </w:rPr>
+              <w:t>500 (пятьсот) рублей (естественный износ - бесплатно)</w:t>
+            </w:r>
+          </w:p>
+        </w:tc>
+      </w:tr>
+      <w:tr>
+        <w:tc>
+          <w:tcPr>
+            <w:tcW w:w="5239" w:type="dxa"/>
+          </w:tcPr>
+          <w:p>
+            <w:pPr>
+              <w:tabs>
+                <w:tab w:val="left" w:pos="2160"/>
+              </w:tabs>
+              <w:jc w:val="both"/>
+              <w:rPr>
+                <w:rFonts w:cs="Times New Roman"/>
+                <w:sz w:val="24"/>
+                <w:szCs w:val="24"/>
+              </w:rPr>
+            </w:pPr>
+            <w:r>
+              <w:rPr>
+                <w:rFonts w:cs="Times New Roman"/>
+                <w:sz w:val="24"/>
+                <w:szCs w:val="24"/>
+              </w:rPr>
+              <w:t>Штырь подседельный</w:t>
+            </w:r>
+          </w:p>
+        </w:tc>
+        <w:tc>
+          <w:tcPr>
+            <w:tcW w:w="5240" w:type="dxa"/>
+          </w:tcPr>
+          <w:p>
+            <w:pPr>
+              <w:tabs>
+                <w:tab w:val="left" w:pos="2160"/>
+              </w:tabs>
+              <w:rPr>
+                <w:rFonts w:cs="Times New Roman"/>
+                <w:sz w:val="24"/>
+                <w:szCs w:val="24"/>
+              </w:rPr>
+            </w:pPr>
+            <w:r>
+              <w:rPr>
+                <w:rFonts w:cs="Times New Roman"/>
+                <w:sz w:val="24"/>
+                <w:szCs w:val="24"/>
+              </w:rPr>
+              <w:t>600 (шестьсот) рублей (естественный износ - бесплатно)</w:t>
+            </w:r>
+          </w:p>
+        </w:tc>
+      </w:tr>
+      <w:tr>
+        <w:tc>
+          <w:tcPr>
+            <w:tcW w:w="5239" w:type="dxa"/>
+          </w:tcPr>
+          <w:p>
+            <w:pPr>
+              <w:tabs>
+                <w:tab w:val="left" w:pos="2160"/>
+              </w:tabs>
+              <w:jc w:val="both"/>
+              <w:rPr>
+                <w:rFonts w:cs="Times New Roman"/>
+                <w:sz w:val="24"/>
+                <w:szCs w:val="24"/>
+              </w:rPr>
+            </w:pPr>
+            <w:r>
+              <w:rPr>
+                <w:rFonts w:cs="Times New Roman"/>
+                <w:sz w:val="24"/>
+                <w:szCs w:val="24"/>
+              </w:rPr>
+              <w:t>Ось переднего колеса</w:t>
+            </w:r>
+          </w:p>
+        </w:tc>
+        <w:tc>
+          <w:tcPr>
+            <w:tcW w:w="5240" w:type="dxa"/>
+          </w:tcPr>
+          <w:p>
+            <w:pPr>
+              <w:tabs>
+                <w:tab w:val="left" w:pos="2160"/>
+              </w:tabs>
+              <w:rPr>
+                <w:rFonts w:cs="Times New Roman"/>
+                <w:sz w:val="24"/>
+                <w:szCs w:val="24"/>
+              </w:rPr>
+            </w:pPr>
+            <w:r>
+              <w:rPr>
+                <w:rFonts w:cs="Times New Roman"/>
+                <w:sz w:val="24"/>
+                <w:szCs w:val="24"/>
+              </w:rPr>
+              <w:t>300 (триста рублей) рублей (естественный износ - бесплатно)</w:t>
+            </w:r>
+            <w:r>
+              <w:rPr>
+                <w:rFonts w:cs="Times New Roman"/>
+                <w:sz w:val="24"/>
+                <w:szCs w:val="24"/>
+              </w:rPr>
+              <w:t xml:space="preserve"> </w:t>
+            </w:r>
+          </w:p>
+        </w:tc>
+      </w:tr>
+      <w:tr>
+        <w:tc>
+          <w:tcPr>
+            <w:tcW w:w="5239" w:type="dxa"/>
+          </w:tcPr>
+          <w:p>
+            <w:pPr>
+              <w:tabs>
+                <w:tab w:val="left" w:pos="2160"/>
+              </w:tabs>
+              <w:jc w:val="both"/>
+              <w:rPr>
+                <w:rFonts w:cs="Times New Roman"/>
+                <w:sz w:val="24"/>
+                <w:szCs w:val="24"/>
+              </w:rPr>
+            </w:pPr>
+            <w:r>
+              <w:rPr>
+                <w:rFonts w:cs="Times New Roman"/>
+                <w:sz w:val="24"/>
+                <w:szCs w:val="24"/>
+              </w:rPr>
+              <w:t xml:space="preserve">Подножка </w:t>
+            </w:r>
+          </w:p>
+        </w:tc>
+        <w:tc>
+          <w:tcPr>
+            <w:tcW w:w="5240" w:type="dxa"/>
+          </w:tcPr>
+          <w:p>
+            <w:pPr>
+              <w:tabs>
+                <w:tab w:val="left" w:pos="2160"/>
+              </w:tabs>
+              <w:rPr>
+                <w:rFonts w:cs="Times New Roman"/>
+                <w:sz w:val="24"/>
+                <w:szCs w:val="24"/>
+              </w:rPr>
+            </w:pPr>
+            <w:r>
+              <w:rPr>
+                <w:rFonts w:cs="Times New Roman"/>
+                <w:sz w:val="24"/>
+                <w:szCs w:val="24"/>
+              </w:rPr>
+              <w:t>1 500 (одна тысяча пятьсот) рублей (естественный износ - бесплатно)</w:t>
+            </w:r>
+          </w:p>
+        </w:tc>
+      </w:tr>
+      <w:tr>
+        <w:tc>
+          <w:tcPr>
+            <w:tcW w:w="5239" w:type="dxa"/>
+          </w:tcPr>
+          <w:p>
+            <w:pPr>
+              <w:tabs>
+                <w:tab w:val="left" w:pos="2160"/>
+              </w:tabs>
+              <w:jc w:val="both"/>
+              <w:rPr>
+                <w:rFonts w:cs="Times New Roman"/>
+                <w:sz w:val="24"/>
+                <w:szCs w:val="24"/>
+              </w:rPr>
+            </w:pPr>
+            <w:r>
+              <w:rPr>
+                <w:rFonts w:cs="Times New Roman"/>
+                <w:sz w:val="24"/>
+                <w:szCs w:val="24"/>
+              </w:rPr>
+              <w:t>Шина (покрышка колеса)</w:t>
+            </w:r>
+          </w:p>
+        </w:tc>
+        <w:tc>
+          <w:tcPr>
+            <w:tcW w:w="5240" w:type="dxa"/>
+          </w:tcPr>
+          <w:p>
+            <w:pPr>
+              <w:tabs>
+                <w:tab w:val="left" w:pos="2160"/>
+              </w:tabs>
+              <w:rPr>
+                <w:rFonts w:cs="Times New Roman"/>
+                <w:sz w:val="24"/>
+                <w:szCs w:val="24"/>
+              </w:rPr>
+            </w:pPr>
+            <w:r>
+              <w:rPr>
+                <w:rFonts w:cs="Times New Roman"/>
+                <w:sz w:val="24"/>
+                <w:szCs w:val="24"/>
+              </w:rPr>
+              <w:t>1 500 (одна тысяча пятьсот) рублей (естественный износ - бесплатно)</w:t>
+            </w:r>
+          </w:p>
+        </w:tc>
+      </w:tr>
+      <w:tr>
+        <w:tc>
+          <w:tcPr>
+            <w:tcW w:w="5239" w:type="dxa"/>
+          </w:tcPr>
+          <w:p>
+            <w:pPr>
+              <w:tabs>
+                <w:tab w:val="left" w:pos="2160"/>
+              </w:tabs>
+              <w:jc w:val="both"/>
+              <w:rPr>
+                <w:rFonts w:cs="Times New Roman"/>
+                <w:sz w:val="24"/>
+                <w:szCs w:val="24"/>
+              </w:rPr>
+            </w:pPr>
+            <w:r>
+              <w:rPr>
+                <w:rFonts w:cs="Times New Roman"/>
+                <w:sz w:val="24"/>
+                <w:szCs w:val="24"/>
+              </w:rPr>
+              <w:t>Модуль переключения левый/правый</w:t>
+            </w:r>
+          </w:p>
+        </w:tc>
+        <w:tc>
+          <w:tcPr>
+            <w:tcW w:w="5240" w:type="dxa"/>
+          </w:tcPr>
+          <w:p>
+            <w:pPr>
+              <w:tabs>
+                <w:tab w:val="left" w:pos="2160"/>
+              </w:tabs>
+              <w:rPr>
+                <w:rFonts w:cs="Times New Roman"/>
+                <w:sz w:val="24"/>
+                <w:szCs w:val="24"/>
+              </w:rPr>
+            </w:pPr>
+            <w:r>
+              <w:rPr>
+                <w:rFonts w:cs="Times New Roman"/>
+                <w:sz w:val="24"/>
+                <w:szCs w:val="24"/>
+              </w:rPr>
+              <w:t>2 000 (две тысячи ) рублей (естественный износ - бесплатно)</w:t>
+            </w:r>
+          </w:p>
+        </w:tc>
+      </w:tr>
+    </w:tbl>
+    <w:p>
+      <w:pPr>
+        <w:tabs>
+          <w:tab w:val="left" w:pos="2160"/>
+        </w:tabs>
+        <w:jc w:val="both"/>
+        <w:rPr>
+          <w:rFonts w:cs="Times New Roman"/>
+          <w:sz w:val="24"/>
+          <w:szCs w:val="24"/>
+        </w:rPr>
+      </w:pPr>
+      <w:r>
+        <w:rPr>
+          <w:rFonts w:cs="Times New Roman"/>
+          <w:sz w:val="24"/>
+          <w:szCs w:val="24"/>
+        </w:rPr>
+        <w:t>*компенсация ущерба включает в себя стоимость ремонта и запчастей</w:t>
+      </w:r>
+    </w:p>
+    <w:p>
+      <w:pPr>
+        <w:tabs>
+          <w:tab w:val="left" w:pos="2160"/>
+        </w:tabs>
+        <w:jc w:val="both"/>
+        <w:rPr>
+          <w:rFonts w:cs="Times New Roman"/>
+          <w:sz w:val="24"/>
+          <w:szCs w:val="24"/>
+        </w:rPr>
+      </w:pPr>
+      <w:r>
+        <w:rPr>
+          <w:rFonts w:cs="Times New Roman"/>
+          <w:sz w:val="24"/>
+          <w:szCs w:val="24"/>
+        </w:rPr>
+        <w:t>3.</w:t>
+      </w:r>
+      <w:r>
+        <w:rPr>
+          <w:rFonts w:eastAsia="Times New Roman" w:cs="Times New Roman"/>
+          <w:sz w:val="24"/>
+          <w:szCs w:val="24"/>
+          <w:lang w:eastAsia="ru-RU"/>
+        </w:rPr>
+        <w:t xml:space="preserve"> </w:t>
+      </w:r>
+      <w:r>
+        <w:rPr>
+          <w:rFonts w:cs="Times New Roman"/>
+          <w:sz w:val="24"/>
+          <w:szCs w:val="24"/>
+        </w:rPr>
+        <w:t>Арендатор обязуется уплатить Арендодателю штраф за каждое допущенное нарушение условий Договора  аренды в следующих размерах:</w:t>
+      </w:r>
+      <w:r>
+        <w:rPr>
+          <w:rFonts w:ascii="Tahoma" w:eastAsia="Tahoma" w:hAnsi="Tahoma" w:cs="Tahoma"/>
+          <w:b/>
+          <w:bCs/>
+          <w:noProof/>
+          <w:sz w:val="16"/>
+          <w:szCs w:val="16"/>
+          <w:highlight w:val="white"/>
+        </w:rPr>
+        <w:t xml:space="preserve"> </w:t>
+      </w:r>
+    </w:p>
+    <w:tbl>
+      <w:tblPr>
+        <w:tblStyle w:val="ad"/>
+        <w:tblW w:w="10478" w:type="dxa"/>
+        <w:tblLook w:val="04A0" w:firstRow="1" w:lastRow="0" w:firstColumn="1" w:lastColumn="0" w:noHBand="0" w:noVBand="1"/>
+      </w:tblPr>
+      <w:tblGrid>
+        <w:gridCol w:w="5239"/>
+        <w:gridCol w:w="5239"/>
+      </w:tblGrid>
+      <w:tr>
+        <w:tc>
+          <w:tcPr>
+            <w:tcW w:w="5239" w:type="dxa"/>
+          </w:tcPr>
+          <w:p>
+            <w:pPr>
+              <w:tabs>
+                <w:tab w:val="left" w:pos="2160"/>
+              </w:tabs>
+              <w:jc w:val="both"/>
+              <w:rPr>
+                <w:rFonts w:cs="Times New Roman"/>
+                <w:sz w:val="24"/>
+                <w:szCs w:val="24"/>
+              </w:rPr>
+            </w:pPr>
+            <w:r>
+              <w:rPr>
+                <w:rFonts w:cs="Times New Roman"/>
+                <w:sz w:val="24"/>
+                <w:szCs w:val="24"/>
+              </w:rPr>
+              <w:t>Управление электровелосипедом  в состоянии опьянения Арендатором или лицом, которому он передал руль</w:t>
+            </w:r>
+          </w:p>
+        </w:tc>
+        <w:tc>
+          <w:tcPr>
+            <w:tcW w:w="5239" w:type="dxa"/>
+          </w:tcPr>
+          <w:p>
+            <w:pPr>
+              <w:tabs>
+                <w:tab w:val="left" w:pos="2160"/>
+              </w:tabs>
+              <w:jc w:val="both"/>
+              <w:rPr>
+                <w:rFonts w:cs="Times New Roman"/>
+                <w:sz w:val="24"/>
+                <w:szCs w:val="24"/>
+              </w:rPr>
+            </w:pPr>
+            <w:r>
+              <w:rPr>
+                <w:rFonts w:cs="Times New Roman"/>
+                <w:sz w:val="24"/>
+                <w:szCs w:val="24"/>
+              </w:rPr>
+              <w:t>20 000 (двадцать тысяч) рублей</w:t>
+            </w:r>
+          </w:p>
+        </w:tc>
+      </w:tr>
+      <w:tr>
+        <w:tc>
+          <w:tcPr>
+            <w:tcW w:w="5239" w:type="dxa"/>
+          </w:tcPr>
+          <w:p>
+            <w:pPr>
+              <w:tabs>
+                <w:tab w:val="left" w:pos="2160"/>
+              </w:tabs>
+              <w:jc w:val="both"/>
+              <w:rPr>
+                <w:rFonts w:cs="Times New Roman"/>
+                <w:sz w:val="24"/>
+                <w:szCs w:val="24"/>
+              </w:rPr>
+            </w:pPr>
+            <w:r>
+              <w:rPr>
+                <w:rFonts w:cs="Times New Roman"/>
+                <w:sz w:val="24"/>
+                <w:szCs w:val="24"/>
+              </w:rPr>
+              <w:t>Выезд за пределы разрешенной Территории использования (г. Самара)</w:t>
+            </w:r>
+          </w:p>
+        </w:tc>
+        <w:tc>
+          <w:tcPr>
+            <w:tcW w:w="5239" w:type="dxa"/>
+          </w:tcPr>
+          <w:p>
+            <w:pPr>
+              <w:tabs>
+                <w:tab w:val="left" w:pos="2160"/>
+              </w:tabs>
+              <w:jc w:val="both"/>
+              <w:rPr>
+                <w:rFonts w:cs="Times New Roman"/>
+                <w:sz w:val="24"/>
+                <w:szCs w:val="24"/>
+              </w:rPr>
+            </w:pPr>
+            <w:r>
+              <w:rPr>
+                <w:rFonts w:cs="Times New Roman"/>
+                <w:sz w:val="24"/>
+                <w:szCs w:val="24"/>
+              </w:rPr>
+              <w:t>20 000 (двадцать тысяч) рублей</w:t>
+            </w:r>
+          </w:p>
+        </w:tc>
+      </w:tr>
+      <w:tr>
+        <w:tc>
+          <w:tcPr>
+            <w:tcW w:w="5239" w:type="dxa"/>
+          </w:tcPr>
+          <w:p>
+            <w:pPr>
+              <w:jc w:val="both"/>
+              <w:rPr>
+                <w:rFonts w:cs="Times New Roman"/>
+                <w:sz w:val="24"/>
+                <w:szCs w:val="24"/>
+              </w:rPr>
+            </w:pPr>
+            <w:r>
+              <w:rPr>
+                <w:rFonts w:cs="Times New Roman"/>
+                <w:sz w:val="24"/>
+                <w:szCs w:val="24"/>
+              </w:rPr>
+              <w:t>Передача Имущества третьим лицам (в субаренду, залог, безвозмездное пользование), а также передача им в управление электровелосипед</w:t>
+            </w:r>
+          </w:p>
+        </w:tc>
+        <w:tc>
+          <w:tcPr>
+            <w:tcW w:w="5239" w:type="dxa"/>
+          </w:tcPr>
+          <w:p>
+            <w:pPr>
+              <w:tabs>
+                <w:tab w:val="left" w:pos="2160"/>
+              </w:tabs>
+              <w:jc w:val="both"/>
+              <w:rPr>
+                <w:rFonts w:cs="Times New Roman"/>
+                <w:sz w:val="24"/>
+                <w:szCs w:val="24"/>
+              </w:rPr>
+            </w:pPr>
+            <w:r>
+              <w:rPr>
+                <w:rFonts w:cs="Times New Roman"/>
+                <w:sz w:val="24"/>
+                <w:szCs w:val="24"/>
+              </w:rPr>
+              <w:t>20 000 (двадцать тысяч) рублей</w:t>
+            </w:r>
+          </w:p>
+        </w:tc>
+      </w:tr>
+      <w:tr>
+        <w:tc>
+          <w:tcPr>
+            <w:tcW w:w="5239" w:type="dxa"/>
+          </w:tcPr>
+          <w:p>
+            <w:pPr>
+              <w:tabs>
+                <w:tab w:val="left" w:pos="2160"/>
+              </w:tabs>
+              <w:jc w:val="both"/>
+              <w:rPr>
+                <w:rFonts w:cs="Times New Roman"/>
+                <w:sz w:val="24"/>
+                <w:szCs w:val="24"/>
+              </w:rPr>
+            </w:pPr>
+            <w:r>
+              <w:rPr>
+                <w:rFonts w:cs="Times New Roman"/>
+                <w:sz w:val="24"/>
+                <w:szCs w:val="24"/>
+              </w:rPr>
+              <w:t>Отключение, умышленное повреждение или перенастройка GPS-трекера и иного защитного оборудования</w:t>
+            </w:r>
+          </w:p>
+        </w:tc>
+        <w:tc>
+          <w:tcPr>
+            <w:tcW w:w="5239" w:type="dxa"/>
+          </w:tcPr>
+          <w:p>
+            <w:pPr>
+              <w:tabs>
+                <w:tab w:val="left" w:pos="2160"/>
+              </w:tabs>
+              <w:jc w:val="both"/>
+              <w:rPr>
+                <w:rFonts w:cs="Times New Roman"/>
+                <w:sz w:val="24"/>
+                <w:szCs w:val="24"/>
+              </w:rPr>
+            </w:pPr>
+            <w:r>
+              <w:rPr>
+                <w:rFonts w:cs="Times New Roman"/>
+                <w:sz w:val="24"/>
+                <w:szCs w:val="24"/>
+              </w:rPr>
+              <w:t>20 000 (двадцать тысяч) рублей</w:t>
+            </w:r>
+          </w:p>
+        </w:tc>
+      </w:tr>
+      <w:tr>
+        <w:tc>
+          <w:tcPr>
+            <w:tcW w:w="5239" w:type="dxa"/>
+          </w:tcPr>
+          <w:p>
+            <w:pPr>
+              <w:tabs>
+                <w:tab w:val="left" w:pos="2160"/>
+              </w:tabs>
+              <w:jc w:val="both"/>
+              <w:rPr>
+                <w:rFonts w:cs="Times New Roman"/>
+                <w:sz w:val="24"/>
+                <w:szCs w:val="24"/>
+              </w:rPr>
+            </w:pPr>
+            <w:r>
+              <w:rPr>
+                <w:rFonts w:cs="Times New Roman"/>
+                <w:sz w:val="24"/>
+                <w:szCs w:val="24"/>
+              </w:rPr>
+              <w:t>Изъятие (арест, задержание) электровелосипеда правоохранительными органами, по вине Арендатора</w:t>
+            </w:r>
+          </w:p>
+        </w:tc>
+        <w:tc>
+          <w:tcPr>
+            <w:tcW w:w="5239" w:type="dxa"/>
+          </w:tcPr>
+          <w:p>
+            <w:pPr>
+              <w:tabs>
+                <w:tab w:val="left" w:pos="2160"/>
+              </w:tabs>
+              <w:jc w:val="both"/>
+              <w:rPr>
+                <w:rFonts w:cs="Times New Roman"/>
+                <w:sz w:val="24"/>
+                <w:szCs w:val="24"/>
+              </w:rPr>
+            </w:pPr>
+            <w:r>
+              <w:rPr>
+                <w:rFonts w:cs="Times New Roman"/>
+                <w:sz w:val="24"/>
+                <w:szCs w:val="24"/>
+              </w:rPr>
+              <w:t>20 000 (двадцать тысяч) рублей</w:t>
+            </w:r>
+          </w:p>
+        </w:tc>
+      </w:tr>
+      <w:tr>
+        <w:tc>
+          <w:tcPr>
+            <w:tcW w:w="5239" w:type="dxa"/>
+          </w:tcPr>
+          <w:p>
+            <w:pPr>
+              <w:tabs>
+                <w:tab w:val="left" w:pos="2160"/>
+              </w:tabs>
+              <w:jc w:val="both"/>
+              <w:rPr>
+                <w:rFonts w:cs="Times New Roman"/>
+                <w:sz w:val="24"/>
+                <w:szCs w:val="24"/>
+              </w:rPr>
+            </w:pPr>
             <w:r>
               <w:rPr>
                 <w:rFonts w:cs="Times New Roman"/>
@@ -6844,164 +6844,6 @@
       <w:r>
         <w:rPr>
           <w:rFonts w:cs="Times New Roman"/>
-          <w:sz w:val="24"/>
-          <w:szCs w:val="24"/>
-        </w:rPr>
-        <w:t>Зарядка АКБ должна производиться исключительно в следующей последовательности:</w:t>
-      </w:r>
-    </w:p>
-    <w:p>
-      <w:pPr>
-        <w:numPr>
-          <w:ilvl w:val="0"/>
-          <w:numId w:val="17"/>
-        </w:numPr>
-        <w:tabs>
-          <w:tab w:val="left" w:pos="2160"/>
-        </w:tabs>
-        <w:spacing w:after="0"/>
-        <w:ind w:left="720" w:hanging="360"/>
-        <w:jc w:val="both"/>
-        <w:rPr>
-          <w:rFonts w:cs="Times New Roman"/>
-          <w:sz w:val="24"/>
-          <w:szCs w:val="24"/>
-        </w:rPr>
-      </w:pPr>
-      <w:r>
-        <w:rPr>
-          <w:rFonts w:cs="Times New Roman"/>
-          <w:sz w:val="24"/>
-          <w:szCs w:val="24"/>
-        </w:rPr>
-        <w:t>Подключить штекер зарядного устройства в зарядный разъём АКБ.</w:t>
-      </w:r>
-    </w:p>
-    <w:p>
-      <w:pPr>
-        <w:numPr>
-          <w:ilvl w:val="0"/>
-          <w:numId w:val="17"/>
-        </w:numPr>
-        <w:tabs>
-          <w:tab w:val="left" w:pos="2160"/>
-        </w:tabs>
-        <w:spacing w:after="0"/>
-        <w:ind w:left="720" w:hanging="360"/>
-        <w:jc w:val="both"/>
-        <w:rPr>
-          <w:rFonts w:cs="Times New Roman"/>
-          <w:sz w:val="24"/>
-          <w:szCs w:val="24"/>
-        </w:rPr>
-      </w:pPr>
-      <w:r>
-        <w:rPr>
-          <w:rFonts w:cs="Times New Roman"/>
-          <w:sz w:val="24"/>
-          <w:szCs w:val="24"/>
-        </w:rPr>
-        <w:t>Подключить вилку зарядного устройства к электрической сети.</w:t>
-      </w:r>
-    </w:p>
-    <w:p>
-      <w:pPr>
-        <w:numPr>
-          <w:ilvl w:val="0"/>
-          <w:numId w:val="17"/>
-        </w:numPr>
-        <w:tabs>
-          <w:tab w:val="left" w:pos="2160"/>
-        </w:tabs>
-        <w:spacing w:after="0"/>
-        <w:ind w:left="720" w:hanging="360"/>
-        <w:jc w:val="both"/>
-        <w:rPr>
-          <w:rFonts w:cs="Times New Roman"/>
-          <w:sz w:val="24"/>
-          <w:szCs w:val="24"/>
-        </w:rPr>
-      </w:pPr>
-      <w:r>
-        <w:rPr>
-          <w:rFonts w:cs="Times New Roman"/>
-          <w:sz w:val="24"/>
-          <w:szCs w:val="24"/>
-        </w:rPr>
-        <w:t>Контролировать процесс по светодиодному индикатору (Красный цвет — идёт зарядка; Зелёный цвет — АКБ полностью заряжена).</w:t>
-      </w:r>
-    </w:p>
-    <w:p>
-      <w:pPr>
-        <w:numPr>
-          <w:ilvl w:val="0"/>
-          <w:numId w:val="17"/>
-        </w:numPr>
-        <w:tabs>
-          <w:tab w:val="left" w:pos="2160"/>
-        </w:tabs>
-        <w:spacing w:after="0"/>
-        <w:ind w:left="720" w:hanging="360"/>
-        <w:jc w:val="both"/>
-        <w:rPr>
-          <w:rFonts w:cs="Times New Roman"/>
-          <w:sz w:val="24"/>
-          <w:szCs w:val="24"/>
-        </w:rPr>
-      </w:pPr>
-      <w:r>
-        <w:rPr>
-          <w:rFonts w:cs="Times New Roman"/>
-          <w:sz w:val="24"/>
-          <w:szCs w:val="24"/>
-        </w:rPr>
-        <w:t>После окончания зарядки отключить зарядное устройство от электрической сети.</w:t>
-      </w:r>
-    </w:p>
-    <w:p>
-      <w:pPr>
-        <w:numPr>
-          <w:ilvl w:val="0"/>
-          <w:numId w:val="17"/>
-        </w:numPr>
-        <w:tabs>
-          <w:tab w:val="left" w:pos="2160"/>
-        </w:tabs>
-        <w:spacing w:after="0"/>
-        <w:ind w:left="720" w:hanging="360"/>
-        <w:jc w:val="both"/>
-        <w:rPr>
-          <w:rFonts w:cs="Times New Roman"/>
-          <w:sz w:val="24"/>
-          <w:szCs w:val="24"/>
-        </w:rPr>
-      </w:pPr>
-      <w:r>
-        <w:rPr>
-          <w:rFonts w:cs="Times New Roman"/>
-          <w:sz w:val="24"/>
-          <w:szCs w:val="24"/>
-        </w:rPr>
-        <w:t>Отсоединить зарядное устройство от разъёма АКБ.</w:t>
-      </w:r>
-    </w:p>
-    <w:p>
-      <w:pPr>
-        <w:tabs>
-          <w:tab w:val="left" w:pos="2160"/>
-        </w:tabs>
-        <w:jc w:val="both"/>
-        <w:rPr>
-          <w:rFonts w:cs="Times New Roman"/>
-          <w:b/>
-          <w:bCs/>
-          <w:sz w:val="24"/>
-          <w:szCs w:val="24"/>
-        </w:rPr>
-      </w:pPr>
-      <w:r>
-        <w:rPr>
-          <w:rFonts w:cs="Times New Roman"/>
           <w:noProof/>
           <w:sz w:val="24"/>
           <w:szCs w:val="24"/>
@@ -7010,10 +6852,10 @@
           <wp:anchor distT="0" distB="0" distL="114300" distR="114300" simplePos="0" relativeHeight="251729920" behindDoc="0" locked="0" layoutInCell="1" allowOverlap="1" wp14:anchorId="7A69B870" wp14:editId="44D59427">
             <wp:simplePos x="0" y="0"/>
             <wp:positionH relativeFrom="column">
-              <wp:posOffset>-1439545</wp:posOffset>
+              <wp:posOffset>-1452741</wp:posOffset>
             </wp:positionH>
             <wp:positionV relativeFrom="paragraph">
-              <wp:posOffset>186055</wp:posOffset>
+              <wp:posOffset>254093</wp:posOffset>
             </wp:positionV>
             <wp:extent cx="9747250" cy="893445"/>
             <wp:effectExtent l="2852102" t="0" r="2833053" b="0"/>
@@ -7063,6 +6905,164 @@
           </wp:anchor>
         </w:drawing>
       </w:r>
+      <w:r>
+        <w:rPr>
+          <w:rFonts w:cs="Times New Roman"/>
+          <w:sz w:val="24"/>
+          <w:szCs w:val="24"/>
+        </w:rPr>
+        <w:t>Зарядка АКБ должна производиться исключительно в следующей последовательности:</w:t>
+      </w:r>
+    </w:p>
+    <w:p>
+      <w:pPr>
+        <w:numPr>
+          <w:ilvl w:val="0"/>
+          <w:numId w:val="17"/>
+        </w:numPr>
+        <w:tabs>
+          <w:tab w:val="left" w:pos="2160"/>
+        </w:tabs>
+        <w:spacing w:after="0"/>
+        <w:ind w:left="720" w:hanging="360"/>
+        <w:jc w:val="both"/>
+        <w:rPr>
+          <w:rFonts w:cs="Times New Roman"/>
+          <w:sz w:val="24"/>
+          <w:szCs w:val="24"/>
+        </w:rPr>
+      </w:pPr>
+      <w:r>
+        <w:rPr>
+          <w:rFonts w:cs="Times New Roman"/>
+          <w:sz w:val="24"/>
+          <w:szCs w:val="24"/>
+        </w:rPr>
+        <w:t>Подключить штекер зарядного устройства в зарядный разъём АКБ.</w:t>
+      </w:r>
+    </w:p>
+    <w:p>
+      <w:pPr>
+        <w:numPr>
+          <w:ilvl w:val="0"/>
+          <w:numId w:val="17"/>
+        </w:numPr>
+        <w:tabs>
+          <w:tab w:val="left" w:pos="2160"/>
+        </w:tabs>
+        <w:spacing w:after="0"/>
+        <w:ind w:left="720" w:hanging="360"/>
+        <w:jc w:val="both"/>
+        <w:rPr>
+          <w:rFonts w:cs="Times New Roman"/>
+          <w:sz w:val="24"/>
+          <w:szCs w:val="24"/>
+        </w:rPr>
+      </w:pPr>
+      <w:r>
+        <w:rPr>
+          <w:rFonts w:cs="Times New Roman"/>
+          <w:sz w:val="24"/>
+          <w:szCs w:val="24"/>
+        </w:rPr>
+        <w:t>Подключить вилку зарядного устройства к электрической сети.</w:t>
+      </w:r>
+    </w:p>
+    <w:p>
+      <w:pPr>
+        <w:numPr>
+          <w:ilvl w:val="0"/>
+          <w:numId w:val="17"/>
+        </w:numPr>
+        <w:tabs>
+          <w:tab w:val="left" w:pos="2160"/>
+        </w:tabs>
+        <w:spacing w:after="0"/>
+        <w:ind w:left="720" w:hanging="360"/>
+        <w:jc w:val="both"/>
+        <w:rPr>
+          <w:rFonts w:cs="Times New Roman"/>
+          <w:sz w:val="24"/>
+          <w:szCs w:val="24"/>
+        </w:rPr>
+      </w:pPr>
+      <w:r>
+        <w:rPr>
+          <w:rFonts w:cs="Times New Roman"/>
+          <w:sz w:val="24"/>
+          <w:szCs w:val="24"/>
+        </w:rPr>
+        <w:t>Контролировать процесс по светодиодному индикатору (Красный цвет — идёт зарядка; Зелёный цвет — АКБ полностью заряжена).</w:t>
+      </w:r>
+    </w:p>
+    <w:p>
+      <w:pPr>
+        <w:numPr>
+          <w:ilvl w:val="0"/>
+          <w:numId w:val="17"/>
+        </w:numPr>
+        <w:tabs>
+          <w:tab w:val="left" w:pos="2160"/>
+        </w:tabs>
+        <w:spacing w:after="0"/>
+        <w:ind w:left="720" w:hanging="360"/>
+        <w:jc w:val="both"/>
+        <w:rPr>
+          <w:rFonts w:cs="Times New Roman"/>
+          <w:sz w:val="24"/>
+          <w:szCs w:val="24"/>
+        </w:rPr>
+      </w:pPr>
+      <w:r>
+        <w:rPr>
+          <w:rFonts w:cs="Times New Roman"/>
+          <w:sz w:val="24"/>
+          <w:szCs w:val="24"/>
+        </w:rPr>
+        <w:t>После окончания зарядки отключить зарядное устройство от электрической сети.</w:t>
+      </w:r>
+    </w:p>
+    <w:p>
+      <w:pPr>
+        <w:numPr>
+          <w:ilvl w:val="0"/>
+          <w:numId w:val="17"/>
+        </w:numPr>
+        <w:tabs>
+          <w:tab w:val="left" w:pos="2160"/>
+        </w:tabs>
+        <w:spacing w:after="0"/>
+        <w:ind w:left="720" w:hanging="360"/>
+        <w:jc w:val="both"/>
+        <w:rPr>
+          <w:rFonts w:cs="Times New Roman"/>
+          <w:sz w:val="24"/>
+          <w:szCs w:val="24"/>
+        </w:rPr>
+      </w:pPr>
+      <w:r>
+        <w:rPr>
+          <w:rFonts w:cs="Times New Roman"/>
+          <w:sz w:val="24"/>
+          <w:szCs w:val="24"/>
+        </w:rPr>
+        <w:t>Отсоединить зарядное устройство от разъёма АКБ.</w:t>
+      </w:r>
+    </w:p>
+    <w:p>
+      <w:pPr>
+        <w:tabs>
+          <w:tab w:val="left" w:pos="2160"/>
+        </w:tabs>
+        <w:jc w:val="both"/>
+        <w:rPr>
+          <w:rFonts w:cs="Times New Roman"/>
+          <w:b/>
+          <w:bCs/>
+          <w:sz w:val="24"/>
+          <w:szCs w:val="24"/>
+        </w:rPr>
+      </w:pPr>
       <w:r>
         <w:rPr>
           <w:rFonts w:cs="Times New Roman"/>
@@ -7987,10 +7987,10 @@
           <wp:anchor distT="0" distB="0" distL="114300" distR="114300" simplePos="0" relativeHeight="251731968" behindDoc="0" locked="0" layoutInCell="1" allowOverlap="1" wp14:anchorId="7A69B870" wp14:editId="44D59427">
             <wp:simplePos x="0" y="0"/>
             <wp:positionH relativeFrom="column">
-              <wp:posOffset>-1764723</wp:posOffset>
+              <wp:posOffset>-1919528</wp:posOffset>
             </wp:positionH>
             <wp:positionV relativeFrom="paragraph">
-              <wp:posOffset>1448591</wp:posOffset>
+              <wp:posOffset>638018</wp:posOffset>
             </wp:positionV>
             <wp:extent cx="9747392" cy="893983"/>
             <wp:effectExtent l="2852102" t="0" r="2833053" b="0"/>

--- a/resources/templates/rental_contract_template.docx
+++ b/resources/templates/rental_contract_template.docx
@@ -7963,19 +7963,6 @@
           <w:szCs w:val="24"/>
         </w:rPr>
       </w:pPr>
-    </w:p>
-    <w:p>
-      <w:pPr>
-        <w:tabs>
-          <w:tab w:val="left" w:pos="2160"/>
-        </w:tabs>
-        <w:jc w:val="right"/>
-        <w:rPr>
-          <w:rFonts w:cs="Times New Roman"/>
-          <w:sz w:val="24"/>
-          <w:szCs w:val="24"/>
-        </w:rPr>
-      </w:pPr>
       <w:r>
         <w:rPr>
           <w:rFonts w:cs="Times New Roman"/>
@@ -7987,10 +7974,10 @@
           <wp:anchor distT="0" distB="0" distL="114300" distR="114300" simplePos="0" relativeHeight="251731968" behindDoc="0" locked="0" layoutInCell="1" allowOverlap="1" wp14:anchorId="7A69B870" wp14:editId="44D59427">
             <wp:simplePos x="0" y="0"/>
             <wp:positionH relativeFrom="column">
-              <wp:posOffset>-1919528</wp:posOffset>
+              <wp:posOffset>-2151741</wp:posOffset>
             </wp:positionH>
             <wp:positionV relativeFrom="paragraph">
-              <wp:posOffset>638018</wp:posOffset>
+              <wp:posOffset>310045</wp:posOffset>
             </wp:positionV>
             <wp:extent cx="9747392" cy="893983"/>
             <wp:effectExtent l="2852102" t="0" r="2833053" b="0"/>
@@ -8040,6 +8027,19 @@
           </wp:anchor>
         </w:drawing>
       </w:r>
+    </w:p>
+    <w:p>
+      <w:pPr>
+        <w:tabs>
+          <w:tab w:val="left" w:pos="2160"/>
+        </w:tabs>
+        <w:jc w:val="right"/>
+        <w:rPr>
+          <w:rFonts w:cs="Times New Roman"/>
+          <w:sz w:val="24"/>
+          <w:szCs w:val="24"/>
+        </w:rPr>
+      </w:pPr>
       <w:r>
         <w:br w:type="page"/>
       </w:r>

--- a/resources/templates/rental_contract_template.docx
+++ b/resources/templates/rental_contract_template.docx
@@ -8742,22 +8742,8 @@
     </w:p>
     <w:p>
       <w:pPr>
-        <w:spacing w:after="0"/>
-        <w:jc w:val="both"/>
-        <w:rPr>
-          <w:sz w:val="24"/>
-          <w:szCs w:val="24"/>
-        </w:rPr>
-      </w:pPr>
-    </w:p>
-    <w:p>
-      <w:pPr>
-        <w:tabs>
-          <w:tab w:val="left" w:pos="2160"/>
-        </w:tabs>
-        <w:jc w:val="right"/>
-        <w:rPr>
-          <w:rFonts w:cs="Times New Roman"/>
+        <w:spacing w:line="259" w:lineRule="auto"/>
+        <w:rPr>
           <w:sz w:val="24"/>
           <w:szCs w:val="24"/>
         </w:rPr>
@@ -8770,13 +8756,13 @@
           <w:szCs w:val="24"/>
         </w:rPr>
         <w:drawing>
-          <wp:anchor distT="0" distB="0" distL="114300" distR="114300" simplePos="0" relativeHeight="251680768" behindDoc="0" locked="0" layoutInCell="1" allowOverlap="1" wp14:anchorId="77685986" wp14:editId="1CF5A8DB">
+          <wp:anchor distT="0" distB="0" distL="114300" distR="114300" simplePos="0" relativeHeight="251758592" behindDoc="0" locked="0" layoutInCell="1" allowOverlap="1" wp14:anchorId="6FEE9D41" wp14:editId="34B2F3BB">
             <wp:simplePos x="0" y="0"/>
             <wp:positionH relativeFrom="column">
-              <wp:posOffset>-1996543</wp:posOffset>
+              <wp:posOffset>-1581691</wp:posOffset>
             </wp:positionH>
             <wp:positionV relativeFrom="paragraph">
-              <wp:posOffset>367356</wp:posOffset>
+              <wp:posOffset>1248988</wp:posOffset>
             </wp:positionV>
             <wp:extent cx="9747392" cy="893983"/>
             <wp:effectExtent l="2852102" t="0" r="2833053" b="0"/>
@@ -8828,6 +8814,36 @@
       </w:r>
       <w:r>
         <w:rPr>
+          <w:sz w:val="24"/>
+          <w:szCs w:val="24"/>
+        </w:rPr>
+        <w:br w:type="page"/>
+      </w:r>
+    </w:p>
+    <w:p>
+      <w:pPr>
+        <w:spacing w:after="0"/>
+        <w:jc w:val="both"/>
+        <w:rPr>
+          <w:sz w:val="24"/>
+          <w:szCs w:val="24"/>
+        </w:rPr>
+      </w:pPr>
+    </w:p>
+    <w:p>
+      <w:pPr>
+        <w:tabs>
+          <w:tab w:val="left" w:pos="2160"/>
+        </w:tabs>
+        <w:jc w:val="right"/>
+        <w:rPr>
+          <w:rFonts w:cs="Times New Roman"/>
+          <w:sz w:val="24"/>
+          <w:szCs w:val="24"/>
+        </w:rPr>
+      </w:pPr>
+      <w:r>
+        <w:rPr>
           <w:rFonts w:cs="Times New Roman"/>
           <w:b/>
           <w:bCs/>
@@ -9693,89 +9709,6 @@
             </w:pPr>
             <w:r>
               <w:rPr>
-                <w:noProof/>
-                <w:sz w:val="24"/>
-                <w:szCs w:val="24"/>
-              </w:rPr>
-              <w:drawing>
-                <wp:anchor distT="0" distB="0" distL="114300" distR="114300" simplePos="0" relativeHeight="251750400" behindDoc="0" locked="0" layoutInCell="1" allowOverlap="1" wp14:anchorId="3F056ABC" wp14:editId="3C0FC9C1">
-                  <wp:simplePos x="0" y="0"/>
-                  <wp:positionH relativeFrom="column">
-                    <wp:posOffset>-109589</wp:posOffset>
-                  </wp:positionH>
-                  <wp:positionV relativeFrom="paragraph">
-                    <wp:posOffset>-27223</wp:posOffset>
-                  </wp:positionV>
-                  <wp:extent cx="1196975" cy="1179786"/>
-                  <wp:effectExtent l="0" t="0" r="0" b="0"/>
-                  <wp:wrapNone/>
-                  <wp:docPr id="562986062" name="Рисунок 4"/>
-                  <wp:cNvGraphicFramePr>
-                    <a:graphicFrameLocks xmlns:a="http://schemas.openxmlformats.org/drawingml/2006/main" noChangeAspect="1"/>
-                  </wp:cNvGraphicFramePr>
-                  <a:graphic xmlns:a="http://schemas.openxmlformats.org/drawingml/2006/main">
-                    <a:graphicData uri="http://schemas.openxmlformats.org/drawingml/2006/picture">
-                      <pic:pic xmlns:pic="http://schemas.openxmlformats.org/drawingml/2006/picture">
-                        <pic:nvPicPr>
-                          <pic:cNvPr id="1862260337" name="Рисунок 1862260337"/>
-                          <pic:cNvPicPr/>
-                        </pic:nvPicPr>
-                        <pic:blipFill rotWithShape="1">
-                          <a:blip r:embed="rId5" cstate="print">
-                            <a:extLst>
-                              <a:ext uri="{BEBA8EAE-BF5A-486C-A8C5-ECC9F3942E4B}">
-                                <a14:imgProps xmlns:a14="http://schemas.microsoft.com/office/drawing/2010/main">
-                                  <a14:imgLayer r:embed="rId16">
-                                    <a14:imgEffect>
-                                      <a14:backgroundRemoval t="10000" b="90000" l="10000" r="90000">
-                                        <a14:backgroundMark x1="29792" y1="64297" x2="29792" y2="64297"/>
-                                        <a14:backgroundMark x1="46979" y1="48281" x2="46979" y2="48281"/>
-                                        <a14:backgroundMark x1="39271" y1="54297" x2="39271" y2="54297"/>
-                                        <a14:backgroundMark x1="60000" y1="47500" x2="60000" y2="47500"/>
-                                      </a14:backgroundRemoval>
-                                    </a14:imgEffect>
-                                  </a14:imgLayer>
-                                </a14:imgProps>
-                              </a:ext>
-                              <a:ext uri="{28A0092B-C50C-407E-A947-70E740481C1C}">
-                                <a14:useLocalDpi xmlns:a14="http://schemas.microsoft.com/office/drawing/2010/main" val="0"/>
-                              </a:ext>
-                            </a:extLst>
-                          </a:blip>
-                          <a:srcRect l="16196" t="37582" r="30707" b="23166"/>
-                          <a:stretch/>
-                        </pic:blipFill>
-                        <pic:spPr bwMode="auto">
-                          <a:xfrm>
-                            <a:off x="0" y="0"/>
-                            <a:ext cx="1196975" cy="1179786"/>
-                          </a:xfrm>
-                          <a:prstGeom prst="rect">
-                            <a:avLst/>
-                          </a:prstGeom>
-                          <a:ln>
-                            <a:noFill/>
-                          </a:ln>
-                          <a:extLst>
-                            <a:ext uri="{53640926-AAD7-44D8-BBD7-CCE9431645EC}">
-                              <a14:shadowObscured xmlns:a14="http://schemas.microsoft.com/office/drawing/2010/main"/>
-                            </a:ext>
-                          </a:extLst>
-                        </pic:spPr>
-                      </pic:pic>
-                    </a:graphicData>
-                  </a:graphic>
-                  <wp14:sizeRelH relativeFrom="page">
-                    <wp14:pctWidth>0</wp14:pctWidth>
-                  </wp14:sizeRelH>
-                  <wp14:sizeRelV relativeFrom="page">
-                    <wp14:pctHeight>0</wp14:pctHeight>
-                  </wp14:sizeRelV>
-                </wp:anchor>
-              </w:drawing>
-            </w:r>
-            <w:r>
-              <w:rPr>
                 <w:rFonts w:cs="Times New Roman"/>
                 <w:sz w:val="24"/>
                 <w:szCs w:val="24"/>
@@ -9911,7 +9844,6 @@
                 <w:sz w:val="24"/>
                 <w:szCs w:val="24"/>
               </w:rPr>
-              <w:lastRenderedPageBreak/>
               <w:t xml:space="preserve">Электровелосипед </w:t>
             </w:r>
             <w:proofErr w:type="spellStart"/>
@@ -10081,306 +10013,18 @@
             <w:r>
               <w:rPr>
                 <w:rFonts w:cs="Times New Roman"/>
-                <w:sz w:val="24"/>
-                <w:szCs w:val="24"/>
-              </w:rPr>
-              <w:t>Литий-ионный аккумулятор 60V/22А/ч</w:t>
-            </w:r>
-          </w:p>
-        </w:tc>
-        <w:tc>
-          <w:tcPr>
-            <w:tcW w:w="3493" w:type="dxa"/>
-          </w:tcPr>
-          <w:p>
-            <w:pPr>
-              <w:tabs>
-                <w:tab w:val="left" w:pos="2160"/>
-              </w:tabs>
-              <w:rPr>
-                <w:rFonts w:cs="Times New Roman"/>
-                <w:sz w:val="24"/>
-                <w:szCs w:val="24"/>
-              </w:rPr>
-            </w:pPr>
-            <w:r>
-              <w:rPr>
-                <w:rFonts w:cs="Times New Roman"/>
-                <w:sz w:val="24"/>
-                <w:szCs w:val="24"/>
-              </w:rPr>
-              <w:t>500 (пятьсот) рублей</w:t>
-            </w:r>
-          </w:p>
-        </w:tc>
-        <w:tc>
-          <w:tcPr>
-            <w:tcW w:w="3493" w:type="dxa"/>
-          </w:tcPr>
-          <w:p>
-            <w:pPr>
-              <w:tabs>
-                <w:tab w:val="left" w:pos="2160"/>
-              </w:tabs>
-              <w:rPr>
-                <w:rFonts w:cs="Times New Roman"/>
-                <w:sz w:val="24"/>
-                <w:szCs w:val="24"/>
-              </w:rPr>
-            </w:pPr>
-            <w:r>
-              <w:rPr>
-                <w:rFonts w:cs="Times New Roman"/>
-                <w:sz w:val="24"/>
-                <w:szCs w:val="24"/>
-              </w:rPr>
-              <w:t>500 (пятьсот) рублей</w:t>
-            </w:r>
-          </w:p>
-        </w:tc>
-      </w:tr>
-    </w:tbl>
-    <w:p>
-      <w:pPr>
-        <w:spacing w:after="0"/>
-        <w:jc w:val="both"/>
-        <w:rPr>
-          <w:sz w:val="24"/>
-          <w:szCs w:val="24"/>
-        </w:rPr>
-      </w:pPr>
-    </w:p>
-    <w:p>
-      <w:pPr>
-        <w:spacing w:after="0"/>
-        <w:jc w:val="both"/>
-        <w:rPr>
-          <w:sz w:val="24"/>
-          <w:szCs w:val="24"/>
-        </w:rPr>
-      </w:pPr>
-    </w:p>
-    <w:tbl>
-      <w:tblPr>
-        <w:tblStyle w:val="ac"/>
-        <w:tblW w:w="10479" w:type="dxa"/>
-        <w:tblLook w:val="04A0" w:firstRow="1" w:lastRow="0" w:firstColumn="1" w:lastColumn="0" w:noHBand="0" w:noVBand="1"/>
-      </w:tblPr>
-      <w:tblGrid>
-        <w:gridCol w:w="5239"/>
-        <w:gridCol w:w="5240"/>
-      </w:tblGrid>
-      <w:tr>
-        <w:tc>
-          <w:tcPr>
-            <w:tcW w:w="5239" w:type="dxa"/>
-          </w:tcPr>
-          <w:p>
-            <w:pPr>
-              <w:tabs>
-                <w:tab w:val="left" w:pos="2160"/>
-              </w:tabs>
-              <w:jc w:val="center"/>
-              <w:rPr>
-                <w:rFonts w:cs="Times New Roman"/>
-                <w:b/>
-                <w:bCs/>
-                <w:sz w:val="24"/>
-                <w:szCs w:val="24"/>
-              </w:rPr>
-            </w:pPr>
-            <w:proofErr w:type="spellStart"/>
-            <w:r>
-              <w:rPr>
-                <w:rFonts w:cs="Times New Roman"/>
-                <w:sz w:val="24"/>
-                <w:szCs w:val="24"/>
-              </w:rPr>
-              <w:t>Субарендодатель</w:t>
-            </w:r>
-            <w:proofErr w:type="spellEnd"/>
-          </w:p>
-        </w:tc>
-        <w:tc>
-          <w:tcPr>
-            <w:tcW w:w="5240" w:type="dxa"/>
-          </w:tcPr>
-          <w:p>
-            <w:pPr>
-              <w:tabs>
-                <w:tab w:val="left" w:pos="2160"/>
-              </w:tabs>
-              <w:jc w:val="center"/>
-              <w:rPr>
-                <w:rFonts w:cs="Times New Roman"/>
-                <w:b/>
-                <w:bCs/>
-                <w:sz w:val="24"/>
-                <w:szCs w:val="24"/>
-              </w:rPr>
-            </w:pPr>
-            <w:r>
-              <w:rPr>
-                <w:rFonts w:cs="Times New Roman"/>
-                <w:sz w:val="24"/>
-                <w:szCs w:val="24"/>
-              </w:rPr>
-              <w:t>Субарендатор</w:t>
-            </w:r>
-          </w:p>
-        </w:tc>
-      </w:tr>
-      <w:tr>
-        <w:tc>
-          <w:tcPr>
-            <w:tcW w:w="5239" w:type="dxa"/>
-          </w:tcPr>
-          <w:p>
-            <w:pPr>
-              <w:pStyle w:val="Default"/>
-              <w:jc w:val="center"/>
-              <w:rPr>
-                <w:rFonts w:ascii="Times New Roman" w:hAnsi="Times New Roman" w:cs="Times New Roman"/>
-              </w:rPr>
-            </w:pPr>
-            <w:r>
-              <w:rPr>
                 <w:noProof/>
+                <w:sz w:val="24"/>
+                <w:szCs w:val="24"/>
               </w:rPr>
               <w:drawing>
-                <wp:anchor distT="0" distB="0" distL="114300" distR="114300" simplePos="0" relativeHeight="251752448" behindDoc="0" locked="0" layoutInCell="1" allowOverlap="1" wp14:anchorId="5EFA7082" wp14:editId="06F9E696">
+                <wp:anchor distT="0" distB="0" distL="114300" distR="114300" simplePos="0" relativeHeight="251760640" behindDoc="0" locked="0" layoutInCell="1" allowOverlap="1" wp14:anchorId="5E8DD221" wp14:editId="7E0CDFF2">
                   <wp:simplePos x="0" y="0"/>
                   <wp:positionH relativeFrom="column">
-                    <wp:posOffset>570230</wp:posOffset>
+                    <wp:posOffset>-1758799</wp:posOffset>
                   </wp:positionH>
                   <wp:positionV relativeFrom="paragraph">
-                    <wp:posOffset>-129642</wp:posOffset>
-                  </wp:positionV>
-                  <wp:extent cx="979408" cy="965344"/>
-                  <wp:effectExtent l="0" t="0" r="0" b="0"/>
-                  <wp:wrapNone/>
-                  <wp:docPr id="1338402580" name="Рисунок 4"/>
-                  <wp:cNvGraphicFramePr>
-                    <a:graphicFrameLocks xmlns:a="http://schemas.openxmlformats.org/drawingml/2006/main" noChangeAspect="1"/>
-                  </wp:cNvGraphicFramePr>
-                  <a:graphic xmlns:a="http://schemas.openxmlformats.org/drawingml/2006/main">
-                    <a:graphicData uri="http://schemas.openxmlformats.org/drawingml/2006/picture">
-                      <pic:pic xmlns:pic="http://schemas.openxmlformats.org/drawingml/2006/picture">
-                        <pic:nvPicPr>
-                          <pic:cNvPr id="1862260337" name="Рисунок 1862260337"/>
-                          <pic:cNvPicPr/>
-                        </pic:nvPicPr>
-                        <pic:blipFill rotWithShape="1">
-                          <a:blip r:embed="rId17" cstate="print">
-                            <a:extLst>
-                              <a:ext uri="{BEBA8EAE-BF5A-486C-A8C5-ECC9F3942E4B}">
-                                <a14:imgProps xmlns:a14="http://schemas.microsoft.com/office/drawing/2010/main">
-                                  <a14:imgLayer r:embed="rId18">
-                                    <a14:imgEffect>
-                                      <a14:backgroundRemoval t="10000" b="90000" l="10000" r="90000">
-                                        <a14:backgroundMark x1="29792" y1="64297" x2="29792" y2="64297"/>
-                                        <a14:backgroundMark x1="46979" y1="48281" x2="46979" y2="48281"/>
-                                        <a14:backgroundMark x1="39271" y1="54297" x2="39271" y2="54297"/>
-                                        <a14:backgroundMark x1="60000" y1="47500" x2="60000" y2="47500"/>
-                                      </a14:backgroundRemoval>
-                                    </a14:imgEffect>
-                                  </a14:imgLayer>
-                                </a14:imgProps>
-                              </a:ext>
-                              <a:ext uri="{28A0092B-C50C-407E-A947-70E740481C1C}">
-                                <a14:useLocalDpi xmlns:a14="http://schemas.microsoft.com/office/drawing/2010/main" val="0"/>
-                              </a:ext>
-                            </a:extLst>
-                          </a:blip>
-                          <a:srcRect l="16196" t="37582" r="30707" b="23166"/>
-                          <a:stretch/>
-                        </pic:blipFill>
-                        <pic:spPr bwMode="auto">
-                          <a:xfrm>
-                            <a:off x="0" y="0"/>
-                            <a:ext cx="979408" cy="965344"/>
-                          </a:xfrm>
-                          <a:prstGeom prst="rect">
-                            <a:avLst/>
-                          </a:prstGeom>
-                          <a:ln>
-                            <a:noFill/>
-                          </a:ln>
-                          <a:extLst>
-                            <a:ext uri="{53640926-AAD7-44D8-BBD7-CCE9431645EC}">
-                              <a14:shadowObscured xmlns:a14="http://schemas.microsoft.com/office/drawing/2010/main"/>
-                            </a:ext>
-                          </a:extLst>
-                        </pic:spPr>
-                      </pic:pic>
-                    </a:graphicData>
-                  </a:graphic>
-                  <wp14:sizeRelH relativeFrom="page">
-                    <wp14:pctWidth>0</wp14:pctWidth>
-                  </wp14:sizeRelH>
-                  <wp14:sizeRelV relativeFrom="page">
-                    <wp14:pctHeight>0</wp14:pctHeight>
-                  </wp14:sizeRelV>
-                </wp:anchor>
-              </w:drawing>
-            </w:r>
-            <w:r>
-              <w:rPr>
-                <w:rFonts w:ascii="Times New Roman" w:hAnsi="Times New Roman" w:cs="Times New Roman"/>
-              </w:rPr>
-              <w:br/>
-              <w:t>___________________ /Сальникова Е.А./</w:t>
-            </w:r>
-          </w:p>
-          <w:p>
-            <w:pPr>
-              <w:tabs>
-                <w:tab w:val="left" w:pos="2160"/>
-              </w:tabs>
-              <w:jc w:val="center"/>
-              <w:rPr>
-                <w:rFonts w:cs="Times New Roman"/>
-                <w:b/>
-                <w:bCs/>
-                <w:sz w:val="24"/>
-                <w:szCs w:val="24"/>
-              </w:rPr>
-            </w:pPr>
-          </w:p>
-        </w:tc>
-        <w:tc>
-          <w:tcPr>
-            <w:tcW w:w="5240" w:type="dxa"/>
-          </w:tcPr>
-          <w:p>
-            <w:pPr>
-              <w:tabs>
-                <w:tab w:val="left" w:pos="2160"/>
-              </w:tabs>
-              <w:jc w:val="center"/>
-              <w:rPr>
-                <w:rFonts w:cs="Times New Roman"/>
-                <w:b/>
-                <w:bCs/>
-                <w:sz w:val="24"/>
-                <w:szCs w:val="24"/>
-              </w:rPr>
-            </w:pPr>
-            <w:r>
-              <w:rPr>
-                <w:rFonts w:cs="Times New Roman"/>
-                <w:noProof/>
-                <w:sz w:val="24"/>
-                <w:szCs w:val="24"/>
-              </w:rPr>
-              <w:drawing>
-                <wp:anchor distT="0" distB="0" distL="114300" distR="114300" simplePos="0" relativeHeight="251682816" behindDoc="0" locked="0" layoutInCell="1" allowOverlap="1" wp14:anchorId="139439A3" wp14:editId="7D9793A6">
-                  <wp:simplePos x="0" y="0"/>
-                  <wp:positionH relativeFrom="column">
-                    <wp:posOffset>-4841932</wp:posOffset>
-                  </wp:positionH>
-                  <wp:positionV relativeFrom="paragraph">
-                    <wp:posOffset>2263269</wp:posOffset>
+                    <wp:posOffset>-3448520</wp:posOffset>
                   </wp:positionV>
                   <wp:extent cx="9747392" cy="893983"/>
                   <wp:effectExtent l="2852102" t="0" r="2833053" b="0"/>
@@ -10436,16 +10080,57 @@
                 <w:sz w:val="24"/>
                 <w:szCs w:val="24"/>
               </w:rPr>
-              <w:br/>
-              <w:t xml:space="preserve">_________________ / </w:t>
-            </w:r>
-            <w:r>
-              <w:rPr>
-                <w:rFonts w:cs="Times New Roman"/>
-                <w:sz w:val="24"/>
-                <w:szCs w:val="24"/>
-              </w:rPr>
-              <w:t>${Фамилия} ${I}.${O}.</w:t>
+              <w:t>Литий-ионный аккумулятор 60V/22А/ч</w:t>
+            </w:r>
+          </w:p>
+        </w:tc>
+        <w:tc>
+          <w:tcPr>
+            <w:tcW w:w="3493" w:type="dxa"/>
+          </w:tcPr>
+          <w:p>
+            <w:pPr>
+              <w:tabs>
+                <w:tab w:val="left" w:pos="2160"/>
+              </w:tabs>
+              <w:rPr>
+                <w:rFonts w:cs="Times New Roman"/>
+                <w:sz w:val="24"/>
+                <w:szCs w:val="24"/>
+              </w:rPr>
+            </w:pPr>
+            <w:r>
+              <w:rPr>
+                <w:rFonts w:cs="Times New Roman"/>
+                <w:sz w:val="24"/>
+                <w:szCs w:val="24"/>
+              </w:rPr>
+              <w:t>500 (пятьсот) рублей</w:t>
+            </w:r>
+          </w:p>
+        </w:tc>
+        <w:tc>
+          <w:tcPr>
+            <w:tcW w:w="3493" w:type="dxa"/>
+          </w:tcPr>
+          <w:p>
+            <w:pPr>
+              <w:tabs>
+                <w:tab w:val="left" w:pos="2160"/>
+              </w:tabs>
+              <w:rPr>
+                <w:rFonts w:cs="Times New Roman"/>
+                <w:sz w:val="24"/>
+                <w:szCs w:val="24"/>
+              </w:rPr>
+            </w:pPr>
+            <w:r>
+              <w:rPr>
+                <w:rFonts w:cs="Times New Roman"/>
+                <w:sz w:val="24"/>
+                <w:szCs w:val="24"/>
+              </w:rPr>
+              <w:t>500 (пятьсот) рублей</w:t>
             </w:r>
           </w:p>
         </w:tc>
@@ -10464,502 +10149,7 @@
     <w:p>
       <w:pPr>
         <w:spacing w:after="0"/>
-        <w:jc w:val="right"/>
-        <w:rPr>
-          <w:sz w:val="24"/>
-          <w:szCs w:val="24"/>
-        </w:rPr>
-      </w:pPr>
-      <w:r>
-        <w:rPr>
-          <w:sz w:val="24"/>
-          <w:szCs w:val="24"/>
-        </w:rPr>
-        <w:t>Приложение №4</w:t>
-      </w:r>
-      <w:r>
-        <w:rPr>
-          <w:sz w:val="24"/>
-          <w:szCs w:val="24"/>
-        </w:rPr>
-        <w:br/>
-        <w:t xml:space="preserve">к Договору субаренды № </w:t>
-      </w:r>
-      <w:r>
-        <w:rPr>
-          <w:sz w:val="24"/>
-          <w:szCs w:val="24"/>
-        </w:rPr>
-        <w:t xml:space="preserve">${№ договора} от ${Дата оформления} </w:t>
-      </w:r>
-      <w:r>
-        <w:rPr>
-          <w:sz w:val="24"/>
-          <w:szCs w:val="24"/>
-        </w:rPr>
-        <w:t>года</w:t>
-      </w:r>
-    </w:p>
-    <w:p>
-      <w:pPr>
-        <w:spacing w:after="0"/>
-        <w:jc w:val="right"/>
-        <w:rPr>
-          <w:sz w:val="24"/>
-          <w:szCs w:val="24"/>
-        </w:rPr>
-      </w:pPr>
-    </w:p>
-    <w:p>
-      <w:pPr>
-        <w:spacing w:after="0"/>
-        <w:jc w:val="center"/>
-        <w:rPr>
-          <w:sz w:val="24"/>
-          <w:szCs w:val="24"/>
-        </w:rPr>
-      </w:pPr>
-      <w:r>
-        <w:rPr>
-          <w:sz w:val="24"/>
-          <w:szCs w:val="24"/>
-        </w:rPr>
-        <w:br/>
-        <w:t>Акт</w:t>
-      </w:r>
-      <w:r>
-        <w:rPr>
-          <w:sz w:val="24"/>
-          <w:szCs w:val="24"/>
-        </w:rPr>
-        <w:br/>
-        <w:t>приема-передачи имущества</w:t>
-      </w:r>
-    </w:p>
-    <w:p>
-      <w:pPr>
-        <w:spacing w:after="0"/>
-        <w:jc w:val="center"/>
-        <w:rPr>
-          <w:sz w:val="24"/>
-          <w:szCs w:val="24"/>
-        </w:rPr>
-      </w:pPr>
-    </w:p>
-    <w:p>
-      <w:pPr>
-        <w:spacing w:after="0"/>
-        <w:jc w:val="center"/>
-        <w:rPr>
-          <w:sz w:val="24"/>
-          <w:szCs w:val="24"/>
-        </w:rPr>
-      </w:pPr>
-      <w:r>
-        <w:rPr>
-          <w:sz w:val="24"/>
-          <w:szCs w:val="24"/>
-        </w:rPr>
-        <w:t>г. Самара</w:t>
-      </w:r>
-      <w:r>
-        <w:rPr>
-          <w:sz w:val="24"/>
-          <w:szCs w:val="24"/>
-        </w:rPr>
-        <w:t xml:space="preserve">                                                                                                                   </w:t>
-      </w:r>
-      <w:r>
-        <w:rPr>
-          <w:sz w:val="24"/>
-          <w:szCs w:val="24"/>
-        </w:rPr>
-        <w:t xml:space="preserve">${Дата оформления} </w:t>
-      </w:r>
-      <w:r>
-        <w:rPr>
-          <w:sz w:val="24"/>
-          <w:szCs w:val="24"/>
-        </w:rPr>
-        <w:t>г.</w:t>
-      </w:r>
-    </w:p>
-    <w:p>
-      <w:pPr>
-        <w:spacing w:after="0"/>
         <w:jc w:val="both"/>
-        <w:rPr>
-          <w:sz w:val="24"/>
-          <w:szCs w:val="24"/>
-        </w:rPr>
-      </w:pPr>
-      <w:r>
-        <w:rPr>
-          <w:sz w:val="24"/>
-          <w:szCs w:val="24"/>
-        </w:rPr>
-        <w:br/>
-        <w:t xml:space="preserve">Мы, нижеподписавшиеся, Индивидуальный предприниматель </w:t>
-      </w:r>
-      <w:r>
-        <w:rPr>
-          <w:sz w:val="24"/>
-          <w:szCs w:val="24"/>
-        </w:rPr>
-        <w:t>Сальникова Екатерина Андреевна</w:t>
-      </w:r>
-      <w:r>
-        <w:rPr>
-          <w:sz w:val="24"/>
-          <w:szCs w:val="24"/>
-        </w:rPr>
-        <w:t xml:space="preserve">, именуемый далее </w:t>
-      </w:r>
-      <w:proofErr w:type="spellStart"/>
-      <w:r>
-        <w:rPr>
-          <w:sz w:val="24"/>
-          <w:szCs w:val="24"/>
-        </w:rPr>
-        <w:t>Субарендодатель</w:t>
-      </w:r>
-      <w:proofErr w:type="spellEnd"/>
-      <w:r>
-        <w:rPr>
-          <w:sz w:val="24"/>
-          <w:szCs w:val="24"/>
-        </w:rPr>
-        <w:t>, и</w:t>
-      </w:r>
-    </w:p>
-    <w:p>
-      <w:pPr>
-        <w:spacing w:after="0"/>
-        <w:jc w:val="both"/>
-        <w:rPr>
-          <w:sz w:val="24"/>
-          <w:szCs w:val="24"/>
-        </w:rPr>
-      </w:pPr>
-      <w:r>
-        <w:rPr>
-          <w:sz w:val="24"/>
-          <w:szCs w:val="24"/>
-        </w:rPr>
-        <w:br/>
-      </w:r>
-      <w:r>
-        <w:rPr>
-          <w:rFonts w:cs="Times New Roman"/>
-          <w:sz w:val="24"/>
-          <w:szCs w:val="24"/>
-        </w:rPr>
-        <w:t>${Фамилия} ${Имя} ${Отчество</w:t>
-      </w:r>
-      <w:r>
-        <w:rPr>
-          <w:rFonts w:cs="Times New Roman"/>
-          <w:sz w:val="24"/>
-          <w:szCs w:val="24"/>
-        </w:rPr>
-        <w:t>}</w:t>
-      </w:r>
-      <w:r>
-        <w:rPr>
-          <w:sz w:val="24"/>
-          <w:szCs w:val="24"/>
-        </w:rPr>
-        <w:t xml:space="preserve">, именуемый в дальнейшем Субарендатор, паспорт </w:t>
-      </w:r>
-      <w:r>
-        <w:rPr>
-          <w:sz w:val="24"/>
-          <w:szCs w:val="24"/>
-        </w:rPr>
-        <w:t>${Паспорт серия номер}, выдан ${Кем выдан} ${Когда выдан} код подразделения ${Код подразделения}, зарегистрирован: ${Адрес прописки}</w:t>
-      </w:r>
-      <w:r>
-        <w:rPr>
-          <w:sz w:val="24"/>
-          <w:szCs w:val="24"/>
-        </w:rPr>
-        <w:t xml:space="preserve">, с другой стороны, совместно именуемые как «Стороны», на основании Договора субаренды № </w:t>
-      </w:r>
-      <w:r>
-        <w:rPr>
-          <w:sz w:val="24"/>
-          <w:szCs w:val="24"/>
-        </w:rPr>
-        <w:t xml:space="preserve">${№ договора} от ${Дата оформления} </w:t>
-      </w:r>
-      <w:r>
-        <w:rPr>
-          <w:sz w:val="24"/>
-          <w:szCs w:val="24"/>
-        </w:rPr>
-        <w:t>года составили настоящий Акт приема-передачи имущества о нижеследующем:</w:t>
-      </w:r>
-    </w:p>
-    <w:p>
-      <w:pPr>
-        <w:spacing w:after="0"/>
-        <w:jc w:val="both"/>
-        <w:rPr>
-          <w:sz w:val="24"/>
-          <w:szCs w:val="24"/>
-        </w:rPr>
-      </w:pPr>
-    </w:p>
-    <w:p>
-      <w:pPr>
-        <w:numPr>
-          <w:ilvl w:val="0"/>
-          <w:numId w:val="3"/>
-        </w:numPr>
-        <w:spacing w:after="0"/>
-        <w:rPr>
-          <w:sz w:val="24"/>
-          <w:szCs w:val="24"/>
-        </w:rPr>
-      </w:pPr>
-      <w:proofErr w:type="spellStart"/>
-      <w:r>
-        <w:rPr>
-          <w:sz w:val="24"/>
-          <w:szCs w:val="24"/>
-        </w:rPr>
-        <w:t>Субарендодатель</w:t>
-      </w:r>
-      <w:proofErr w:type="spellEnd"/>
-      <w:r>
-        <w:rPr>
-          <w:sz w:val="24"/>
-          <w:szCs w:val="24"/>
-        </w:rPr>
-        <w:t xml:space="preserve"> передает, а Субарендатор принимает во временное пользование следующий электровелосипед, сопутствующее имущество и документы:</w:t>
-      </w:r>
-      <w:r>
-        <w:rPr>
-          <w:sz w:val="24"/>
-          <w:szCs w:val="24"/>
-        </w:rPr>
-        <w:br/>
-        <w:t xml:space="preserve">-Электровелосипед: </w:t>
-      </w:r>
-      <w:r>
-        <w:rPr>
-          <w:sz w:val="24"/>
-          <w:szCs w:val="24"/>
-        </w:rPr>
-        <w:t>${Модель}</w:t>
-      </w:r>
-      <w:r>
-        <w:rPr>
-          <w:sz w:val="24"/>
-          <w:szCs w:val="24"/>
-        </w:rPr>
-        <w:br/>
-        <w:t xml:space="preserve">-Серийный номер: </w:t>
-      </w:r>
-      <w:r>
-        <w:rPr>
-          <w:rFonts w:cs="Times New Roman"/>
-          <w:sz w:val="24"/>
-          <w:szCs w:val="24"/>
-        </w:rPr>
-        <w:t>${Серийный номер</w:t>
-      </w:r>
-      <w:r>
-        <w:rPr>
-          <w:rFonts w:cs="Times New Roman"/>
-          <w:sz w:val="24"/>
-          <w:szCs w:val="24"/>
-        </w:rPr>
-        <w:t>}</w:t>
-      </w:r>
-      <w:r>
-        <w:rPr>
-          <w:sz w:val="24"/>
-          <w:szCs w:val="24"/>
-        </w:rPr>
-        <w:br/>
-        <w:t>-Цвет: Черный</w:t>
-      </w:r>
-      <w:r>
-        <w:rPr>
-          <w:sz w:val="24"/>
-          <w:szCs w:val="24"/>
-        </w:rPr>
-        <w:br/>
-        <w:t xml:space="preserve">-Аккумуляторы для электровелосипеда: </w:t>
-      </w:r>
-      <w:r>
-        <w:rPr>
-          <w:sz w:val="24"/>
-          <w:szCs w:val="24"/>
-        </w:rPr>
-        <w:t>${Аккумулятор электровелосипеда}</w:t>
-      </w:r>
-      <w:r>
-        <w:rPr>
-          <w:sz w:val="24"/>
-          <w:szCs w:val="24"/>
-        </w:rPr>
-        <w:br/>
-        <w:t>-Зарядное устройство для электровелосипеда (количество - 1 шт.)</w:t>
-      </w:r>
-      <w:r>
-        <w:rPr>
-          <w:sz w:val="24"/>
-          <w:szCs w:val="24"/>
-        </w:rPr>
-        <w:br/>
-        <w:t>-Багажник задний для электровелосипеда (количество - 1 шт.)</w:t>
-      </w:r>
-      <w:r>
-        <w:rPr>
-          <w:sz w:val="24"/>
-          <w:szCs w:val="24"/>
-        </w:rPr>
-        <w:br/>
-        <w:t>-Технический паспорт электровелосипеда (электронная копия);</w:t>
-      </w:r>
-    </w:p>
-    <w:p>
-      <w:pPr>
-        <w:spacing w:after="0"/>
-        <w:rPr>
-          <w:sz w:val="24"/>
-          <w:szCs w:val="24"/>
-        </w:rPr>
-      </w:pPr>
-      <w:r>
-        <w:rPr>
-          <w:sz w:val="24"/>
-          <w:szCs w:val="24"/>
-        </w:rPr>
-        <w:t>1.1. Передаваемые Субарендатору электровелосипед и сопутствующее имущество – б/у, исправны, не имеют явных повреждений, готовы к эксплуатации.</w:t>
-      </w:r>
-      <w:r>
-        <w:rPr>
-          <w:sz w:val="24"/>
-          <w:szCs w:val="24"/>
-        </w:rPr>
-        <w:br/>
-        <w:t>1.2. Субарендатор обязуется использовать электровелосипед и сопутствующее имущество по назначению, соблюдать правила эксплуатации и возвратить электровелосипед и сопутствующее имущество в оговоренные сроки (п.2 настоящего Акта).</w:t>
-      </w:r>
-      <w:r>
-        <w:rPr>
-          <w:sz w:val="24"/>
-          <w:szCs w:val="24"/>
-        </w:rPr>
-        <w:br/>
-        <w:t>1.3. В случае порчи, утери или повреждения электровелосипеда и сопутствующего имущества, Субарендатор несет ответственность в соответствии с условиями договора и действующим законодательством Российской Федерации.</w:t>
-      </w:r>
-      <w:r>
-        <w:rPr>
-          <w:sz w:val="24"/>
-          <w:szCs w:val="24"/>
-        </w:rPr>
-        <w:br/>
-        <w:t xml:space="preserve">2. Субарендатор имеет право пользоваться электровелосипедом и сопутствующим имуществом с момента подписания настоящего Акта приема-передачи на первоначальный срок 1 (одна) неделя; при этом Субарендатор вправе последовательно продлевать право пользования электровелосипедом и сопутствующим имуществом на каждую последующую неделю (или более длительный срок) при условии внесения 100% предоплаты, согласно условий в указанных в Прайс-листе (Приложение №3 к настоящему Договору) до истечения текущего оплаченного периода, и обязан незамедлительно вернуть электровелосипед и сопутствующее имущество </w:t>
-      </w:r>
-      <w:proofErr w:type="spellStart"/>
-      <w:r>
-        <w:rPr>
-          <w:sz w:val="24"/>
-          <w:szCs w:val="24"/>
-        </w:rPr>
-        <w:t>Суба</w:t>
-      </w:r>
-      <w:r>
-        <w:rPr>
-          <w:sz w:val="24"/>
-          <w:szCs w:val="24"/>
-        </w:rPr>
-        <w:t>рендодателю</w:t>
-      </w:r>
-      <w:proofErr w:type="spellEnd"/>
-      <w:r>
-        <w:rPr>
-          <w:sz w:val="24"/>
-          <w:szCs w:val="24"/>
-        </w:rPr>
-        <w:t xml:space="preserve"> по окончании последнего предоплаченного периода в порядке и на условиях </w:t>
-      </w:r>
-      <w:r>
-        <w:rPr>
-          <w:sz w:val="24"/>
-          <w:szCs w:val="24"/>
-        </w:rPr>
-        <w:lastRenderedPageBreak/>
-        <w:t>Договора субаренды.</w:t>
-      </w:r>
-      <w:r>
-        <w:rPr>
-          <w:sz w:val="24"/>
-          <w:szCs w:val="24"/>
-        </w:rPr>
-        <w:br/>
-        <w:t>3. Место передачи электровелосипеда и сопутствующего имущества: г. Самара ул. Карбышева д.65</w:t>
-      </w:r>
-      <w:r>
-        <w:rPr>
-          <w:sz w:val="24"/>
-          <w:szCs w:val="24"/>
-        </w:rPr>
-        <w:br/>
-        <w:t>4. Территория использования Имущества: г. Самара.</w:t>
-      </w:r>
-      <w:r>
-        <w:rPr>
-          <w:sz w:val="24"/>
-          <w:szCs w:val="24"/>
-        </w:rPr>
-        <w:br/>
-        <w:t xml:space="preserve">5. Настоящий Акт составлен на одной странице в двух экземплярах, по одному для </w:t>
-      </w:r>
-      <w:r>
-        <w:rPr>
-          <w:sz w:val="24"/>
-          <w:szCs w:val="24"/>
-        </w:rPr>
-        <w:t>Суба</w:t>
-      </w:r>
-      <w:r>
-        <w:rPr>
-          <w:sz w:val="24"/>
-          <w:szCs w:val="24"/>
-        </w:rPr>
-        <w:t xml:space="preserve">рендатора и </w:t>
-      </w:r>
-      <w:proofErr w:type="spellStart"/>
-      <w:r>
-        <w:rPr>
-          <w:sz w:val="24"/>
-          <w:szCs w:val="24"/>
-        </w:rPr>
-        <w:t>Суба</w:t>
-      </w:r>
-      <w:r>
-        <w:rPr>
-          <w:sz w:val="24"/>
-          <w:szCs w:val="24"/>
-        </w:rPr>
-        <w:t>рендодателя</w:t>
-      </w:r>
-      <w:proofErr w:type="spellEnd"/>
-      <w:r>
-        <w:rPr>
-          <w:sz w:val="24"/>
-          <w:szCs w:val="24"/>
-        </w:rPr>
-        <w:t>.</w:t>
-      </w:r>
-    </w:p>
-    <w:p>
-      <w:pPr>
-        <w:spacing w:after="0"/>
         <w:rPr>
           <w:sz w:val="24"/>
           <w:szCs w:val="24"/>
@@ -11054,18 +10244,18 @@
                 <w:noProof/>
               </w:rPr>
               <w:drawing>
-                <wp:anchor distT="0" distB="0" distL="114300" distR="114300" simplePos="0" relativeHeight="251754496" behindDoc="0" locked="0" layoutInCell="1" allowOverlap="1" wp14:anchorId="6B26A090" wp14:editId="79DBF95A">
+                <wp:anchor distT="0" distB="0" distL="114300" distR="114300" simplePos="0" relativeHeight="251752448" behindDoc="0" locked="0" layoutInCell="1" allowOverlap="1" wp14:anchorId="5EFA7082" wp14:editId="7658FE33">
                   <wp:simplePos x="0" y="0"/>
                   <wp:positionH relativeFrom="column">
-                    <wp:posOffset>500830</wp:posOffset>
+                    <wp:posOffset>570230</wp:posOffset>
                   </wp:positionH>
                   <wp:positionV relativeFrom="paragraph">
-                    <wp:posOffset>-134230</wp:posOffset>
+                    <wp:posOffset>-129642</wp:posOffset>
                   </wp:positionV>
-                  <wp:extent cx="982523" cy="968414"/>
+                  <wp:extent cx="979408" cy="965344"/>
                   <wp:effectExtent l="0" t="0" r="0" b="0"/>
                   <wp:wrapNone/>
-                  <wp:docPr id="225055669" name="Рисунок 4"/>
+                  <wp:docPr id="1338402580" name="Рисунок 4"/>
                   <wp:cNvGraphicFramePr>
                     <a:graphicFrameLocks xmlns:a="http://schemas.openxmlformats.org/drawingml/2006/main" noChangeAspect="1"/>
                   </wp:cNvGraphicFramePr>
@@ -11077,11 +10267,11 @@
                           <pic:cNvPicPr/>
                         </pic:nvPicPr>
                         <pic:blipFill rotWithShape="1">
-                          <a:blip r:embed="rId19" cstate="print">
+                          <a:blip r:embed="rId16" cstate="print">
                             <a:extLst>
                               <a:ext uri="{BEBA8EAE-BF5A-486C-A8C5-ECC9F3942E4B}">
                                 <a14:imgProps xmlns:a14="http://schemas.microsoft.com/office/drawing/2010/main">
-                                  <a14:imgLayer r:embed="rId20">
+                                  <a14:imgLayer r:embed="rId17">
                                     <a14:imgEffect>
                                       <a14:backgroundRemoval t="10000" b="90000" l="10000" r="90000">
                                         <a14:backgroundMark x1="29792" y1="64297" x2="29792" y2="64297"/>
@@ -11104,7 +10294,7 @@
                         <pic:spPr bwMode="auto">
                           <a:xfrm>
                             <a:off x="0" y="0"/>
-                            <a:ext cx="982523" cy="968414"/>
+                            <a:ext cx="979408" cy="965344"/>
                           </a:xfrm>
                           <a:prstGeom prst="rect">
                             <a:avLst/>
@@ -11196,6 +10386,7 @@
     <w:p>
       <w:pPr>
         <w:spacing w:after="0"/>
+        <w:jc w:val="both"/>
         <w:rPr>
           <w:sz w:val="24"/>
           <w:szCs w:val="24"/>
@@ -11205,33 +10396,69 @@
     <w:p>
       <w:pPr>
         <w:spacing w:after="0"/>
-        <w:rPr>
-          <w:sz w:val="24"/>
-          <w:szCs w:val="24"/>
+        <w:jc w:val="right"/>
+        <w:rPr>
+          <w:sz w:val="24"/>
+          <w:szCs w:val="24"/>
+          <w:lang w:val="en-US"/>
         </w:rPr>
       </w:pPr>
     </w:p>
     <w:p>
       <w:pPr>
         <w:spacing w:after="0"/>
-        <w:rPr>
-          <w:sz w:val="24"/>
-          <w:szCs w:val="24"/>
+        <w:jc w:val="right"/>
+        <w:rPr>
+          <w:sz w:val="24"/>
+          <w:szCs w:val="24"/>
+          <w:lang w:val="en-US"/>
         </w:rPr>
       </w:pPr>
     </w:p>
     <w:p>
       <w:pPr>
         <w:spacing w:after="0"/>
-        <w:rPr>
-          <w:sz w:val="24"/>
-          <w:szCs w:val="24"/>
-        </w:rPr>
-      </w:pPr>
+        <w:jc w:val="right"/>
+        <w:rPr>
+          <w:sz w:val="24"/>
+          <w:szCs w:val="24"/>
+        </w:rPr>
+      </w:pPr>
+      <w:r>
+        <w:rPr>
+          <w:sz w:val="24"/>
+          <w:szCs w:val="24"/>
+        </w:rPr>
+        <w:lastRenderedPageBreak/>
+        <w:t>Приложение №4</w:t>
+      </w:r>
+      <w:r>
+        <w:rPr>
+          <w:sz w:val="24"/>
+          <w:szCs w:val="24"/>
+        </w:rPr>
+        <w:br/>
+        <w:t xml:space="preserve">к Договору субаренды № </w:t>
+      </w:r>
+      <w:r>
+        <w:rPr>
+          <w:sz w:val="24"/>
+          <w:szCs w:val="24"/>
+        </w:rPr>
+        <w:t xml:space="preserve">${№ договора} от ${Дата оформления} </w:t>
+      </w:r>
+      <w:r>
+        <w:rPr>
+          <w:sz w:val="24"/>
+          <w:szCs w:val="24"/>
+        </w:rPr>
+        <w:t>года</w:t>
+      </w:r>
     </w:p>
     <w:p>
       <w:pPr>
         <w:spacing w:after="0"/>
+        <w:jc w:val="right"/>
         <w:rPr>
           <w:sz w:val="24"/>
           <w:szCs w:val="24"/>
@@ -11241,15 +10468,321 @@
     <w:p>
       <w:pPr>
         <w:spacing w:after="0"/>
-        <w:rPr>
-          <w:sz w:val="24"/>
-          <w:szCs w:val="24"/>
-        </w:rPr>
-      </w:pPr>
+        <w:jc w:val="center"/>
+        <w:rPr>
+          <w:sz w:val="24"/>
+          <w:szCs w:val="24"/>
+        </w:rPr>
+      </w:pPr>
+      <w:r>
+        <w:rPr>
+          <w:sz w:val="24"/>
+          <w:szCs w:val="24"/>
+        </w:rPr>
+        <w:br/>
+        <w:t>Акт</w:t>
+      </w:r>
+      <w:r>
+        <w:rPr>
+          <w:sz w:val="24"/>
+          <w:szCs w:val="24"/>
+        </w:rPr>
+        <w:br/>
+        <w:t>приема-передачи имущества</w:t>
+      </w:r>
     </w:p>
     <w:p>
       <w:pPr>
         <w:spacing w:after="0"/>
+        <w:jc w:val="center"/>
+        <w:rPr>
+          <w:sz w:val="24"/>
+          <w:szCs w:val="24"/>
+        </w:rPr>
+      </w:pPr>
+    </w:p>
+    <w:p>
+      <w:pPr>
+        <w:spacing w:after="0"/>
+        <w:jc w:val="center"/>
+        <w:rPr>
+          <w:sz w:val="24"/>
+          <w:szCs w:val="24"/>
+        </w:rPr>
+      </w:pPr>
+      <w:r>
+        <w:rPr>
+          <w:sz w:val="24"/>
+          <w:szCs w:val="24"/>
+        </w:rPr>
+        <w:t>г. Самара</w:t>
+      </w:r>
+      <w:r>
+        <w:rPr>
+          <w:sz w:val="24"/>
+          <w:szCs w:val="24"/>
+        </w:rPr>
+        <w:t xml:space="preserve">                                                                                                                   </w:t>
+      </w:r>
+      <w:r>
+        <w:rPr>
+          <w:sz w:val="24"/>
+          <w:szCs w:val="24"/>
+        </w:rPr>
+        <w:t xml:space="preserve">${Дата оформления} </w:t>
+      </w:r>
+      <w:r>
+        <w:rPr>
+          <w:sz w:val="24"/>
+          <w:szCs w:val="24"/>
+        </w:rPr>
+        <w:t>г.</w:t>
+      </w:r>
+    </w:p>
+    <w:p>
+      <w:pPr>
+        <w:spacing w:after="0"/>
+        <w:jc w:val="both"/>
+        <w:rPr>
+          <w:sz w:val="24"/>
+          <w:szCs w:val="24"/>
+        </w:rPr>
+      </w:pPr>
+      <w:r>
+        <w:rPr>
+          <w:sz w:val="24"/>
+          <w:szCs w:val="24"/>
+        </w:rPr>
+        <w:br/>
+        <w:t xml:space="preserve">Мы, нижеподписавшиеся, Индивидуальный предприниматель </w:t>
+      </w:r>
+      <w:r>
+        <w:rPr>
+          <w:sz w:val="24"/>
+          <w:szCs w:val="24"/>
+        </w:rPr>
+        <w:t>Сальникова Екатерина Андреевна</w:t>
+      </w:r>
+      <w:r>
+        <w:rPr>
+          <w:sz w:val="24"/>
+          <w:szCs w:val="24"/>
+        </w:rPr>
+        <w:t xml:space="preserve">, именуемый далее </w:t>
+      </w:r>
+      <w:proofErr w:type="spellStart"/>
+      <w:r>
+        <w:rPr>
+          <w:sz w:val="24"/>
+          <w:szCs w:val="24"/>
+        </w:rPr>
+        <w:t>Субарендодатель</w:t>
+      </w:r>
+      <w:proofErr w:type="spellEnd"/>
+      <w:r>
+        <w:rPr>
+          <w:sz w:val="24"/>
+          <w:szCs w:val="24"/>
+        </w:rPr>
+        <w:t>, и</w:t>
+      </w:r>
+    </w:p>
+    <w:p>
+      <w:pPr>
+        <w:spacing w:after="0"/>
+        <w:jc w:val="both"/>
+        <w:rPr>
+          <w:sz w:val="24"/>
+          <w:szCs w:val="24"/>
+        </w:rPr>
+      </w:pPr>
+      <w:r>
+        <w:rPr>
+          <w:sz w:val="24"/>
+          <w:szCs w:val="24"/>
+        </w:rPr>
+        <w:br/>
+      </w:r>
+      <w:r>
+        <w:rPr>
+          <w:rFonts w:cs="Times New Roman"/>
+          <w:sz w:val="24"/>
+          <w:szCs w:val="24"/>
+        </w:rPr>
+        <w:t>${Фамилия} ${Имя} ${Отчество</w:t>
+      </w:r>
+      <w:r>
+        <w:rPr>
+          <w:rFonts w:cs="Times New Roman"/>
+          <w:sz w:val="24"/>
+          <w:szCs w:val="24"/>
+        </w:rPr>
+        <w:t>}</w:t>
+      </w:r>
+      <w:r>
+        <w:rPr>
+          <w:sz w:val="24"/>
+          <w:szCs w:val="24"/>
+        </w:rPr>
+        <w:t xml:space="preserve">, именуемый в дальнейшем Субарендатор, паспорт </w:t>
+      </w:r>
+      <w:r>
+        <w:rPr>
+          <w:sz w:val="24"/>
+          <w:szCs w:val="24"/>
+        </w:rPr>
+        <w:t>${Паспорт серия номер}, выдан ${Кем выдан} ${Когда выдан} код подразделения ${Код подразделения}, зарегистрирован: ${Адрес прописки}</w:t>
+      </w:r>
+      <w:r>
+        <w:rPr>
+          <w:sz w:val="24"/>
+          <w:szCs w:val="24"/>
+        </w:rPr>
+        <w:t xml:space="preserve">, с другой стороны, совместно именуемые как «Стороны», на основании Договора субаренды № </w:t>
+      </w:r>
+      <w:r>
+        <w:rPr>
+          <w:sz w:val="24"/>
+          <w:szCs w:val="24"/>
+        </w:rPr>
+        <w:t xml:space="preserve">${№ договора} от ${Дата оформления} </w:t>
+      </w:r>
+      <w:r>
+        <w:rPr>
+          <w:sz w:val="24"/>
+          <w:szCs w:val="24"/>
+        </w:rPr>
+        <w:t>года составили настоящий Акт приема-передачи имущества о нижеследующем:</w:t>
+      </w:r>
+    </w:p>
+    <w:p>
+      <w:pPr>
+        <w:spacing w:after="0"/>
+        <w:jc w:val="both"/>
+        <w:rPr>
+          <w:sz w:val="24"/>
+          <w:szCs w:val="24"/>
+        </w:rPr>
+      </w:pPr>
+    </w:p>
+    <w:p>
+      <w:pPr>
+        <w:numPr>
+          <w:ilvl w:val="0"/>
+          <w:numId w:val="3"/>
+        </w:numPr>
+        <w:spacing w:after="0"/>
+        <w:rPr>
+          <w:sz w:val="24"/>
+          <w:szCs w:val="24"/>
+        </w:rPr>
+      </w:pPr>
+      <w:proofErr w:type="spellStart"/>
+      <w:r>
+        <w:rPr>
+          <w:sz w:val="24"/>
+          <w:szCs w:val="24"/>
+        </w:rPr>
+        <w:t>Субарендодатель</w:t>
+      </w:r>
+      <w:proofErr w:type="spellEnd"/>
+      <w:r>
+        <w:rPr>
+          <w:sz w:val="24"/>
+          <w:szCs w:val="24"/>
+        </w:rPr>
+        <w:t xml:space="preserve"> передает, а Субарендатор принимает во временное пользование следующий электровелосипед, сопутствующее имущество и документы:</w:t>
+      </w:r>
+      <w:r>
+        <w:rPr>
+          <w:sz w:val="24"/>
+          <w:szCs w:val="24"/>
+        </w:rPr>
+        <w:br/>
+        <w:t xml:space="preserve">-Электровелосипед: </w:t>
+      </w:r>
+      <w:r>
+        <w:rPr>
+          <w:sz w:val="24"/>
+          <w:szCs w:val="24"/>
+        </w:rPr>
+        <w:t>${Модель}</w:t>
+      </w:r>
+      <w:r>
+        <w:rPr>
+          <w:sz w:val="24"/>
+          <w:szCs w:val="24"/>
+        </w:rPr>
+        <w:br/>
+        <w:t xml:space="preserve">-Серийный номер: </w:t>
+      </w:r>
+      <w:r>
+        <w:rPr>
+          <w:rFonts w:cs="Times New Roman"/>
+          <w:sz w:val="24"/>
+          <w:szCs w:val="24"/>
+        </w:rPr>
+        <w:t>${Серийный номер</w:t>
+      </w:r>
+      <w:r>
+        <w:rPr>
+          <w:rFonts w:cs="Times New Roman"/>
+          <w:sz w:val="24"/>
+          <w:szCs w:val="24"/>
+        </w:rPr>
+        <w:t>}</w:t>
+      </w:r>
+      <w:r>
+        <w:rPr>
+          <w:sz w:val="24"/>
+          <w:szCs w:val="24"/>
+        </w:rPr>
+        <w:br/>
+        <w:t>-Цвет: Черный</w:t>
+      </w:r>
+      <w:r>
+        <w:rPr>
+          <w:sz w:val="24"/>
+          <w:szCs w:val="24"/>
+        </w:rPr>
+        <w:br/>
+        <w:t xml:space="preserve">-Аккумуляторы для электровелосипеда: </w:t>
+      </w:r>
+      <w:r>
+        <w:rPr>
+          <w:sz w:val="24"/>
+          <w:szCs w:val="24"/>
+        </w:rPr>
+        <w:t>${Аккумулятор электровелосипеда}</w:t>
+      </w:r>
+      <w:r>
+        <w:rPr>
+          <w:sz w:val="24"/>
+          <w:szCs w:val="24"/>
+        </w:rPr>
+        <w:br/>
+        <w:t>-Зарядное устройство для электровелосипеда (количество - 1 шт.)</w:t>
+      </w:r>
+      <w:r>
+        <w:rPr>
+          <w:sz w:val="24"/>
+          <w:szCs w:val="24"/>
+        </w:rPr>
+        <w:br/>
+        <w:t>-Багажник задний для электровелосипеда (количество - 1 шт.)</w:t>
+      </w:r>
+      <w:r>
+        <w:rPr>
+          <w:sz w:val="24"/>
+          <w:szCs w:val="24"/>
+        </w:rPr>
+        <w:br/>
+        <w:t>-Технический паспорт электровелосипеда (электронная копия);</w:t>
+      </w:r>
+    </w:p>
+    <w:p>
+      <w:pPr>
+        <w:spacing w:after="0"/>
         <w:rPr>
           <w:sz w:val="24"/>
           <w:szCs w:val="24"/>
@@ -11263,13 +10796,13 @@
           <w:szCs w:val="24"/>
         </w:rPr>
         <w:drawing>
-          <wp:anchor distT="0" distB="0" distL="114300" distR="114300" simplePos="0" relativeHeight="251684864" behindDoc="0" locked="0" layoutInCell="1" allowOverlap="1" wp14:anchorId="76BFF580" wp14:editId="281CABB4">
+          <wp:anchor distT="0" distB="0" distL="114300" distR="114300" simplePos="0" relativeHeight="251762688" behindDoc="0" locked="0" layoutInCell="1" allowOverlap="1" wp14:anchorId="00869F56" wp14:editId="78E401F1">
             <wp:simplePos x="0" y="0"/>
             <wp:positionH relativeFrom="column">
-              <wp:posOffset>-1893510</wp:posOffset>
+              <wp:posOffset>-1440029</wp:posOffset>
             </wp:positionH>
             <wp:positionV relativeFrom="paragraph">
-              <wp:posOffset>265148</wp:posOffset>
+              <wp:posOffset>370621</wp:posOffset>
             </wp:positionV>
             <wp:extent cx="9747392" cy="893983"/>
             <wp:effectExtent l="2852102" t="0" r="2833053" b="0"/>
@@ -11319,6 +10852,121 @@
           </wp:anchor>
         </w:drawing>
       </w:r>
+      <w:r>
+        <w:rPr>
+          <w:sz w:val="24"/>
+          <w:szCs w:val="24"/>
+        </w:rPr>
+        <w:t>1.1. Передаваемые Субарендатору электровелосипед и сопутствующее имущество – б/у, исправны, не имеют явных повреждений, готовы к эксплуатации.</w:t>
+      </w:r>
+      <w:r>
+        <w:rPr>
+          <w:sz w:val="24"/>
+          <w:szCs w:val="24"/>
+        </w:rPr>
+        <w:br/>
+        <w:t>1.2. Субарендатор обязуется использовать электровелосипед и сопутствующее имущество по назначению, соблюдать правила эксплуатации и возвратить электровелосипед и сопутствующее имущество в оговоренные сроки (п.2 настоящего Акта).</w:t>
+      </w:r>
+      <w:r>
+        <w:rPr>
+          <w:sz w:val="24"/>
+          <w:szCs w:val="24"/>
+        </w:rPr>
+        <w:br/>
+        <w:t>1.3. В случае порчи, утери или повреждения электровелосипеда и сопутствующего имущества, Субарендатор несет ответственность в соответствии с условиями договора и действующим законодательством Российской Федерации.</w:t>
+      </w:r>
+      <w:r>
+        <w:rPr>
+          <w:sz w:val="24"/>
+          <w:szCs w:val="24"/>
+        </w:rPr>
+        <w:br/>
+        <w:t xml:space="preserve">2. Субарендатор имеет право пользоваться электровелосипедом и сопутствующим имуществом с момента подписания настоящего Акта приема-передачи на первоначальный срок 1 (одна) неделя; при этом Субарендатор вправе последовательно продлевать право пользования электровелосипедом и сопутствующим имуществом на каждую последующую неделю (или более длительный срок) при условии внесения 100% предоплаты, согласно условий в указанных в Прайс-листе (Приложение №3 к настоящему Договору) до истечения текущего оплаченного периода, и обязан незамедлительно вернуть электровелосипед и сопутствующее имущество </w:t>
+      </w:r>
+      <w:proofErr w:type="spellStart"/>
+      <w:r>
+        <w:rPr>
+          <w:sz w:val="24"/>
+          <w:szCs w:val="24"/>
+        </w:rPr>
+        <w:t>Суба</w:t>
+      </w:r>
+      <w:r>
+        <w:rPr>
+          <w:sz w:val="24"/>
+          <w:szCs w:val="24"/>
+        </w:rPr>
+        <w:t>рендодателю</w:t>
+      </w:r>
+      <w:proofErr w:type="spellEnd"/>
+      <w:r>
+        <w:rPr>
+          <w:sz w:val="24"/>
+          <w:szCs w:val="24"/>
+        </w:rPr>
+        <w:t xml:space="preserve"> по окончании последнего предоплаченного периода в порядке и на условиях Договора субаренды.</w:t>
+      </w:r>
+      <w:r>
+        <w:rPr>
+          <w:sz w:val="24"/>
+          <w:szCs w:val="24"/>
+        </w:rPr>
+        <w:br/>
+        <w:t>3. Место передачи электровелосипеда и сопутствующего имущества: г. Самара ул. Карбышева д.65</w:t>
+      </w:r>
+      <w:r>
+        <w:rPr>
+          <w:sz w:val="24"/>
+          <w:szCs w:val="24"/>
+        </w:rPr>
+        <w:br/>
+        <w:t>4. Территория использования Имущества: г. Самара.</w:t>
+      </w:r>
+      <w:r>
+        <w:rPr>
+          <w:sz w:val="24"/>
+          <w:szCs w:val="24"/>
+        </w:rPr>
+        <w:br/>
+        <w:t xml:space="preserve">5. Настоящий Акт составлен на одной странице в двух экземплярах, по одному для </w:t>
+      </w:r>
+      <w:r>
+        <w:rPr>
+          <w:sz w:val="24"/>
+          <w:szCs w:val="24"/>
+        </w:rPr>
+        <w:t>Суба</w:t>
+      </w:r>
+      <w:r>
+        <w:rPr>
+          <w:sz w:val="24"/>
+          <w:szCs w:val="24"/>
+        </w:rPr>
+        <w:t xml:space="preserve">рендатора и </w:t>
+      </w:r>
+      <w:proofErr w:type="spellStart"/>
+      <w:r>
+        <w:rPr>
+          <w:sz w:val="24"/>
+          <w:szCs w:val="24"/>
+        </w:rPr>
+        <w:t>Суба</w:t>
+      </w:r>
+      <w:r>
+        <w:rPr>
+          <w:sz w:val="24"/>
+          <w:szCs w:val="24"/>
+        </w:rPr>
+        <w:t>рендодателя</w:t>
+      </w:r>
+      <w:proofErr w:type="spellEnd"/>
+      <w:r>
+        <w:rPr>
+          <w:sz w:val="24"/>
+          <w:szCs w:val="24"/>
+        </w:rPr>
+        <w:t>.</w:t>
+      </w:r>
     </w:p>
     <w:p>
       <w:pPr>
@@ -11329,6 +10977,233 @@
         </w:rPr>
       </w:pPr>
     </w:p>
+    <w:tbl>
+      <w:tblPr>
+        <w:tblStyle w:val="ac"/>
+        <w:tblW w:w="10479" w:type="dxa"/>
+        <w:tblLook w:val="04A0" w:firstRow="1" w:lastRow="0" w:firstColumn="1" w:lastColumn="0" w:noHBand="0" w:noVBand="1"/>
+      </w:tblPr>
+      <w:tblGrid>
+        <w:gridCol w:w="5239"/>
+        <w:gridCol w:w="5240"/>
+      </w:tblGrid>
+      <w:tr>
+        <w:tc>
+          <w:tcPr>
+            <w:tcW w:w="5239" w:type="dxa"/>
+          </w:tcPr>
+          <w:p>
+            <w:pPr>
+              <w:tabs>
+                <w:tab w:val="left" w:pos="2160"/>
+              </w:tabs>
+              <w:jc w:val="center"/>
+              <w:rPr>
+                <w:rFonts w:cs="Times New Roman"/>
+                <w:b/>
+                <w:bCs/>
+                <w:sz w:val="24"/>
+                <w:szCs w:val="24"/>
+              </w:rPr>
+            </w:pPr>
+            <w:proofErr w:type="spellStart"/>
+            <w:r>
+              <w:rPr>
+                <w:rFonts w:cs="Times New Roman"/>
+                <w:sz w:val="24"/>
+                <w:szCs w:val="24"/>
+              </w:rPr>
+              <w:t>Субарендодатель</w:t>
+            </w:r>
+            <w:proofErr w:type="spellEnd"/>
+          </w:p>
+        </w:tc>
+        <w:tc>
+          <w:tcPr>
+            <w:tcW w:w="5240" w:type="dxa"/>
+          </w:tcPr>
+          <w:p>
+            <w:pPr>
+              <w:tabs>
+                <w:tab w:val="left" w:pos="2160"/>
+              </w:tabs>
+              <w:jc w:val="center"/>
+              <w:rPr>
+                <w:rFonts w:cs="Times New Roman"/>
+                <w:b/>
+                <w:bCs/>
+                <w:sz w:val="24"/>
+                <w:szCs w:val="24"/>
+              </w:rPr>
+            </w:pPr>
+            <w:r>
+              <w:rPr>
+                <w:rFonts w:cs="Times New Roman"/>
+                <w:sz w:val="24"/>
+                <w:szCs w:val="24"/>
+              </w:rPr>
+              <w:t>Субарендатор</w:t>
+            </w:r>
+          </w:p>
+        </w:tc>
+      </w:tr>
+      <w:tr>
+        <w:tc>
+          <w:tcPr>
+            <w:tcW w:w="5239" w:type="dxa"/>
+          </w:tcPr>
+          <w:p>
+            <w:pPr>
+              <w:pStyle w:val="Default"/>
+              <w:jc w:val="center"/>
+              <w:rPr>
+                <w:rFonts w:ascii="Times New Roman" w:hAnsi="Times New Roman" w:cs="Times New Roman"/>
+              </w:rPr>
+            </w:pPr>
+            <w:r>
+              <w:rPr>
+                <w:noProof/>
+              </w:rPr>
+              <w:drawing>
+                <wp:anchor distT="0" distB="0" distL="114300" distR="114300" simplePos="0" relativeHeight="251754496" behindDoc="0" locked="0" layoutInCell="1" allowOverlap="1" wp14:anchorId="6B26A090" wp14:editId="79DBF95A">
+                  <wp:simplePos x="0" y="0"/>
+                  <wp:positionH relativeFrom="column">
+                    <wp:posOffset>500830</wp:posOffset>
+                  </wp:positionH>
+                  <wp:positionV relativeFrom="paragraph">
+                    <wp:posOffset>-134230</wp:posOffset>
+                  </wp:positionV>
+                  <wp:extent cx="982523" cy="968414"/>
+                  <wp:effectExtent l="0" t="0" r="0" b="0"/>
+                  <wp:wrapNone/>
+                  <wp:docPr id="225055669" name="Рисунок 4"/>
+                  <wp:cNvGraphicFramePr>
+                    <a:graphicFrameLocks xmlns:a="http://schemas.openxmlformats.org/drawingml/2006/main" noChangeAspect="1"/>
+                  </wp:cNvGraphicFramePr>
+                  <a:graphic xmlns:a="http://schemas.openxmlformats.org/drawingml/2006/main">
+                    <a:graphicData uri="http://schemas.openxmlformats.org/drawingml/2006/picture">
+                      <pic:pic xmlns:pic="http://schemas.openxmlformats.org/drawingml/2006/picture">
+                        <pic:nvPicPr>
+                          <pic:cNvPr id="1862260337" name="Рисунок 1862260337"/>
+                          <pic:cNvPicPr/>
+                        </pic:nvPicPr>
+                        <pic:blipFill rotWithShape="1">
+                          <a:blip r:embed="rId18" cstate="print">
+                            <a:extLst>
+                              <a:ext uri="{BEBA8EAE-BF5A-486C-A8C5-ECC9F3942E4B}">
+                                <a14:imgProps xmlns:a14="http://schemas.microsoft.com/office/drawing/2010/main">
+                                  <a14:imgLayer r:embed="rId19">
+                                    <a14:imgEffect>
+                                      <a14:backgroundRemoval t="10000" b="90000" l="10000" r="90000">
+                                        <a14:backgroundMark x1="29792" y1="64297" x2="29792" y2="64297"/>
+                                        <a14:backgroundMark x1="46979" y1="48281" x2="46979" y2="48281"/>
+                                        <a14:backgroundMark x1="39271" y1="54297" x2="39271" y2="54297"/>
+                                        <a14:backgroundMark x1="60000" y1="47500" x2="60000" y2="47500"/>
+                                      </a14:backgroundRemoval>
+                                    </a14:imgEffect>
+                                  </a14:imgLayer>
+                                </a14:imgProps>
+                              </a:ext>
+                              <a:ext uri="{28A0092B-C50C-407E-A947-70E740481C1C}">
+                                <a14:useLocalDpi xmlns:a14="http://schemas.microsoft.com/office/drawing/2010/main" val="0"/>
+                              </a:ext>
+                            </a:extLst>
+                          </a:blip>
+                          <a:srcRect l="16196" t="37582" r="30707" b="23166"/>
+                          <a:stretch/>
+                        </pic:blipFill>
+                        <pic:spPr bwMode="auto">
+                          <a:xfrm>
+                            <a:off x="0" y="0"/>
+                            <a:ext cx="982523" cy="968414"/>
+                          </a:xfrm>
+                          <a:prstGeom prst="rect">
+                            <a:avLst/>
+                          </a:prstGeom>
+                          <a:ln>
+                            <a:noFill/>
+                          </a:ln>
+                          <a:extLst>
+                            <a:ext uri="{53640926-AAD7-44D8-BBD7-CCE9431645EC}">
+                              <a14:shadowObscured xmlns:a14="http://schemas.microsoft.com/office/drawing/2010/main"/>
+                            </a:ext>
+                          </a:extLst>
+                        </pic:spPr>
+                      </pic:pic>
+                    </a:graphicData>
+                  </a:graphic>
+                  <wp14:sizeRelH relativeFrom="page">
+                    <wp14:pctWidth>0</wp14:pctWidth>
+                  </wp14:sizeRelH>
+                  <wp14:sizeRelV relativeFrom="page">
+                    <wp14:pctHeight>0</wp14:pctHeight>
+                  </wp14:sizeRelV>
+                </wp:anchor>
+              </w:drawing>
+            </w:r>
+            <w:r>
+              <w:rPr>
+                <w:rFonts w:ascii="Times New Roman" w:hAnsi="Times New Roman" w:cs="Times New Roman"/>
+              </w:rPr>
+              <w:br/>
+              <w:t>___________________ /Сальникова Е.А./</w:t>
+            </w:r>
+          </w:p>
+          <w:p>
+            <w:pPr>
+              <w:tabs>
+                <w:tab w:val="left" w:pos="2160"/>
+              </w:tabs>
+              <w:jc w:val="center"/>
+              <w:rPr>
+                <w:rFonts w:cs="Times New Roman"/>
+                <w:b/>
+                <w:bCs/>
+                <w:sz w:val="24"/>
+                <w:szCs w:val="24"/>
+              </w:rPr>
+            </w:pPr>
+          </w:p>
+        </w:tc>
+        <w:tc>
+          <w:tcPr>
+            <w:tcW w:w="5240" w:type="dxa"/>
+          </w:tcPr>
+          <w:p>
+            <w:pPr>
+              <w:tabs>
+                <w:tab w:val="left" w:pos="2160"/>
+              </w:tabs>
+              <w:jc w:val="center"/>
+              <w:rPr>
+                <w:rFonts w:cs="Times New Roman"/>
+                <w:b/>
+                <w:bCs/>
+                <w:sz w:val="24"/>
+                <w:szCs w:val="24"/>
+              </w:rPr>
+            </w:pPr>
+            <w:r>
+              <w:rPr>
+                <w:rFonts w:cs="Times New Roman"/>
+                <w:sz w:val="24"/>
+                <w:szCs w:val="24"/>
+              </w:rPr>
+              <w:br/>
+              <w:t xml:space="preserve">_________________ / </w:t>
+            </w:r>
+            <w:r>
+              <w:rPr>
+                <w:rFonts w:cs="Times New Roman"/>
+                <w:sz w:val="24"/>
+                <w:szCs w:val="24"/>
+              </w:rPr>
+              <w:t>${Фамилия} ${I}.${O}.</w:t>
+            </w:r>
+          </w:p>
+        </w:tc>
+      </w:tr>
+    </w:tbl>
     <w:p>
       <w:pPr>
         <w:spacing w:after="0"/>
@@ -11367,315 +11242,13 @@
     </w:p>
     <w:p>
       <w:pPr>
-        <w:spacing w:after="0"/>
-        <w:rPr>
-          <w:sz w:val="24"/>
-          <w:szCs w:val="24"/>
-        </w:rPr>
-      </w:pPr>
-    </w:p>
-    <w:p>
-      <w:pPr>
-        <w:spacing w:after="0"/>
-        <w:rPr>
-          <w:sz w:val="24"/>
-          <w:szCs w:val="24"/>
-        </w:rPr>
-      </w:pPr>
-    </w:p>
-    <w:p>
-      <w:pPr>
-        <w:spacing w:after="0"/>
-        <w:rPr>
-          <w:sz w:val="24"/>
-          <w:szCs w:val="24"/>
-        </w:rPr>
-      </w:pPr>
-    </w:p>
-    <w:p>
-      <w:pPr>
-        <w:spacing w:after="0"/>
-        <w:rPr>
-          <w:sz w:val="24"/>
-          <w:szCs w:val="24"/>
-        </w:rPr>
-      </w:pPr>
-    </w:p>
-    <w:p>
-      <w:pPr>
-        <w:spacing w:after="0"/>
-        <w:rPr>
-          <w:sz w:val="24"/>
-          <w:szCs w:val="24"/>
-        </w:rPr>
-      </w:pPr>
-    </w:p>
-    <w:p>
-      <w:pPr>
-        <w:spacing w:after="0"/>
-        <w:rPr>
-          <w:sz w:val="24"/>
-          <w:szCs w:val="24"/>
-        </w:rPr>
-      </w:pPr>
-    </w:p>
-    <w:p>
-      <w:pPr>
-        <w:spacing w:after="0"/>
-        <w:rPr>
-          <w:sz w:val="24"/>
-          <w:szCs w:val="24"/>
-        </w:rPr>
-      </w:pPr>
-    </w:p>
-    <w:p>
-      <w:pPr>
-        <w:spacing w:after="0"/>
-        <w:rPr>
-          <w:sz w:val="24"/>
-          <w:szCs w:val="24"/>
-        </w:rPr>
-      </w:pPr>
-    </w:p>
-    <w:p>
-      <w:pPr>
-        <w:spacing w:after="0"/>
-        <w:rPr>
-          <w:sz w:val="24"/>
-          <w:szCs w:val="24"/>
-        </w:rPr>
-      </w:pPr>
-    </w:p>
-    <w:p>
-      <w:pPr>
-        <w:spacing w:after="0"/>
-        <w:rPr>
-          <w:sz w:val="24"/>
-          <w:szCs w:val="24"/>
-        </w:rPr>
-      </w:pPr>
-    </w:p>
-    <w:p>
-      <w:pPr>
-        <w:spacing w:after="0"/>
-        <w:rPr>
-          <w:sz w:val="24"/>
-          <w:szCs w:val="24"/>
-        </w:rPr>
-      </w:pPr>
-    </w:p>
-    <w:p>
-      <w:pPr>
-        <w:spacing w:after="0"/>
-        <w:rPr>
-          <w:sz w:val="24"/>
-          <w:szCs w:val="24"/>
-        </w:rPr>
-      </w:pPr>
-    </w:p>
-    <w:p>
-      <w:pPr>
-        <w:spacing w:after="0"/>
-        <w:rPr>
-          <w:sz w:val="24"/>
-          <w:szCs w:val="24"/>
-        </w:rPr>
-      </w:pPr>
-    </w:p>
-    <w:p>
-      <w:pPr>
-        <w:spacing w:after="0"/>
-        <w:rPr>
-          <w:sz w:val="24"/>
-          <w:szCs w:val="24"/>
-        </w:rPr>
-      </w:pPr>
-    </w:p>
-    <w:p>
-      <w:pPr>
-        <w:spacing w:after="0"/>
-        <w:rPr>
-          <w:sz w:val="24"/>
-          <w:szCs w:val="24"/>
-        </w:rPr>
-      </w:pPr>
-    </w:p>
-    <w:p>
-      <w:pPr>
-        <w:spacing w:after="0"/>
-        <w:rPr>
-          <w:sz w:val="24"/>
-          <w:szCs w:val="24"/>
-        </w:rPr>
-      </w:pPr>
-    </w:p>
-    <w:p>
-      <w:pPr>
-        <w:spacing w:after="0"/>
-        <w:rPr>
-          <w:sz w:val="24"/>
-          <w:szCs w:val="24"/>
-        </w:rPr>
-      </w:pPr>
-    </w:p>
-    <w:p>
-      <w:pPr>
-        <w:spacing w:after="0"/>
-        <w:rPr>
-          <w:sz w:val="24"/>
-          <w:szCs w:val="24"/>
-        </w:rPr>
-      </w:pPr>
-    </w:p>
-    <w:p>
-      <w:pPr>
-        <w:spacing w:after="0"/>
-        <w:rPr>
-          <w:sz w:val="24"/>
-          <w:szCs w:val="24"/>
-        </w:rPr>
-      </w:pPr>
-    </w:p>
-    <w:p>
-      <w:pPr>
-        <w:spacing w:after="0"/>
-        <w:rPr>
-          <w:sz w:val="24"/>
-          <w:szCs w:val="24"/>
-        </w:rPr>
-      </w:pPr>
-    </w:p>
-    <w:p>
-      <w:pPr>
-        <w:spacing w:after="0"/>
-        <w:rPr>
-          <w:sz w:val="24"/>
-          <w:szCs w:val="24"/>
-        </w:rPr>
-      </w:pPr>
-    </w:p>
-    <w:p>
-      <w:pPr>
-        <w:spacing w:after="0"/>
-        <w:rPr>
-          <w:sz w:val="24"/>
-          <w:szCs w:val="24"/>
-        </w:rPr>
-      </w:pPr>
-    </w:p>
-    <w:p>
-      <w:pPr>
-        <w:spacing w:after="0"/>
-        <w:rPr>
-          <w:sz w:val="24"/>
-          <w:szCs w:val="24"/>
-        </w:rPr>
-      </w:pPr>
-    </w:p>
-    <w:p>
-      <w:pPr>
-        <w:spacing w:after="0"/>
-        <w:rPr>
-          <w:sz w:val="24"/>
-          <w:szCs w:val="24"/>
-        </w:rPr>
-      </w:pPr>
-    </w:p>
-    <w:p>
-      <w:pPr>
-        <w:spacing w:after="0"/>
-        <w:rPr>
-          <w:sz w:val="24"/>
-          <w:szCs w:val="24"/>
-        </w:rPr>
-      </w:pPr>
-    </w:p>
-    <w:p>
-      <w:pPr>
-        <w:spacing w:after="0"/>
-        <w:rPr>
-          <w:sz w:val="24"/>
-          <w:szCs w:val="24"/>
-        </w:rPr>
-      </w:pPr>
-    </w:p>
-    <w:p>
-      <w:pPr>
-        <w:spacing w:after="0"/>
-        <w:rPr>
-          <w:sz w:val="24"/>
-          <w:szCs w:val="24"/>
-        </w:rPr>
-      </w:pPr>
-    </w:p>
-    <w:p>
-      <w:pPr>
-        <w:spacing w:after="0"/>
-        <w:rPr>
-          <w:sz w:val="24"/>
-          <w:szCs w:val="24"/>
-        </w:rPr>
-      </w:pPr>
-    </w:p>
-    <w:p>
-      <w:pPr>
-        <w:spacing w:after="0"/>
-        <w:rPr>
-          <w:sz w:val="24"/>
-          <w:szCs w:val="24"/>
-        </w:rPr>
-      </w:pPr>
-    </w:p>
-    <w:p>
-      <w:pPr>
-        <w:spacing w:after="0"/>
-        <w:rPr>
-          <w:sz w:val="24"/>
-          <w:szCs w:val="24"/>
-        </w:rPr>
-      </w:pPr>
-    </w:p>
-    <w:p>
-      <w:pPr>
-        <w:spacing w:after="0"/>
-        <w:rPr>
-          <w:sz w:val="24"/>
-          <w:szCs w:val="24"/>
-        </w:rPr>
-      </w:pPr>
-    </w:p>
-    <w:p>
-      <w:pPr>
-        <w:spacing w:after="0"/>
-        <w:rPr>
-          <w:sz w:val="24"/>
-          <w:szCs w:val="24"/>
-        </w:rPr>
-      </w:pPr>
-    </w:p>
-    <w:p>
-      <w:pPr>
         <w:widowControl w:val="0"/>
         <w:spacing w:before="120"/>
-        <w:ind w:left="108" w:hanging="108"/>
-        <w:jc w:val="center"/>
         <w:rPr>
           <w:sz w:val="36"/>
           <w:szCs w:val="36"/>
           <w:highlight w:val="white"/>
-        </w:rPr>
-      </w:pPr>
-    </w:p>
-    <w:p>
-      <w:pPr>
-        <w:widowControl w:val="0"/>
-        <w:spacing w:before="120"/>
-        <w:ind w:left="108" w:hanging="108"/>
-        <w:jc w:val="center"/>
-        <w:rPr>
-          <w:sz w:val="36"/>
-          <w:szCs w:val="36"/>
-          <w:highlight w:val="white"/>
+          <w:lang w:val="en-US"/>
         </w:rPr>
       </w:pPr>
     </w:p>
@@ -12925,7 +12498,7 @@
                             <a:extLst>
                               <a:ext uri="{BEBA8EAE-BF5A-486C-A8C5-ECC9F3942E4B}">
                                 <a14:imgProps xmlns:a14="http://schemas.microsoft.com/office/drawing/2010/main">
-                                  <a14:imgLayer r:embed="rId21">
+                                  <a14:imgLayer r:embed="rId20">
                                     <a14:imgEffect>
                                       <a14:backgroundRemoval t="10000" b="90000" l="10000" r="90000">
                                         <a14:backgroundMark x1="29792" y1="64297" x2="29792" y2="64297"/>

--- a/resources/templates/rental_contract_template.docx
+++ b/resources/templates/rental_contract_template.docx
@@ -11702,20 +11702,9 @@
               <w:rPr>
                 <w:sz w:val="24"/>
                 <w:szCs w:val="24"/>
-                <w:highlight w:val="white"/>
-              </w:rPr>
-              <w:t xml:space="preserve">60V 15 </w:t>
-            </w:r>
-            <w:proofErr w:type="spellStart"/>
-            <w:r>
-              <w:rPr>
-                <w:sz w:val="24"/>
-                <w:szCs w:val="24"/>
-                <w:highlight w:val="white"/>
-              </w:rPr>
-              <w:t>Ah</w:t>
-            </w:r>
-            <w:proofErr w:type="spellEnd"/>
+              </w:rPr>
+              <w:t>${Аккумулятор электровелосипеда}</w:t>
+            </w:r>
           </w:p>
         </w:tc>
       </w:tr>
